--- a/04_Manuscripts/Manuscript_slope_fracture_20260307_TO_saito0414.docx
+++ b/04_Manuscripts/Manuscript_slope_fracture_20260307_TO_saito0414.docx
@@ -31,13 +31,44 @@
         <w:pStyle w:val="a8"/>
       </w:pPr>
       <w:r>
-        <w:t>2026-02-19</w:t>
-      </w:r>
+        <w:t>2026-</w:t>
+      </w:r>
+      <w:ins w:id="0" w:author="治輝 齋藤" w:date="2026-04-14T12:10:00Z" w16du:dateUtc="2026-04-14T03:10:00Z">
+        <w:r>
+          <w:rPr>
+            <w:rFonts w:hint="eastAsia"/>
+            <w:lang w:eastAsia="ja-JP"/>
+          </w:rPr>
+          <w:t>04</w:t>
+        </w:r>
+      </w:ins>
+      <w:del w:id="1" w:author="治輝 齋藤" w:date="2026-04-14T12:10:00Z" w16du:dateUtc="2026-04-14T03:10:00Z">
+        <w:r>
+          <w:delText>02</w:delText>
+        </w:r>
+      </w:del>
+      <w:r>
+        <w:t>-</w:t>
+      </w:r>
+      <w:ins w:id="2" w:author="治輝 齋藤" w:date="2026-04-14T12:10:00Z" w16du:dateUtc="2026-04-14T03:10:00Z">
+        <w:r>
+          <w:rPr>
+            <w:rFonts w:hint="eastAsia"/>
+            <w:lang w:eastAsia="ja-JP"/>
+          </w:rPr>
+          <w:t>14</w:t>
+        </w:r>
+      </w:ins>
+      <w:del w:id="3" w:author="治輝 齋藤" w:date="2026-04-14T12:10:00Z" w16du:dateUtc="2026-04-14T03:10:00Z">
+        <w:r>
+          <w:delText>19</w:delText>
+        </w:r>
+      </w:del>
     </w:p>
     <w:p>
       <w:r>
         <w:pict w14:anchorId="7A00CCE9">
-          <v:rect id="_x0000_i1025" style="width:0;height:1.5pt" o:hralign="center" o:hrstd="t" o:hr="t"/>
+          <v:rect id="_x0000_i1026" style="width:0;height:1.5pt" o:hralign="center" o:hrstd="t" o:hr="t"/>
         </w:pict>
       </w:r>
     </w:p>
@@ -45,7 +76,7 @@
       <w:pPr>
         <w:pStyle w:val="1"/>
       </w:pPr>
-      <w:bookmarkStart w:id="0" w:name="abstract"/>
+      <w:bookmarkStart w:id="4" w:name="abstract"/>
       <w:r>
         <w:t>Abstract</w:t>
       </w:r>
@@ -54,7 +85,7 @@
       <w:pPr>
         <w:pStyle w:val="2"/>
       </w:pPr>
-      <w:bookmarkStart w:id="1" w:name="background"/>
+      <w:bookmarkStart w:id="5" w:name="background"/>
       <w:r>
         <w:t>Background</w:t>
       </w:r>
@@ -71,8 +102,8 @@
       <w:pPr>
         <w:pStyle w:val="2"/>
       </w:pPr>
-      <w:bookmarkStart w:id="2" w:name="objective"/>
-      <w:bookmarkEnd w:id="1"/>
+      <w:bookmarkStart w:id="6" w:name="objective"/>
+      <w:bookmarkEnd w:id="5"/>
       <w:r>
         <w:t>Objective</w:t>
       </w:r>
@@ -89,8 +120,8 @@
       <w:pPr>
         <w:pStyle w:val="2"/>
       </w:pPr>
-      <w:bookmarkStart w:id="3" w:name="methods"/>
-      <w:bookmarkEnd w:id="2"/>
+      <w:bookmarkStart w:id="7" w:name="methods"/>
+      <w:bookmarkEnd w:id="6"/>
       <w:r>
         <w:t>Methods</w:t>
       </w:r>
@@ -111,8 +142,8 @@
       <w:pPr>
         <w:pStyle w:val="2"/>
       </w:pPr>
-      <w:bookmarkStart w:id="4" w:name="results"/>
-      <w:bookmarkEnd w:id="3"/>
+      <w:bookmarkStart w:id="8" w:name="results"/>
+      <w:bookmarkEnd w:id="7"/>
       <w:r>
         <w:t>Results</w:t>
       </w:r>
@@ -159,8 +190,8 @@
       <w:pPr>
         <w:pStyle w:val="2"/>
       </w:pPr>
-      <w:bookmarkStart w:id="5" w:name="conclusions"/>
-      <w:bookmarkEnd w:id="4"/>
+      <w:bookmarkStart w:id="9" w:name="conclusions"/>
+      <w:bookmarkEnd w:id="8"/>
       <w:r>
         <w:t>Conclusions</w:t>
       </w:r>
@@ -191,7 +222,7 @@
     <w:p>
       <w:r>
         <w:pict w14:anchorId="0BC1EF66">
-          <v:rect id="_x0000_i1026" style="width:0;height:1.5pt" o:hralign="center" o:hrstd="t" o:hr="t"/>
+          <v:rect id="_x0000_i1027" style="width:0;height:1.5pt" o:hralign="center" o:hrstd="t" o:hr="t"/>
         </w:pict>
       </w:r>
     </w:p>
@@ -199,9 +230,9 @@
       <w:pPr>
         <w:pStyle w:val="1"/>
       </w:pPr>
-      <w:bookmarkStart w:id="6" w:name="introduction"/>
-      <w:bookmarkEnd w:id="0"/>
-      <w:bookmarkEnd w:id="5"/>
+      <w:bookmarkStart w:id="10" w:name="introduction"/>
+      <w:bookmarkEnd w:id="4"/>
+      <w:bookmarkEnd w:id="9"/>
       <w:r>
         <w:lastRenderedPageBreak/>
         <w:t>Introduction</w:t>
@@ -248,7 +279,7 @@
       <w:r>
         <w:t>Previous studies have demonstrated that environmental terrain features are associated with physical activity levels and walking speed in community-dwelling older adults.14)</w:t>
       </w:r>
-      <w:del w:id="7" w:author="治輝 齋藤" w:date="2026-04-13T13:42:00Z" w16du:dateUtc="2026-04-13T04:42:00Z">
+      <w:del w:id="11" w:author="治輝 齋藤" w:date="2026-04-13T13:42:00Z" w16du:dateUtc="2026-04-13T04:42:00Z">
         <w:r>
           <w:delText>, 15)</w:delText>
         </w:r>
@@ -256,7 +287,7 @@
       <w:r>
         <w:t xml:space="preserve"> Walking speed is itself a powerful predictor of fracture risk</w:t>
       </w:r>
-      <w:ins w:id="8" w:author="治輝 齋藤" w:date="2026-04-13T13:42:00Z" w16du:dateUtc="2026-04-13T04:42:00Z">
+      <w:ins w:id="12" w:author="治輝 齋藤" w:date="2026-04-13T13:42:00Z" w16du:dateUtc="2026-04-13T04:42:00Z">
         <w:r>
           <w:rPr>
             <w:rFonts w:hint="eastAsia"/>
@@ -265,7 +296,7 @@
           <w:t xml:space="preserve"> 15</w:t>
         </w:r>
       </w:ins>
-      <w:del w:id="9" w:author="治輝 齋藤" w:date="2026-04-13T13:42:00Z" w16du:dateUtc="2026-04-13T04:42:00Z">
+      <w:del w:id="13" w:author="治輝 齋藤" w:date="2026-04-13T13:42:00Z" w16du:dateUtc="2026-04-13T04:42:00Z">
         <w:r>
           <w:delText>16</w:delText>
         </w:r>
@@ -273,7 +304,7 @@
       <w:r>
         <w:t xml:space="preserve">), </w:t>
       </w:r>
-      <w:ins w:id="10" w:author="治輝 齋藤" w:date="2026-04-13T13:43:00Z" w16du:dateUtc="2026-04-13T04:43:00Z">
+      <w:ins w:id="14" w:author="治輝 齋藤" w:date="2026-04-13T13:43:00Z" w16du:dateUtc="2026-04-13T04:43:00Z">
         <w:r>
           <w:rPr>
             <w:rFonts w:hint="eastAsia"/>
@@ -282,7 +313,7 @@
           <w:t>16</w:t>
         </w:r>
       </w:ins>
-      <w:del w:id="11" w:author="治輝 齋藤" w:date="2026-04-13T13:43:00Z" w16du:dateUtc="2026-04-13T04:43:00Z">
+      <w:del w:id="15" w:author="治輝 齋藤" w:date="2026-04-13T13:43:00Z" w16du:dateUtc="2026-04-13T04:43:00Z">
         <w:r>
           <w:delText>17</w:delText>
         </w:r>
@@ -290,7 +321,7 @@
       <w:r>
         <w:t>) and has been designated the “sixth vital sign.”</w:t>
       </w:r>
-      <w:ins w:id="12" w:author="治輝 齋藤" w:date="2026-04-13T13:43:00Z" w16du:dateUtc="2026-04-13T04:43:00Z">
+      <w:ins w:id="16" w:author="治輝 齋藤" w:date="2026-04-13T13:43:00Z" w16du:dateUtc="2026-04-13T04:43:00Z">
         <w:r>
           <w:rPr>
             <w:rFonts w:hint="eastAsia"/>
@@ -299,7 +330,7 @@
           <w:t xml:space="preserve"> 17</w:t>
         </w:r>
       </w:ins>
-      <w:del w:id="13" w:author="治輝 齋藤" w:date="2026-04-13T13:43:00Z" w16du:dateUtc="2026-04-13T04:43:00Z">
+      <w:del w:id="17" w:author="治輝 齋藤" w:date="2026-04-13T13:43:00Z" w16du:dateUtc="2026-04-13T04:43:00Z">
         <w:r>
           <w:delText>18</w:delText>
         </w:r>
@@ -307,7 +338,7 @@
       <w:r>
         <w:t>) Older adults walking on complex outdoor terrain unconsciously adopt cautious gait strategies, reducing step length and cadence, which may lead to chronic deconditioning and increased frailty.</w:t>
       </w:r>
-      <w:ins w:id="14" w:author="治輝 齋藤" w:date="2026-04-13T13:43:00Z" w16du:dateUtc="2026-04-13T04:43:00Z">
+      <w:ins w:id="18" w:author="治輝 齋藤" w:date="2026-04-13T13:43:00Z" w16du:dateUtc="2026-04-13T04:43:00Z">
         <w:r>
           <w:rPr>
             <w:rFonts w:hint="eastAsia"/>
@@ -316,7 +347,7 @@
           <w:t xml:space="preserve"> 18</w:t>
         </w:r>
       </w:ins>
-      <w:del w:id="15" w:author="治輝 齋藤" w:date="2026-04-13T13:43:00Z" w16du:dateUtc="2026-04-13T04:43:00Z">
+      <w:del w:id="19" w:author="治輝 齋藤" w:date="2026-04-13T13:43:00Z" w16du:dateUtc="2026-04-13T04:43:00Z">
         <w:r>
           <w:delText>19</w:delText>
         </w:r>
@@ -324,7 +355,7 @@
       <w:r>
         <w:t xml:space="preserve">), </w:t>
       </w:r>
-      <w:ins w:id="16" w:author="治輝 齋藤" w:date="2026-04-13T13:43:00Z" w16du:dateUtc="2026-04-13T04:43:00Z">
+      <w:ins w:id="20" w:author="治輝 齋藤" w:date="2026-04-13T13:43:00Z" w16du:dateUtc="2026-04-13T04:43:00Z">
         <w:r>
           <w:rPr>
             <w:rFonts w:hint="eastAsia"/>
@@ -333,7 +364,7 @@
           <w:t>19</w:t>
         </w:r>
       </w:ins>
-      <w:del w:id="17" w:author="治輝 齋藤" w:date="2026-04-13T13:43:00Z" w16du:dateUtc="2026-04-13T04:43:00Z">
+      <w:del w:id="21" w:author="治輝 齋藤" w:date="2026-04-13T13:43:00Z" w16du:dateUtc="2026-04-13T04:43:00Z">
         <w:r>
           <w:delText>20</w:delText>
         </w:r>
@@ -350,7 +381,7 @@
         <w:lastRenderedPageBreak/>
         <w:t>Despite these theoretical considerations, no nationwide study has examined the association between prefectural-level terrain slope and fracture surgery rates using population-based administrative data. International ecological studies from Norway (NOREPOS) and China (CHARLS) have demonstrated significant associations between high elevation, complex terrain, and elevated hip fracture risk,</w:t>
       </w:r>
-      <w:ins w:id="18" w:author="治輝 齋藤" w:date="2026-04-13T13:43:00Z" w16du:dateUtc="2026-04-13T04:43:00Z">
+      <w:ins w:id="22" w:author="治輝 齋藤" w:date="2026-04-13T13:43:00Z" w16du:dateUtc="2026-04-13T04:43:00Z">
         <w:r>
           <w:rPr>
             <w:rFonts w:hint="eastAsia"/>
@@ -362,7 +393,7 @@
       <w:r>
         <w:t>21)</w:t>
       </w:r>
-      <w:del w:id="19" w:author="治輝 齋藤" w:date="2026-04-13T13:43:00Z" w16du:dateUtc="2026-04-13T04:43:00Z">
+      <w:del w:id="23" w:author="治輝 齋藤" w:date="2026-04-13T13:43:00Z" w16du:dateUtc="2026-04-13T04:43:00Z">
         <w:r>
           <w:delText>, 22), 23)</w:delText>
         </w:r>
@@ -382,7 +413,7 @@
     <w:p>
       <w:r>
         <w:pict w14:anchorId="2A09CD22">
-          <v:rect id="_x0000_i1027" style="width:0;height:1.5pt" o:hralign="center" o:hrstd="t" o:hr="t"/>
+          <v:rect id="_x0000_i1028" style="width:0;height:1.5pt" o:hralign="center" o:hrstd="t" o:hr="t"/>
         </w:pict>
       </w:r>
     </w:p>
@@ -390,8 +421,8 @@
       <w:pPr>
         <w:pStyle w:val="1"/>
       </w:pPr>
-      <w:bookmarkStart w:id="20" w:name="methods-1"/>
-      <w:bookmarkEnd w:id="6"/>
+      <w:bookmarkStart w:id="24" w:name="methods-1"/>
+      <w:bookmarkEnd w:id="10"/>
       <w:r>
         <w:t>Methods</w:t>
       </w:r>
@@ -400,7 +431,7 @@
       <w:pPr>
         <w:pStyle w:val="2"/>
       </w:pPr>
-      <w:bookmarkStart w:id="21" w:name="study-design"/>
+      <w:bookmarkStart w:id="25" w:name="study-design"/>
       <w:r>
         <w:t>1. Study Design</w:t>
       </w:r>
@@ -417,8 +448,8 @@
       <w:pPr>
         <w:pStyle w:val="2"/>
       </w:pPr>
-      <w:bookmarkStart w:id="22" w:name="outcome-fracture-surgery-rates"/>
-      <w:bookmarkEnd w:id="21"/>
+      <w:bookmarkStart w:id="26" w:name="outcome-fracture-surgery-rates"/>
+      <w:bookmarkEnd w:id="25"/>
       <w:r>
         <w:t>2. Outcome: Fracture Surgery Rates</w:t>
       </w:r>
@@ -435,8 +466,8 @@
       <w:pPr>
         <w:pStyle w:val="2"/>
       </w:pPr>
-      <w:bookmarkStart w:id="23" w:name="exposure-terrain-slope"/>
-      <w:bookmarkEnd w:id="22"/>
+      <w:bookmarkStart w:id="27" w:name="exposure-terrain-slope"/>
+      <w:bookmarkEnd w:id="26"/>
       <w:r>
         <w:t>3. Exposure: Terrain Slope</w:t>
       </w:r>
@@ -457,8 +488,8 @@
       <w:pPr>
         <w:pStyle w:val="2"/>
       </w:pPr>
-      <w:bookmarkStart w:id="24" w:name="covariate-walking-speed"/>
-      <w:bookmarkEnd w:id="23"/>
+      <w:bookmarkStart w:id="28" w:name="covariate-walking-speed"/>
+      <w:bookmarkEnd w:id="27"/>
       <w:r>
         <w:t>4. Covariate: Walking Speed</w:t>
       </w:r>
@@ -475,8 +506,8 @@
       <w:pPr>
         <w:pStyle w:val="2"/>
       </w:pPr>
-      <w:bookmarkStart w:id="25" w:name="additional-covariates"/>
-      <w:bookmarkEnd w:id="24"/>
+      <w:bookmarkStart w:id="29" w:name="additional-covariates"/>
+      <w:bookmarkEnd w:id="28"/>
       <w:r>
         <w:t>5. Additional Covariates</w:t>
       </w:r>
@@ -493,8 +524,8 @@
       <w:pPr>
         <w:pStyle w:val="2"/>
       </w:pPr>
-      <w:bookmarkStart w:id="26" w:name="statistical-analysis"/>
-      <w:bookmarkEnd w:id="25"/>
+      <w:bookmarkStart w:id="30" w:name="statistical-analysis"/>
+      <w:bookmarkEnd w:id="29"/>
       <w:r>
         <w:t>6. Statistical Analysis</w:t>
       </w:r>
@@ -506,12 +537,12 @@
       <w:r>
         <w:t xml:space="preserve">We first examined the distribution of all variables using descriptive statistics (mean, SD, </w:t>
       </w:r>
-      <w:ins w:id="27" w:author="治輝 齋藤" w:date="2026-04-13T13:45:00Z" w16du:dateUtc="2026-04-13T04:45:00Z">
+      <w:ins w:id="31" w:author="治輝 齋藤" w:date="2026-04-13T13:45:00Z" w16du:dateUtc="2026-04-13T04:45:00Z">
         <w:r>
           <w:t>minimum, and maximum</w:t>
         </w:r>
       </w:ins>
-      <w:del w:id="28" w:author="治輝 齋藤" w:date="2026-04-13T13:45:00Z" w16du:dateUtc="2026-04-13T04:45:00Z">
+      <w:del w:id="32" w:author="治輝 齋藤" w:date="2026-04-13T13:45:00Z" w16du:dateUtc="2026-04-13T04:45:00Z">
         <w:r>
           <w:delText>median, range</w:delText>
         </w:r>
@@ -578,7 +609,7 @@
       <w:r>
         <w:t xml:space="preserve"> &lt; 0.05 (two-sided). All analyses were performed using Python (version 3.</w:t>
       </w:r>
-      <w:ins w:id="29" w:author="治輝 齋藤" w:date="2026-04-14T11:30:00Z" w16du:dateUtc="2026-04-14T02:30:00Z">
+      <w:ins w:id="33" w:author="治輝 齋藤" w:date="2026-04-14T11:30:00Z" w16du:dateUtc="2026-04-14T02:30:00Z">
         <w:r>
           <w:rPr>
             <w:rFonts w:hint="eastAsia"/>
@@ -587,7 +618,7 @@
           <w:t>14</w:t>
         </w:r>
       </w:ins>
-      <w:del w:id="30" w:author="治輝 齋藤" w:date="2026-04-14T11:30:00Z" w16du:dateUtc="2026-04-14T02:30:00Z">
+      <w:del w:id="34" w:author="治輝 齋藤" w:date="2026-04-14T11:30:00Z" w16du:dateUtc="2026-04-14T02:30:00Z">
         <w:r>
           <w:delText>11</w:delText>
         </w:r>
@@ -595,12 +626,10 @@
       <w:r>
         <w:t xml:space="preserve">) with the </w:t>
       </w:r>
-      <w:proofErr w:type="spellStart"/>
-      <w:ins w:id="31" w:author="治輝 齋藤" w:date="2026-04-14T11:35:00Z" w16du:dateUtc="2026-04-14T02:35:00Z">
+      <w:ins w:id="35" w:author="治輝 齋藤" w:date="2026-04-14T11:35:00Z" w16du:dateUtc="2026-04-14T02:35:00Z">
         <w:r>
           <w:t>statsmodels</w:t>
         </w:r>
-        <w:proofErr w:type="spellEnd"/>
         <w:r>
           <w:rPr>
             <w:rFonts w:hint="eastAsia"/>
@@ -609,7 +638,7 @@
           <w:t xml:space="preserve"> </w:t>
         </w:r>
       </w:ins>
-      <w:del w:id="32" w:author="治輝 齋藤" w:date="2026-04-14T11:35:00Z" w16du:dateUtc="2026-04-14T02:35:00Z">
+      <w:del w:id="36" w:author="治輝 齋藤" w:date="2026-04-14T11:35:00Z" w16du:dateUtc="2026-04-14T02:35:00Z">
         <w:r>
           <w:rPr>
             <w:rStyle w:val="VerbatimChar"/>
@@ -623,7 +652,7 @@
       <w:r>
         <w:t>library (version 0.14</w:t>
       </w:r>
-      <w:ins w:id="33" w:author="治輝 齋藤" w:date="2026-04-14T11:33:00Z" w16du:dateUtc="2026-04-14T02:33:00Z">
+      <w:ins w:id="37" w:author="治輝 齋藤" w:date="2026-04-14T11:33:00Z" w16du:dateUtc="2026-04-14T02:33:00Z">
         <w:r>
           <w:rPr>
             <w:rFonts w:hint="eastAsia"/>
@@ -635,20 +664,12 @@
       <w:r>
         <w:t>).</w:t>
       </w:r>
-      <w:ins w:id="34" w:author="治輝 齋藤" w:date="2026-04-14T11:34:00Z" w16du:dateUtc="2026-04-14T02:34:00Z">
-        <w:r>
-          <w:t xml:space="preserve"> Linear regression models were estimated by ordinary least squares (OLS) using the </w:t>
-        </w:r>
-        <w:proofErr w:type="spellStart"/>
-        <w:r>
-          <w:t>statsmodels</w:t>
-        </w:r>
-        <w:proofErr w:type="spellEnd"/>
-        <w:r>
-          <w:t xml:space="preserve"> formula interface</w:t>
+      <w:ins w:id="38" w:author="治輝 齋藤" w:date="2026-04-14T11:34:00Z" w16du:dateUtc="2026-04-14T02:34:00Z">
+        <w:r>
+          <w:t xml:space="preserve"> Linear regression models were estimated by ordinary least squares (OLS) using the statsmodels formula interface</w:t>
         </w:r>
       </w:ins>
-      <w:ins w:id="35" w:author="治輝 齋藤" w:date="2026-04-14T11:35:00Z" w16du:dateUtc="2026-04-14T02:35:00Z">
+      <w:ins w:id="39" w:author="治輝 齋藤" w:date="2026-04-14T11:35:00Z" w16du:dateUtc="2026-04-14T02:35:00Z">
         <w:r>
           <w:rPr>
             <w:rFonts w:hint="eastAsia"/>
@@ -670,7 +691,7 @@
       <w:r>
         <w:lastRenderedPageBreak/>
         <w:pict w14:anchorId="550F6A37">
-          <v:rect id="_x0000_i1028" style="width:0;height:1.5pt" o:hralign="center" o:hrstd="t" o:hr="t"/>
+          <v:rect id="_x0000_i1029" style="width:0;height:1.5pt" o:hralign="center" o:hrstd="t" o:hr="t"/>
         </w:pict>
       </w:r>
     </w:p>
@@ -678,9 +699,9 @@
       <w:pPr>
         <w:pStyle w:val="1"/>
       </w:pPr>
-      <w:bookmarkStart w:id="36" w:name="results-1"/>
-      <w:bookmarkEnd w:id="20"/>
-      <w:bookmarkEnd w:id="26"/>
+      <w:bookmarkStart w:id="40" w:name="results-1"/>
+      <w:bookmarkEnd w:id="24"/>
+      <w:bookmarkEnd w:id="30"/>
       <w:r>
         <w:t>Results</w:t>
       </w:r>
@@ -689,7 +710,7 @@
       <w:pPr>
         <w:pStyle w:val="2"/>
       </w:pPr>
-      <w:bookmarkStart w:id="37" w:name="descriptive-statistics"/>
+      <w:bookmarkStart w:id="41" w:name="descriptive-statistics"/>
       <w:r>
         <w:t>1. Descriptive Statistics</w:t>
       </w:r>
@@ -706,8 +727,8 @@
       <w:pPr>
         <w:pStyle w:val="2"/>
       </w:pPr>
-      <w:bookmarkStart w:id="38" w:name="correlation-analysis"/>
-      <w:bookmarkEnd w:id="37"/>
+      <w:bookmarkStart w:id="42" w:name="correlation-analysis"/>
+      <w:bookmarkEnd w:id="41"/>
       <w:r>
         <w:t>2. Correlation Analysis</w:t>
       </w:r>
@@ -754,8 +775,8 @@
       <w:pPr>
         <w:pStyle w:val="2"/>
       </w:pPr>
-      <w:bookmarkStart w:id="39" w:name="regression-analysis-hip-fracture"/>
-      <w:bookmarkEnd w:id="38"/>
+      <w:bookmarkStart w:id="43" w:name="regression-analysis-hip-fracture"/>
+      <w:bookmarkEnd w:id="42"/>
       <w:r>
         <w:t>3. Regression Analysis: Hip Fracture</w:t>
       </w:r>
@@ -822,8 +843,8 @@
       <w:pPr>
         <w:pStyle w:val="2"/>
       </w:pPr>
-      <w:bookmarkStart w:id="40" w:name="X19b7a829deade195ab8e30bfbfddb97c9ee92ae"/>
-      <w:bookmarkEnd w:id="39"/>
+      <w:bookmarkStart w:id="44" w:name="X19b7a829deade195ab8e30bfbfddb97c9ee92ae"/>
+      <w:bookmarkEnd w:id="43"/>
       <w:r>
         <w:t>4. Regression Analysis: Total, Humerus, and Forearm Fractures</w:t>
       </w:r>
@@ -893,7 +914,7 @@
     <w:p>
       <w:r>
         <w:pict w14:anchorId="4B6AAA27">
-          <v:rect id="_x0000_i1029" style="width:0;height:1.5pt" o:hralign="center" o:hrstd="t" o:hr="t"/>
+          <v:rect id="_x0000_i1030" style="width:0;height:1.5pt" o:hralign="center" o:hrstd="t" o:hr="t"/>
         </w:pict>
       </w:r>
     </w:p>
@@ -901,9 +922,9 @@
       <w:pPr>
         <w:pStyle w:val="1"/>
       </w:pPr>
-      <w:bookmarkStart w:id="41" w:name="discussion"/>
-      <w:bookmarkEnd w:id="36"/>
+      <w:bookmarkStart w:id="45" w:name="discussion"/>
       <w:bookmarkEnd w:id="40"/>
+      <w:bookmarkEnd w:id="44"/>
       <w:r>
         <w:t>Discussion</w:t>
       </w:r>
@@ -912,7 +933,7 @@
       <w:pPr>
         <w:pStyle w:val="2"/>
       </w:pPr>
-      <w:bookmarkStart w:id="42" w:name="main-findings"/>
+      <w:bookmarkStart w:id="46" w:name="main-findings"/>
       <w:r>
         <w:t>1. Main Findings</w:t>
       </w:r>
@@ -921,8 +942,8 @@
       <w:pPr>
         <w:pStyle w:val="FirstParagraph"/>
       </w:pPr>
-      <w:commentRangeStart w:id="43"/>
-      <w:commentRangeStart w:id="44"/>
+      <w:commentRangeStart w:id="47"/>
+      <w:commentRangeStart w:id="48"/>
       <w:r>
         <w:t xml:space="preserve">This ecological study demonstrated that prefectural-level terrain slope was independently associated with hip fracture surgery rates across Japan after adjustment for aging rate, walking speed, and population density (β = 3.49 per one-degree increase, </w:t>
       </w:r>
@@ -936,21 +957,21 @@
       <w:r>
         <w:t xml:space="preserve"> = 0.043). Each additional degree of slope was associated with approximately 3.5 additional hip fracture surgeries per 100,000 population. This association was specific to hip fractures and was not observed for humerus or forearm fractures.</w:t>
       </w:r>
-      <w:commentRangeEnd w:id="43"/>
+      <w:commentRangeEnd w:id="47"/>
       <w:r>
         <w:rPr>
           <w:rStyle w:val="af2"/>
         </w:rPr>
-        <w:commentReference w:id="43"/>
-      </w:r>
-      <w:commentRangeEnd w:id="44"/>
+        <w:commentReference w:id="47"/>
+      </w:r>
+      <w:commentRangeEnd w:id="48"/>
       <w:r>
         <w:rPr>
           <w:rStyle w:val="af2"/>
         </w:rPr>
-        <w:commentReference w:id="44"/>
-      </w:r>
-      <w:ins w:id="45" w:author="治輝 齋藤" w:date="2026-04-13T13:45:00Z" w16du:dateUtc="2026-04-13T04:45:00Z">
+        <w:commentReference w:id="48"/>
+      </w:r>
+      <w:ins w:id="49" w:author="治輝 齋藤" w:date="2026-04-13T13:45:00Z" w16du:dateUtc="2026-04-13T04:45:00Z">
         <w:r>
           <w:t xml:space="preserve"> Together, these findings suggest that, at the population level, steeper habitable terrain tracks hip-specific surgical burden beyond compositional aging and self-reported walking pace, consistent with outdoor environments amplifying lateral-fall mechanisms rather than raising fracture risk indiscriminately across skeletal sites.</w:t>
         </w:r>
@@ -960,8 +981,8 @@
       <w:pPr>
         <w:pStyle w:val="2"/>
       </w:pPr>
-      <w:bookmarkStart w:id="46" w:name="biological-plausibility"/>
-      <w:bookmarkEnd w:id="42"/>
+      <w:bookmarkStart w:id="50" w:name="biological-plausibility"/>
+      <w:bookmarkEnd w:id="46"/>
       <w:r>
         <w:t>2. Biological Plausibility</w:t>
       </w:r>
@@ -973,7 +994,7 @@
       <w:r>
         <w:t>The specificity of the slope–fracture association to the hip is biologically plausible and supported by extensive biomechanical evidence. Hip fractures typically result from lateral (sideways) falls,</w:t>
       </w:r>
-      <w:ins w:id="47" w:author="治輝 齋藤" w:date="2026-04-13T13:46:00Z" w16du:dateUtc="2026-04-13T04:46:00Z">
+      <w:ins w:id="51" w:author="治輝 齋藤" w:date="2026-04-13T13:46:00Z" w16du:dateUtc="2026-04-13T04:46:00Z">
         <w:r>
           <w:rPr>
             <w:rFonts w:hint="eastAsia"/>
@@ -982,7 +1003,7 @@
           <w:t xml:space="preserve"> 22</w:t>
         </w:r>
       </w:ins>
-      <w:del w:id="48" w:author="治輝 齋藤" w:date="2026-04-13T13:46:00Z" w16du:dateUtc="2026-04-13T04:46:00Z">
+      <w:del w:id="52" w:author="治輝 齋藤" w:date="2026-04-13T13:46:00Z" w16du:dateUtc="2026-04-13T04:46:00Z">
         <w:r>
           <w:delText>24</w:delText>
         </w:r>
@@ -990,7 +1011,7 @@
       <w:r>
         <w:t xml:space="preserve">), </w:t>
       </w:r>
-      <w:ins w:id="49" w:author="治輝 齋藤" w:date="2026-04-13T13:46:00Z" w16du:dateUtc="2026-04-13T04:46:00Z">
+      <w:ins w:id="53" w:author="治輝 齋藤" w:date="2026-04-13T13:46:00Z" w16du:dateUtc="2026-04-13T04:46:00Z">
         <w:r>
           <w:rPr>
             <w:rFonts w:hint="eastAsia"/>
@@ -999,7 +1020,7 @@
           <w:t>23</w:t>
         </w:r>
       </w:ins>
-      <w:del w:id="50" w:author="治輝 齋藤" w:date="2026-04-13T13:46:00Z" w16du:dateUtc="2026-04-13T04:46:00Z">
+      <w:del w:id="54" w:author="治輝 齋藤" w:date="2026-04-13T13:46:00Z" w16du:dateUtc="2026-04-13T04:46:00Z">
         <w:r>
           <w:delText>25</w:delText>
         </w:r>
@@ -1007,7 +1028,7 @@
       <w:r>
         <w:t>) which are the predominant fall mechanism on inclined surfaces. Real-world video-capture studies of falls in long-term care facilities have demonstrated that lateral landing configuration increases hip fracture risk by 5.5 to 6-fold compared to forward or backward falls, and direct impact to the greater trochanter elevates fracture risk by up to 30-fold.</w:t>
       </w:r>
-      <w:ins w:id="51" w:author="治輝 齋藤" w:date="2026-04-13T13:47:00Z" w16du:dateUtc="2026-04-13T04:47:00Z">
+      <w:ins w:id="55" w:author="治輝 齋藤" w:date="2026-04-13T13:47:00Z" w16du:dateUtc="2026-04-13T04:47:00Z">
         <w:r>
           <w:rPr>
             <w:rFonts w:hint="eastAsia"/>
@@ -1016,7 +1037,7 @@
           <w:t xml:space="preserve"> 23</w:t>
         </w:r>
       </w:ins>
-      <w:del w:id="52" w:author="治輝 齋藤" w:date="2026-04-13T13:47:00Z" w16du:dateUtc="2026-04-13T04:47:00Z">
+      <w:del w:id="56" w:author="治輝 齋藤" w:date="2026-04-13T13:47:00Z" w16du:dateUtc="2026-04-13T04:47:00Z">
         <w:r>
           <w:delText>25</w:delText>
         </w:r>
@@ -1024,7 +1045,7 @@
       <w:r>
         <w:t xml:space="preserve">), </w:t>
       </w:r>
-      <w:ins w:id="53" w:author="治輝 齋藤" w:date="2026-04-13T13:47:00Z" w16du:dateUtc="2026-04-13T04:47:00Z">
+      <w:ins w:id="57" w:author="治輝 齋藤" w:date="2026-04-13T13:47:00Z" w16du:dateUtc="2026-04-13T04:47:00Z">
         <w:r>
           <w:rPr>
             <w:rFonts w:hint="eastAsia"/>
@@ -1033,7 +1054,7 @@
           <w:t>24</w:t>
         </w:r>
       </w:ins>
-      <w:del w:id="54" w:author="治輝 齋藤" w:date="2026-04-13T13:47:00Z" w16du:dateUtc="2026-04-13T04:47:00Z">
+      <w:del w:id="58" w:author="治輝 齋藤" w:date="2026-04-13T13:47:00Z" w16du:dateUtc="2026-04-13T04:47:00Z">
         <w:r>
           <w:delText>26</w:delText>
         </w:r>
@@ -1041,7 +1062,7 @@
       <w:r>
         <w:t>) The impact forces generated during lateral falls typically reach 2,000 to 4,000 N, exceeding the physiological tolerance of osteoporotic femoral necks.</w:t>
       </w:r>
-      <w:ins w:id="55" w:author="治輝 齋藤" w:date="2026-04-13T13:47:00Z" w16du:dateUtc="2026-04-13T04:47:00Z">
+      <w:ins w:id="59" w:author="治輝 齋藤" w:date="2026-04-13T13:47:00Z" w16du:dateUtc="2026-04-13T04:47:00Z">
         <w:r>
           <w:rPr>
             <w:rFonts w:hint="eastAsia"/>
@@ -1050,7 +1071,7 @@
           <w:t xml:space="preserve"> 25</w:t>
         </w:r>
       </w:ins>
-      <w:del w:id="56" w:author="治輝 齋藤" w:date="2026-04-13T13:47:00Z" w16du:dateUtc="2026-04-13T04:47:00Z">
+      <w:del w:id="60" w:author="治輝 齋藤" w:date="2026-04-13T13:47:00Z" w16du:dateUtc="2026-04-13T04:47:00Z">
         <w:r>
           <w:delText>27</w:delText>
         </w:r>
@@ -1058,7 +1079,7 @@
       <w:r>
         <w:t>) Finite element method (FEM) simulations have further confirmed that posterolateral and lateral impacts generate maximum tensile and compressive stresses at the superior and inferior aspects of the femoral neck, maximizing fracture vulnerability.</w:t>
       </w:r>
-      <w:ins w:id="57" w:author="治輝 齋藤" w:date="2026-04-13T13:47:00Z" w16du:dateUtc="2026-04-13T04:47:00Z">
+      <w:ins w:id="61" w:author="治輝 齋藤" w:date="2026-04-13T13:47:00Z" w16du:dateUtc="2026-04-13T04:47:00Z">
         <w:r>
           <w:rPr>
             <w:rFonts w:hint="eastAsia"/>
@@ -1067,7 +1088,7 @@
           <w:t xml:space="preserve"> 26</w:t>
         </w:r>
       </w:ins>
-      <w:del w:id="58" w:author="治輝 齋藤" w:date="2026-04-13T13:47:00Z" w16du:dateUtc="2026-04-13T04:47:00Z">
+      <w:del w:id="62" w:author="治輝 齋藤" w:date="2026-04-13T13:47:00Z" w16du:dateUtc="2026-04-13T04:47:00Z">
         <w:r>
           <w:delText>28</w:delText>
         </w:r>
@@ -1075,7 +1096,7 @@
       <w:r>
         <w:t>)</w:t>
       </w:r>
-      <w:del w:id="59" w:author="治輝 齋藤" w:date="2026-04-13T13:47:00Z" w16du:dateUtc="2026-04-13T04:47:00Z">
+      <w:del w:id="63" w:author="治輝 齋藤" w:date="2026-04-13T13:47:00Z" w16du:dateUtc="2026-04-13T04:47:00Z">
         <w:r>
           <w:delText>, 29)</w:delText>
         </w:r>
@@ -1088,7 +1109,7 @@
       <w:r>
         <w:t>When walking downhill or across a slope, the body’s center of mass (CoM) shifts laterally, and the control of lateral stability becomes increasingly difficult.</w:t>
       </w:r>
-      <w:ins w:id="60" w:author="治輝 齋藤" w:date="2026-04-13T13:47:00Z" w16du:dateUtc="2026-04-13T04:47:00Z">
+      <w:ins w:id="64" w:author="治輝 齋藤" w:date="2026-04-13T13:47:00Z" w16du:dateUtc="2026-04-13T04:47:00Z">
         <w:r>
           <w:rPr>
             <w:rFonts w:hint="eastAsia"/>
@@ -1097,7 +1118,7 @@
           <w:t xml:space="preserve"> 27</w:t>
         </w:r>
       </w:ins>
-      <w:del w:id="61" w:author="治輝 齋藤" w:date="2026-04-13T13:47:00Z" w16du:dateUtc="2026-04-13T04:47:00Z">
+      <w:del w:id="65" w:author="治輝 齋藤" w:date="2026-04-13T13:47:00Z" w16du:dateUtc="2026-04-13T04:47:00Z">
         <w:r>
           <w:delText>30</w:delText>
         </w:r>
@@ -1105,7 +1126,7 @@
       <w:r>
         <w:t xml:space="preserve">), </w:t>
       </w:r>
-      <w:ins w:id="62" w:author="治輝 齋藤" w:date="2026-04-13T13:47:00Z" w16du:dateUtc="2026-04-13T04:47:00Z">
+      <w:ins w:id="66" w:author="治輝 齋藤" w:date="2026-04-13T13:47:00Z" w16du:dateUtc="2026-04-13T04:47:00Z">
         <w:r>
           <w:rPr>
             <w:rFonts w:hint="eastAsia"/>
@@ -1114,7 +1135,7 @@
           <w:t>28</w:t>
         </w:r>
       </w:ins>
-      <w:del w:id="63" w:author="治輝 齋藤" w:date="2026-04-13T13:47:00Z" w16du:dateUtc="2026-04-13T04:47:00Z">
+      <w:del w:id="67" w:author="治輝 齋藤" w:date="2026-04-13T13:47:00Z" w16du:dateUtc="2026-04-13T04:47:00Z">
         <w:r>
           <w:delText>31</w:delText>
         </w:r>
@@ -1126,7 +1147,7 @@
         <w:lastRenderedPageBreak/>
         <w:t>step-by-step adjustments of step width and foot placement.</w:t>
       </w:r>
-      <w:ins w:id="64" w:author="治輝 齋藤" w:date="2026-04-13T13:47:00Z" w16du:dateUtc="2026-04-13T04:47:00Z">
+      <w:ins w:id="68" w:author="治輝 齋藤" w:date="2026-04-13T13:47:00Z" w16du:dateUtc="2026-04-13T04:47:00Z">
         <w:r>
           <w:rPr>
             <w:rFonts w:hint="eastAsia"/>
@@ -1135,7 +1156,7 @@
           <w:t xml:space="preserve"> </w:t>
         </w:r>
       </w:ins>
-      <w:ins w:id="65" w:author="治輝 齋藤" w:date="2026-04-13T13:48:00Z" w16du:dateUtc="2026-04-13T04:48:00Z">
+      <w:ins w:id="69" w:author="治輝 齋藤" w:date="2026-04-13T13:48:00Z" w16du:dateUtc="2026-04-13T04:48:00Z">
         <w:r>
           <w:rPr>
             <w:rFonts w:hint="eastAsia"/>
@@ -1144,7 +1165,7 @@
           <w:t>29</w:t>
         </w:r>
       </w:ins>
-      <w:del w:id="66" w:author="治輝 齋藤" w:date="2026-04-13T13:48:00Z" w16du:dateUtc="2026-04-13T04:48:00Z">
+      <w:del w:id="70" w:author="治輝 齋藤" w:date="2026-04-13T13:48:00Z" w16du:dateUtc="2026-04-13T04:48:00Z">
         <w:r>
           <w:delText>32</w:delText>
         </w:r>
@@ -1152,7 +1173,7 @@
       <w:r>
         <w:t>) For older adults with age-related declines in hip abductor strength and ankle dorsiflexion, the margin of stability (MoS) during inclined walking is dramatically reduced.</w:t>
       </w:r>
-      <w:ins w:id="67" w:author="治輝 齋藤" w:date="2026-04-13T13:48:00Z" w16du:dateUtc="2026-04-13T04:48:00Z">
+      <w:ins w:id="71" w:author="治輝 齋藤" w:date="2026-04-13T13:48:00Z" w16du:dateUtc="2026-04-13T04:48:00Z">
         <w:r>
           <w:rPr>
             <w:rFonts w:hint="eastAsia"/>
@@ -1164,7 +1185,7 @@
       <w:r>
         <w:t>11), 13) Slips or minor perturbations that could be corrected via cross-over steps on flat surfaces become unarrested lateral falls on slopes due to delayed postural reflexes and environmental constraints.</w:t>
       </w:r>
-      <w:ins w:id="68" w:author="治輝 齋藤" w:date="2026-04-13T13:48:00Z" w16du:dateUtc="2026-04-13T04:48:00Z">
+      <w:ins w:id="72" w:author="治輝 齋藤" w:date="2026-04-13T13:48:00Z" w16du:dateUtc="2026-04-13T04:48:00Z">
         <w:r>
           <w:rPr>
             <w:rFonts w:hint="eastAsia"/>
@@ -1176,7 +1197,7 @@
       <w:r>
         <w:t xml:space="preserve">12), </w:t>
       </w:r>
-      <w:ins w:id="69" w:author="治輝 齋藤" w:date="2026-04-13T13:48:00Z" w16du:dateUtc="2026-04-13T04:48:00Z">
+      <w:ins w:id="73" w:author="治輝 齋藤" w:date="2026-04-13T13:48:00Z" w16du:dateUtc="2026-04-13T04:48:00Z">
         <w:r>
           <w:rPr>
             <w:rFonts w:hint="eastAsia"/>
@@ -1185,7 +1206,7 @@
           <w:t>28</w:t>
         </w:r>
       </w:ins>
-      <w:del w:id="70" w:author="治輝 齋藤" w:date="2026-04-13T13:48:00Z" w16du:dateUtc="2026-04-13T04:48:00Z">
+      <w:del w:id="74" w:author="治輝 齋藤" w:date="2026-04-13T13:48:00Z" w16du:dateUtc="2026-04-13T04:48:00Z">
         <w:r>
           <w:delText>31</w:delText>
         </w:r>
@@ -1201,7 +1222,7 @@
       <w:r>
         <w:t>In contrast, wrist (forearm) fractures are more commonly caused by protective extension reflexes during forward falls on flat surfaces.</w:t>
       </w:r>
-      <w:ins w:id="71" w:author="治輝 齋藤" w:date="2026-04-13T13:49:00Z" w16du:dateUtc="2026-04-13T04:49:00Z">
+      <w:ins w:id="75" w:author="治輝 齋藤" w:date="2026-04-13T13:49:00Z" w16du:dateUtc="2026-04-13T04:49:00Z">
         <w:r>
           <w:rPr>
             <w:rFonts w:hint="eastAsia"/>
@@ -1210,7 +1231,7 @@
           <w:t xml:space="preserve"> 30</w:t>
         </w:r>
       </w:ins>
-      <w:del w:id="72" w:author="治輝 齋藤" w:date="2026-04-13T13:49:00Z" w16du:dateUtc="2026-04-13T04:49:00Z">
+      <w:del w:id="76" w:author="治輝 齋藤" w:date="2026-04-13T13:49:00Z" w16du:dateUtc="2026-04-13T04:49:00Z">
         <w:r>
           <w:delText>33</w:delText>
         </w:r>
@@ -1218,7 +1239,7 @@
       <w:r>
         <w:t>)</w:t>
       </w:r>
-      <w:del w:id="73" w:author="治輝 齋藤" w:date="2026-04-13T13:49:00Z" w16du:dateUtc="2026-04-13T04:49:00Z">
+      <w:del w:id="77" w:author="治輝 齋藤" w:date="2026-04-13T13:49:00Z" w16du:dateUtc="2026-04-13T04:49:00Z">
         <w:r>
           <w:delText>, 34)</w:delText>
         </w:r>
@@ -1226,7 +1247,7 @@
       <w:r>
         <w:t xml:space="preserve"> When falling forward, individuals instinctively extend their arms to protect the head and torso, and kinematic studies show that elbow flexion and wrist dorsiflexion absorb fall energy, dramatically reducing pelvic impact velocity.</w:t>
       </w:r>
-      <w:ins w:id="74" w:author="治輝 齋藤" w:date="2026-04-13T13:50:00Z" w16du:dateUtc="2026-04-13T04:50:00Z">
+      <w:ins w:id="78" w:author="治輝 齋藤" w:date="2026-04-13T13:50:00Z" w16du:dateUtc="2026-04-13T04:50:00Z">
         <w:r>
           <w:rPr>
             <w:rFonts w:hint="eastAsia"/>
@@ -1235,7 +1256,7 @@
           <w:t xml:space="preserve"> 30</w:t>
         </w:r>
       </w:ins>
-      <w:del w:id="75" w:author="治輝 齋藤" w:date="2026-04-13T13:50:00Z" w16du:dateUtc="2026-04-13T04:50:00Z">
+      <w:del w:id="79" w:author="治輝 齋藤" w:date="2026-04-13T13:50:00Z" w16du:dateUtc="2026-04-13T04:50:00Z">
         <w:r>
           <w:delText>33</w:delText>
         </w:r>
@@ -1243,7 +1264,7 @@
       <w:r>
         <w:t>) Such forward falls typically occur from tripping on minor obstacles or steps indoors, rather than from rapid lateral displacement on steep slopes.</w:t>
       </w:r>
-      <w:ins w:id="76" w:author="治輝 齋藤" w:date="2026-04-13T13:50:00Z" w16du:dateUtc="2026-04-13T04:50:00Z">
+      <w:ins w:id="80" w:author="治輝 齋藤" w:date="2026-04-13T13:50:00Z" w16du:dateUtc="2026-04-13T04:50:00Z">
         <w:r>
           <w:rPr>
             <w:rFonts w:hint="eastAsia"/>
@@ -1252,7 +1273,7 @@
           <w:t xml:space="preserve"> 31</w:t>
         </w:r>
       </w:ins>
-      <w:del w:id="77" w:author="治輝 齋藤" w:date="2026-04-13T13:50:00Z" w16du:dateUtc="2026-04-13T04:50:00Z">
+      <w:del w:id="81" w:author="治輝 齋藤" w:date="2026-04-13T13:50:00Z" w16du:dateUtc="2026-04-13T04:50:00Z">
         <w:r>
           <w:delText>35</w:delText>
         </w:r>
@@ -1260,7 +1281,7 @@
       <w:r>
         <w:t>) Similarly, humerus fractures in older adults often result from low-energy obliquely forward falls on level ground and occur in relatively younger, more ambulatory individuals who retain arm-protective reflexes.</w:t>
       </w:r>
-      <w:ins w:id="78" w:author="治輝 齋藤" w:date="2026-04-13T13:50:00Z" w16du:dateUtc="2026-04-13T04:50:00Z">
+      <w:ins w:id="82" w:author="治輝 齋藤" w:date="2026-04-13T13:50:00Z" w16du:dateUtc="2026-04-13T04:50:00Z">
         <w:r>
           <w:rPr>
             <w:rFonts w:hint="eastAsia"/>
@@ -1269,7 +1290,7 @@
           <w:t xml:space="preserve"> 32</w:t>
         </w:r>
       </w:ins>
-      <w:del w:id="79" w:author="治輝 齋藤" w:date="2026-04-13T13:50:00Z" w16du:dateUtc="2026-04-13T04:50:00Z">
+      <w:del w:id="83" w:author="治輝 齋藤" w:date="2026-04-13T13:50:00Z" w16du:dateUtc="2026-04-13T04:50:00Z">
         <w:r>
           <w:delText>36</w:delText>
         </w:r>
@@ -1277,7 +1298,7 @@
       <w:r>
         <w:t>)</w:t>
       </w:r>
-      <w:del w:id="80" w:author="治輝 齋藤" w:date="2026-04-13T13:50:00Z" w16du:dateUtc="2026-04-13T04:50:00Z">
+      <w:del w:id="84" w:author="治輝 齋藤" w:date="2026-04-13T13:50:00Z" w16du:dateUtc="2026-04-13T04:50:00Z">
         <w:r>
           <w:delText>, 37)</w:delText>
         </w:r>
@@ -1290,8 +1311,8 @@
       <w:pPr>
         <w:pStyle w:val="2"/>
       </w:pPr>
-      <w:bookmarkStart w:id="81" w:name="comparison-with-previous-studies"/>
-      <w:bookmarkEnd w:id="46"/>
+      <w:bookmarkStart w:id="85" w:name="comparison-with-previous-studies"/>
+      <w:bookmarkEnd w:id="50"/>
       <w:r>
         <w:t>3. Comparison with Previous Studies</w:t>
       </w:r>
@@ -1303,7 +1324,7 @@
       <w:r>
         <w:t>Our findings align with and extend international ecological studies examining geospatial determinants of hip fracture risk. The Norwegian Epidemiologic Osteoporosis Studies (NOREPOS), conducted in one of the world’s highest hip fracture incidence countries, used GIS-linked nationwide hospital records to demonstrate that residents of inland, high-elevation, topographically complex areas experienced significantly higher hip fracture incidence compared to those in flat coastal regions.</w:t>
       </w:r>
-      <w:ins w:id="82" w:author="治輝 齋藤" w:date="2026-04-13T13:50:00Z" w16du:dateUtc="2026-04-13T04:50:00Z">
+      <w:ins w:id="86" w:author="治輝 齋藤" w:date="2026-04-13T13:50:00Z" w16du:dateUtc="2026-04-13T04:50:00Z">
         <w:r>
           <w:rPr>
             <w:rFonts w:hint="eastAsia"/>
@@ -1312,7 +1333,7 @@
           <w:t xml:space="preserve"> 20</w:t>
         </w:r>
       </w:ins>
-      <w:del w:id="83" w:author="治輝 齋藤" w:date="2026-04-13T13:50:00Z" w16du:dateUtc="2026-04-13T04:50:00Z">
+      <w:del w:id="87" w:author="治輝 齋藤" w:date="2026-04-13T13:50:00Z" w16du:dateUtc="2026-04-13T04:50:00Z">
         <w:r>
           <w:delText>21</w:delText>
         </w:r>
@@ -1320,7 +1341,7 @@
       <w:r>
         <w:t>)</w:t>
       </w:r>
-      <w:del w:id="84" w:author="治輝 齋藤" w:date="2026-04-13T13:50:00Z" w16du:dateUtc="2026-04-13T04:50:00Z">
+      <w:del w:id="88" w:author="治輝 齋藤" w:date="2026-04-13T13:50:00Z" w16du:dateUtc="2026-04-13T04:50:00Z">
         <w:r>
           <w:delText>, 38), 39)</w:delText>
         </w:r>
@@ -1328,7 +1349,7 @@
       <w:r>
         <w:t xml:space="preserve"> The NOREPOS investigators further identified that cold ambient temperature and icy terrain in mountainous areas amplified this geographic risk,</w:t>
       </w:r>
-      <w:ins w:id="85" w:author="治輝 齋藤" w:date="2026-04-13T13:50:00Z" w16du:dateUtc="2026-04-13T04:50:00Z">
+      <w:ins w:id="89" w:author="治輝 齋藤" w:date="2026-04-13T13:50:00Z" w16du:dateUtc="2026-04-13T04:50:00Z">
         <w:r>
           <w:rPr>
             <w:rFonts w:hint="eastAsia"/>
@@ -1337,7 +1358,7 @@
           <w:t xml:space="preserve"> 33</w:t>
         </w:r>
       </w:ins>
-      <w:del w:id="86" w:author="治輝 齋藤" w:date="2026-04-13T13:50:00Z" w16du:dateUtc="2026-04-13T04:50:00Z">
+      <w:del w:id="90" w:author="治輝 齋藤" w:date="2026-04-13T13:50:00Z" w16du:dateUtc="2026-04-13T04:50:00Z">
         <w:r>
           <w:delText>40</w:delText>
         </w:r>
@@ -1345,7 +1366,7 @@
       <w:r>
         <w:t>)</w:t>
       </w:r>
-      <w:del w:id="87" w:author="治輝 齋藤" w:date="2026-04-13T13:50:00Z" w16du:dateUtc="2026-04-13T04:50:00Z">
+      <w:del w:id="91" w:author="治輝 齋藤" w:date="2026-04-13T13:50:00Z" w16du:dateUtc="2026-04-13T04:50:00Z">
         <w:r>
           <w:delText>, 41)</w:delText>
         </w:r>
@@ -1361,7 +1382,7 @@
       <w:r>
         <w:t>In Asia, a recent retrospective cohort analysis using data from the China Health and Retirement Longitudinal Study (CHARLS) demonstrated that exposure to high altitude and steep terrain was associated with a 1.65-fold elevated hazard ratio for hip fracture, with particularly pronounced effects among overweight individuals and women.</w:t>
       </w:r>
-      <w:ins w:id="88" w:author="治輝 齋藤" w:date="2026-04-13T13:51:00Z" w16du:dateUtc="2026-04-13T04:51:00Z">
+      <w:ins w:id="92" w:author="治輝 齋藤" w:date="2026-04-13T13:51:00Z" w16du:dateUtc="2026-04-13T04:51:00Z">
         <w:r>
           <w:rPr>
             <w:rFonts w:hint="eastAsia"/>
@@ -1370,7 +1391,7 @@
           <w:t xml:space="preserve"> 21</w:t>
         </w:r>
       </w:ins>
-      <w:del w:id="89" w:author="治輝 齋藤" w:date="2026-04-13T13:51:00Z" w16du:dateUtc="2026-04-13T04:51:00Z">
+      <w:del w:id="93" w:author="治輝 齋藤" w:date="2026-04-13T13:51:00Z" w16du:dateUtc="2026-04-13T04:51:00Z">
         <w:r>
           <w:delText>22</w:delText>
         </w:r>
@@ -1378,7 +1399,7 @@
       <w:r>
         <w:t>)</w:t>
       </w:r>
-      <w:del w:id="90" w:author="治輝 齋藤" w:date="2026-04-13T13:51:00Z" w16du:dateUtc="2026-04-13T04:51:00Z">
+      <w:del w:id="94" w:author="治輝 齋藤" w:date="2026-04-13T13:51:00Z" w16du:dateUtc="2026-04-13T04:51:00Z">
         <w:r>
           <w:delText>, 23)</w:delText>
         </w:r>
@@ -1398,7 +1419,7 @@
         <w:lastRenderedPageBreak/>
         <w:t>neighborhood green space, walkability, and environmental safety were associated with fall-related hospital admissions and fracture risk.</w:t>
       </w:r>
-      <w:ins w:id="91" w:author="治輝 齋藤" w:date="2026-04-13T13:51:00Z" w16du:dateUtc="2026-04-13T04:51:00Z">
+      <w:ins w:id="95" w:author="治輝 齋藤" w:date="2026-04-13T13:51:00Z" w16du:dateUtc="2026-04-13T04:51:00Z">
         <w:r>
           <w:rPr>
             <w:rFonts w:hint="eastAsia"/>
@@ -1407,7 +1428,7 @@
           <w:t xml:space="preserve"> 34</w:t>
         </w:r>
       </w:ins>
-      <w:del w:id="92" w:author="治輝 齋藤" w:date="2026-04-13T13:51:00Z" w16du:dateUtc="2026-04-13T04:51:00Z">
+      <w:del w:id="96" w:author="治輝 齋藤" w:date="2026-04-13T13:51:00Z" w16du:dateUtc="2026-04-13T04:51:00Z">
         <w:r>
           <w:delText>42</w:delText>
         </w:r>
@@ -1415,7 +1436,7 @@
       <w:r>
         <w:t>)</w:t>
       </w:r>
-      <w:del w:id="93" w:author="治輝 齋藤" w:date="2026-04-13T13:51:00Z" w16du:dateUtc="2026-04-13T04:51:00Z">
+      <w:del w:id="97" w:author="治輝 齋藤" w:date="2026-04-13T13:51:00Z" w16du:dateUtc="2026-04-13T04:51:00Z">
         <w:r>
           <w:delText>, 43)</w:delText>
         </w:r>
@@ -1423,7 +1444,7 @@
       <w:r>
         <w:t xml:space="preserve"> In Japan, Nakamura et al. reported that </w:t>
       </w:r>
-      <w:ins w:id="94" w:author="治輝 齋藤" w:date="2026-04-13T13:51:00Z" w16du:dateUtc="2026-04-13T04:51:00Z">
+      <w:ins w:id="98" w:author="治輝 齋藤" w:date="2026-04-13T13:51:00Z" w16du:dateUtc="2026-04-13T04:51:00Z">
         <w:r>
           <w:t xml:space="preserve">frequent </w:t>
         </w:r>
@@ -1431,17 +1452,17 @@
       <w:r>
         <w:t xml:space="preserve">outdoor activity </w:t>
       </w:r>
-      <w:ins w:id="95" w:author="治輝 齋藤" w:date="2026-04-13T13:54:00Z" w16du:dateUtc="2026-04-13T04:54:00Z">
+      <w:ins w:id="99" w:author="治輝 齋藤" w:date="2026-04-13T13:54:00Z" w16du:dateUtc="2026-04-13T04:54:00Z">
         <w:r>
           <w:t>predicts physical function in rural community-dwelling older adults.</w:t>
         </w:r>
       </w:ins>
-      <w:del w:id="96" w:author="治輝 齋藤" w:date="2026-04-13T13:54:00Z" w16du:dateUtc="2026-04-13T04:54:00Z">
+      <w:del w:id="100" w:author="治輝 齋藤" w:date="2026-04-13T13:54:00Z" w16du:dateUtc="2026-04-13T04:54:00Z">
         <w:r>
           <w:delText>and terrain characteristics influenced walking speed and muscle strength in community-dwelling older adults in mountainous regions.</w:delText>
         </w:r>
       </w:del>
-      <w:ins w:id="97" w:author="治輝 齋藤" w:date="2026-04-13T13:52:00Z" w16du:dateUtc="2026-04-13T04:52:00Z">
+      <w:ins w:id="101" w:author="治輝 齋藤" w:date="2026-04-13T13:52:00Z" w16du:dateUtc="2026-04-13T04:52:00Z">
         <w:r>
           <w:rPr>
             <w:rFonts w:hint="eastAsia"/>
@@ -1458,8 +1479,8 @@
       <w:pPr>
         <w:pStyle w:val="2"/>
       </w:pPr>
-      <w:bookmarkStart w:id="98" w:name="role-of-aging-rate"/>
-      <w:bookmarkEnd w:id="81"/>
+      <w:bookmarkStart w:id="102" w:name="role-of-aging-rate"/>
+      <w:bookmarkEnd w:id="85"/>
       <w:r>
         <w:t>4. Role of Aging Rate</w:t>
       </w:r>
@@ -1468,11 +1489,11 @@
       <w:pPr>
         <w:pStyle w:val="FirstParagraph"/>
         <w:rPr>
-          <w:del w:id="99" w:author="治輝 齋藤" w:date="2026-04-13T14:04:00Z" w16du:dateUtc="2026-04-13T05:04:00Z"/>
+          <w:del w:id="103" w:author="治輝 齋藤" w:date="2026-04-13T14:04:00Z" w16du:dateUtc="2026-04-13T05:04:00Z"/>
           <w:highlight w:val="yellow"/>
-          <w:rPrChange w:id="100" w:author="哲也 大平" w:date="2026-04-12T22:04:00Z" w16du:dateUtc="2026-04-12T13:04:00Z">
+          <w:rPrChange w:id="104" w:author="哲也 大平" w:date="2026-04-12T22:04:00Z" w16du:dateUtc="2026-04-12T13:04:00Z">
             <w:rPr>
-              <w:del w:id="101" w:author="治輝 齋藤" w:date="2026-04-13T14:04:00Z" w16du:dateUtc="2026-04-13T05:04:00Z"/>
+              <w:del w:id="105" w:author="治輝 齋藤" w:date="2026-04-13T14:04:00Z" w16du:dateUtc="2026-04-13T05:04:00Z"/>
             </w:rPr>
           </w:rPrChange>
         </w:rPr>
@@ -1490,7 +1511,7 @@
       <w:r>
         <w:t xml:space="preserve"> = 0.011). Prefectures with steeper terrain also tended to have higher aging rates (r = 0.505), reflecting the well-documented trend of rural aging in Japan, where mountainous prefectures experience greater outmigration of younger populations.</w:t>
       </w:r>
-      <w:ins w:id="102" w:author="治輝 齋藤" w:date="2026-04-13T14:01:00Z" w16du:dateUtc="2026-04-13T05:01:00Z">
+      <w:ins w:id="106" w:author="治輝 齋藤" w:date="2026-04-13T14:01:00Z" w16du:dateUtc="2026-04-13T05:01:00Z">
         <w:r>
           <w:rPr>
             <w:rFonts w:hint="eastAsia"/>
@@ -1499,7 +1520,7 @@
           <w:t xml:space="preserve"> </w:t>
         </w:r>
       </w:ins>
-      <w:ins w:id="103" w:author="治輝 齋藤" w:date="2026-04-13T14:03:00Z" w16du:dateUtc="2026-04-13T05:03:00Z">
+      <w:ins w:id="107" w:author="治輝 齋藤" w:date="2026-04-13T14:03:00Z" w16du:dateUtc="2026-04-13T05:03:00Z">
         <w:r>
           <w:rPr>
             <w:rFonts w:hint="eastAsia"/>
@@ -1508,7 +1529,7 @@
           <w:t>35</w:t>
         </w:r>
       </w:ins>
-      <w:del w:id="104" w:author="治輝 齋藤" w:date="2026-04-13T14:03:00Z" w16du:dateUtc="2026-04-13T05:03:00Z">
+      <w:del w:id="108" w:author="治輝 齋藤" w:date="2026-04-13T14:03:00Z" w16du:dateUtc="2026-04-13T05:03:00Z">
         <w:r>
           <w:delText>44</w:delText>
         </w:r>
@@ -1516,7 +1537,7 @@
       <w:r>
         <w:t xml:space="preserve">), </w:t>
       </w:r>
-      <w:ins w:id="105" w:author="治輝 齋藤" w:date="2026-04-13T14:03:00Z" w16du:dateUtc="2026-04-13T05:03:00Z">
+      <w:ins w:id="109" w:author="治輝 齋藤" w:date="2026-04-13T14:03:00Z" w16du:dateUtc="2026-04-13T05:03:00Z">
         <w:r>
           <w:rPr>
             <w:rFonts w:hint="eastAsia"/>
@@ -1525,7 +1546,7 @@
           <w:t>36</w:t>
         </w:r>
       </w:ins>
-      <w:del w:id="106" w:author="治輝 齋藤" w:date="2026-04-13T14:03:00Z" w16du:dateUtc="2026-04-13T05:03:00Z">
+      <w:del w:id="110" w:author="治輝 齋藤" w:date="2026-04-13T14:03:00Z" w16du:dateUtc="2026-04-13T05:03:00Z">
         <w:r>
           <w:delText>45</w:delText>
         </w:r>
@@ -1533,7 +1554,7 @@
       <w:r>
         <w:t xml:space="preserve">), </w:t>
       </w:r>
-      <w:ins w:id="107" w:author="治輝 齋藤" w:date="2026-04-13T14:03:00Z" w16du:dateUtc="2026-04-13T05:03:00Z">
+      <w:ins w:id="111" w:author="治輝 齋藤" w:date="2026-04-13T14:03:00Z" w16du:dateUtc="2026-04-13T05:03:00Z">
         <w:r>
           <w:rPr>
             <w:rFonts w:hint="eastAsia"/>
@@ -1542,7 +1563,7 @@
           <w:t>37</w:t>
         </w:r>
       </w:ins>
-      <w:del w:id="108" w:author="治輝 齋藤" w:date="2026-04-13T14:03:00Z" w16du:dateUtc="2026-04-13T05:03:00Z">
+      <w:del w:id="112" w:author="治輝 齋藤" w:date="2026-04-13T14:03:00Z" w16du:dateUtc="2026-04-13T05:03:00Z">
         <w:r>
           <w:delText>46</w:delText>
         </w:r>
@@ -1550,13 +1571,13 @@
       <w:r>
         <w:t xml:space="preserve">) </w:t>
       </w:r>
-      <w:commentRangeStart w:id="109"/>
-      <w:commentRangeStart w:id="110"/>
-      <w:del w:id="111" w:author="治輝 齋藤" w:date="2026-04-13T14:04:00Z" w16du:dateUtc="2026-04-13T05:04:00Z">
+      <w:commentRangeStart w:id="113"/>
+      <w:commentRangeStart w:id="114"/>
+      <w:del w:id="115" w:author="治輝 齋藤" w:date="2026-04-13T14:04:00Z" w16du:dateUtc="2026-04-13T05:04:00Z">
         <w:r>
           <w:rPr>
             <w:highlight w:val="yellow"/>
-            <w:rPrChange w:id="112" w:author="哲也 大平" w:date="2026-04-12T22:04:00Z" w16du:dateUtc="2026-04-12T13:04:00Z">
+            <w:rPrChange w:id="116" w:author="哲也 大平" w:date="2026-04-12T22:04:00Z" w16du:dateUtc="2026-04-12T13:04:00Z">
               <w:rPr/>
             </w:rPrChange>
           </w:rPr>
@@ -1567,17 +1588,17 @@
     <w:p>
       <w:pPr>
         <w:pStyle w:val="FirstParagraph"/>
-        <w:pPrChange w:id="113" w:author="治輝 齋藤" w:date="2026-04-13T14:04:00Z" w16du:dateUtc="2026-04-13T05:04:00Z">
+        <w:pPrChange w:id="117" w:author="治輝 齋藤" w:date="2026-04-13T14:04:00Z" w16du:dateUtc="2026-04-13T05:04:00Z">
           <w:pPr>
             <w:pStyle w:val="a0"/>
           </w:pPr>
         </w:pPrChange>
       </w:pPr>
-      <w:del w:id="114" w:author="治輝 齋藤" w:date="2026-04-13T14:04:00Z" w16du:dateUtc="2026-04-13T05:04:00Z">
+      <w:del w:id="118" w:author="治輝 齋藤" w:date="2026-04-13T14:04:00Z" w16du:dateUtc="2026-04-13T05:04:00Z">
         <w:r>
           <w:rPr>
             <w:highlight w:val="yellow"/>
-            <w:rPrChange w:id="115" w:author="哲也 大平" w:date="2026-04-12T22:04:00Z" w16du:dateUtc="2026-04-12T13:04:00Z">
+            <w:rPrChange w:id="119" w:author="哲也 大平" w:date="2026-04-12T22:04:00Z" w16du:dateUtc="2026-04-12T13:04:00Z">
               <w:rPr/>
             </w:rPrChange>
           </w:rPr>
@@ -1586,25 +1607,25 @@
         <w:r>
           <w:delText xml:space="preserve"> </w:delText>
         </w:r>
-        <w:commentRangeEnd w:id="109"/>
+        <w:commentRangeEnd w:id="113"/>
         <w:r>
           <w:rPr>
             <w:rStyle w:val="af2"/>
           </w:rPr>
-          <w:commentReference w:id="109"/>
+          <w:commentReference w:id="113"/>
         </w:r>
       </w:del>
-      <w:commentRangeEnd w:id="110"/>
+      <w:commentRangeEnd w:id="114"/>
       <w:r>
         <w:rPr>
           <w:rStyle w:val="af2"/>
         </w:rPr>
-        <w:commentReference w:id="110"/>
+        <w:commentReference w:id="114"/>
       </w:r>
       <w:r>
         <w:t>Older adults in these high-slope prefectures thus face a double burden: the physical challenge of navigating harsh terrain on a daily basis (environmental hazard) and the social isolation and lack of medical access associated with rural depopulation (social determinants of health).</w:t>
       </w:r>
-      <w:ins w:id="116" w:author="治輝 齋藤" w:date="2026-04-13T14:04:00Z" w16du:dateUtc="2026-04-13T05:04:00Z">
+      <w:ins w:id="120" w:author="治輝 齋藤" w:date="2026-04-13T14:04:00Z" w16du:dateUtc="2026-04-13T05:04:00Z">
         <w:r>
           <w:rPr>
             <w:rFonts w:hint="eastAsia"/>
@@ -1613,7 +1634,7 @@
           <w:t>38</w:t>
         </w:r>
       </w:ins>
-      <w:del w:id="117" w:author="治輝 齋藤" w:date="2026-04-13T14:04:00Z" w16du:dateUtc="2026-04-13T05:04:00Z">
+      <w:del w:id="121" w:author="治輝 齋藤" w:date="2026-04-13T14:04:00Z" w16du:dateUtc="2026-04-13T05:04:00Z">
         <w:r>
           <w:delText>51</w:delText>
         </w:r>
@@ -1621,7 +1642,7 @@
       <w:r>
         <w:t xml:space="preserve">), </w:t>
       </w:r>
-      <w:ins w:id="118" w:author="治輝 齋藤" w:date="2026-04-13T14:04:00Z" w16du:dateUtc="2026-04-13T05:04:00Z">
+      <w:ins w:id="122" w:author="治輝 齋藤" w:date="2026-04-13T14:04:00Z" w16du:dateUtc="2026-04-13T05:04:00Z">
         <w:r>
           <w:rPr>
             <w:rFonts w:hint="eastAsia"/>
@@ -1630,7 +1651,7 @@
           <w:t>39</w:t>
         </w:r>
       </w:ins>
-      <w:del w:id="119" w:author="治輝 齋藤" w:date="2026-04-13T14:04:00Z" w16du:dateUtc="2026-04-13T05:04:00Z">
+      <w:del w:id="123" w:author="治輝 齋藤" w:date="2026-04-13T14:04:00Z" w16du:dateUtc="2026-04-13T05:04:00Z">
         <w:r>
           <w:delText>52</w:delText>
         </w:r>
@@ -1655,8 +1676,8 @@
       <w:pPr>
         <w:pStyle w:val="2"/>
       </w:pPr>
-      <w:bookmarkStart w:id="120" w:name="walking-speed-as-a-mediator"/>
-      <w:bookmarkEnd w:id="98"/>
+      <w:bookmarkStart w:id="124" w:name="walking-speed-as-a-mediator"/>
+      <w:bookmarkEnd w:id="102"/>
       <w:r>
         <w:t>5. Walking Speed as a Mediator</w:t>
       </w:r>
@@ -1678,7 +1699,7 @@
       <w:r>
         <w:t xml:space="preserve"> = 0.091), consistent with the extensive literature designating walking speed as the “sixth vital sign” and a powerful predictor of fracture risk, sarcopenia, frailty, and mortality.</w:t>
       </w:r>
-      <w:ins w:id="121" w:author="治輝 齋藤" w:date="2026-04-13T14:05:00Z" w16du:dateUtc="2026-04-13T05:05:00Z">
+      <w:ins w:id="125" w:author="治輝 齋藤" w:date="2026-04-13T14:05:00Z" w16du:dateUtc="2026-04-13T05:05:00Z">
         <w:r>
           <w:rPr>
             <w:rFonts w:hint="eastAsia"/>
@@ -1687,7 +1708,7 @@
           <w:t xml:space="preserve"> 15</w:t>
         </w:r>
       </w:ins>
-      <w:del w:id="122" w:author="治輝 齋藤" w:date="2026-04-13T14:05:00Z" w16du:dateUtc="2026-04-13T05:05:00Z">
+      <w:del w:id="126" w:author="治輝 齋藤" w:date="2026-04-13T14:05:00Z" w16du:dateUtc="2026-04-13T05:05:00Z">
         <w:r>
           <w:delText>16</w:delText>
         </w:r>
@@ -1695,12 +1716,12 @@
       <w:r>
         <w:t xml:space="preserve">), </w:t>
       </w:r>
-      <w:del w:id="123" w:author="治輝 齋藤" w:date="2026-04-13T14:05:00Z" w16du:dateUtc="2026-04-13T05:05:00Z">
+      <w:del w:id="127" w:author="治輝 齋藤" w:date="2026-04-13T14:05:00Z" w16du:dateUtc="2026-04-13T05:05:00Z">
         <w:r>
           <w:delText>17</w:delText>
         </w:r>
       </w:del>
-      <w:ins w:id="124" w:author="治輝 齋藤" w:date="2026-04-13T14:05:00Z" w16du:dateUtc="2026-04-13T05:05:00Z">
+      <w:ins w:id="128" w:author="治輝 齋藤" w:date="2026-04-13T14:05:00Z" w16du:dateUtc="2026-04-13T05:05:00Z">
         <w:r>
           <w:rPr>
             <w:rFonts w:hint="eastAsia"/>
@@ -1712,7 +1733,7 @@
       <w:r>
         <w:t xml:space="preserve">), </w:t>
       </w:r>
-      <w:ins w:id="125" w:author="治輝 齋藤" w:date="2026-04-13T14:05:00Z" w16du:dateUtc="2026-04-13T05:05:00Z">
+      <w:ins w:id="129" w:author="治輝 齋藤" w:date="2026-04-13T14:05:00Z" w16du:dateUtc="2026-04-13T05:05:00Z">
         <w:r>
           <w:rPr>
             <w:rFonts w:hint="eastAsia"/>
@@ -1721,7 +1742,7 @@
           <w:t>17</w:t>
         </w:r>
       </w:ins>
-      <w:del w:id="126" w:author="治輝 齋藤" w:date="2026-04-13T14:05:00Z" w16du:dateUtc="2026-04-13T05:05:00Z">
+      <w:del w:id="130" w:author="治輝 齋藤" w:date="2026-04-13T14:05:00Z" w16du:dateUtc="2026-04-13T05:05:00Z">
         <w:r>
           <w:delText>18</w:delText>
         </w:r>
@@ -1729,7 +1750,7 @@
       <w:r>
         <w:t>)</w:t>
       </w:r>
-      <w:del w:id="127" w:author="治輝 齋藤" w:date="2026-04-13T14:05:00Z" w16du:dateUtc="2026-04-13T05:05:00Z">
+      <w:del w:id="131" w:author="治輝 齋藤" w:date="2026-04-13T14:05:00Z" w16du:dateUtc="2026-04-13T05:05:00Z">
         <w:r>
           <w:delText>, 53)</w:delText>
         </w:r>
@@ -1737,7 +1758,7 @@
       <w:r>
         <w:t xml:space="preserve"> Prospective cohort studies in community-dwelling older adults have demonstrated that walking speeds below 0.8 m/s or 0.69 m/s significantly elevate hip fracture incidence.</w:t>
       </w:r>
-      <w:ins w:id="128" w:author="治輝 齋藤" w:date="2026-04-13T14:05:00Z" w16du:dateUtc="2026-04-13T05:05:00Z">
+      <w:ins w:id="132" w:author="治輝 齋藤" w:date="2026-04-13T14:05:00Z" w16du:dateUtc="2026-04-13T05:05:00Z">
         <w:r>
           <w:rPr>
             <w:rFonts w:hint="eastAsia"/>
@@ -1746,7 +1767,7 @@
           <w:t xml:space="preserve"> 16</w:t>
         </w:r>
       </w:ins>
-      <w:del w:id="129" w:author="治輝 齋藤" w:date="2026-04-13T14:05:00Z" w16du:dateUtc="2026-04-13T05:05:00Z">
+      <w:del w:id="133" w:author="治輝 齋藤" w:date="2026-04-13T14:05:00Z" w16du:dateUtc="2026-04-13T05:05:00Z">
         <w:r>
           <w:delText>17</w:delText>
         </w:r>
@@ -1754,7 +1775,7 @@
       <w:r>
         <w:t>)</w:t>
       </w:r>
-      <w:del w:id="130" w:author="治輝 齋藤" w:date="2026-04-13T14:05:00Z" w16du:dateUtc="2026-04-13T05:05:00Z">
+      <w:del w:id="134" w:author="治輝 齋藤" w:date="2026-04-13T14:05:00Z" w16du:dateUtc="2026-04-13T05:05:00Z">
         <w:r>
           <w:delText>, 54)</w:delText>
         </w:r>
@@ -1762,7 +1783,7 @@
       <w:r>
         <w:t xml:space="preserve"> Moreover, walking speed measured in clinical settings (flat 10-meter walk tests) may not accurately reflect real-world walking ability on complex outdoor terrain.</w:t>
       </w:r>
-      <w:ins w:id="131" w:author="治輝 齋藤" w:date="2026-04-13T14:06:00Z" w16du:dateUtc="2026-04-13T05:06:00Z">
+      <w:ins w:id="135" w:author="治輝 齋藤" w:date="2026-04-13T14:06:00Z" w16du:dateUtc="2026-04-13T05:06:00Z">
         <w:r>
           <w:rPr>
             <w:rFonts w:hint="eastAsia"/>
@@ -1771,7 +1792,7 @@
           <w:t xml:space="preserve"> 18</w:t>
         </w:r>
       </w:ins>
-      <w:del w:id="132" w:author="治輝 齋藤" w:date="2026-04-13T14:06:00Z" w16du:dateUtc="2026-04-13T05:06:00Z">
+      <w:del w:id="136" w:author="治輝 齋藤" w:date="2026-04-13T14:06:00Z" w16du:dateUtc="2026-04-13T05:06:00Z">
         <w:r>
           <w:delText>19</w:delText>
         </w:r>
@@ -1779,7 +1800,7 @@
       <w:r>
         <w:t>)</w:t>
       </w:r>
-      <w:del w:id="133" w:author="治輝 齋藤" w:date="2026-04-13T14:06:00Z" w16du:dateUtc="2026-04-13T05:06:00Z">
+      <w:del w:id="137" w:author="治輝 齋藤" w:date="2026-04-13T14:06:00Z" w16du:dateUtc="2026-04-13T05:06:00Z">
         <w:r>
           <w:delText>, 55)</w:delText>
         </w:r>
@@ -1792,7 +1813,7 @@
       <w:r>
         <w:t>When confronted with uneven or sloped terrain, older adults unconsciously adopt cautious gait strategies, reducing step length and cadence to enhance stability, which results in substantially slower walking speeds.</w:t>
       </w:r>
-      <w:ins w:id="134" w:author="治輝 齋藤" w:date="2026-04-13T14:07:00Z" w16du:dateUtc="2026-04-13T05:07:00Z">
+      <w:ins w:id="138" w:author="治輝 齋藤" w:date="2026-04-13T14:07:00Z" w16du:dateUtc="2026-04-13T05:07:00Z">
         <w:r>
           <w:rPr>
             <w:rFonts w:hint="eastAsia"/>
@@ -1804,7 +1825,7 @@
       <w:r>
         <w:t xml:space="preserve">11), </w:t>
       </w:r>
-      <w:ins w:id="135" w:author="治輝 齋藤" w:date="2026-04-13T14:07:00Z" w16du:dateUtc="2026-04-13T05:07:00Z">
+      <w:ins w:id="139" w:author="治輝 齋藤" w:date="2026-04-13T14:07:00Z" w16du:dateUtc="2026-04-13T05:07:00Z">
         <w:r>
           <w:rPr>
             <w:rFonts w:hint="eastAsia"/>
@@ -1813,7 +1834,7 @@
           <w:t>18</w:t>
         </w:r>
       </w:ins>
-      <w:del w:id="136" w:author="治輝 齋藤" w:date="2026-04-13T14:07:00Z" w16du:dateUtc="2026-04-13T05:07:00Z">
+      <w:del w:id="140" w:author="治輝 齋藤" w:date="2026-04-13T14:07:00Z" w16du:dateUtc="2026-04-13T05:07:00Z">
         <w:r>
           <w:delText>19</w:delText>
         </w:r>
@@ -1821,7 +1842,7 @@
       <w:r>
         <w:t xml:space="preserve">), </w:t>
       </w:r>
-      <w:ins w:id="137" w:author="治輝 齋藤" w:date="2026-04-13T14:07:00Z" w16du:dateUtc="2026-04-13T05:07:00Z">
+      <w:ins w:id="141" w:author="治輝 齋藤" w:date="2026-04-13T14:07:00Z" w16du:dateUtc="2026-04-13T05:07:00Z">
         <w:r>
           <w:rPr>
             <w:rFonts w:hint="eastAsia"/>
@@ -1830,7 +1851,7 @@
           <w:t>19</w:t>
         </w:r>
       </w:ins>
-      <w:del w:id="138" w:author="治輝 齋藤" w:date="2026-04-13T14:07:00Z" w16du:dateUtc="2026-04-13T05:07:00Z">
+      <w:del w:id="142" w:author="治輝 齋藤" w:date="2026-04-13T14:07:00Z" w16du:dateUtc="2026-04-13T05:07:00Z">
         <w:r>
           <w:delText>20</w:delText>
         </w:r>
@@ -1838,7 +1859,7 @@
       <w:r>
         <w:t>) Older adults residing in high-slope regions are exposed to such challenging terrain daily during shopping and outdoor activities, leading to chronic fear of falling, reduced outdoor activity, and progressive deconditioning (disuse muscle atrophy).</w:t>
       </w:r>
-      <w:ins w:id="139" w:author="治輝 齋藤" w:date="2026-04-13T14:07:00Z" w16du:dateUtc="2026-04-13T05:07:00Z">
+      <w:ins w:id="143" w:author="治輝 齋藤" w:date="2026-04-13T14:07:00Z" w16du:dateUtc="2026-04-13T05:07:00Z">
         <w:r>
           <w:rPr>
             <w:rFonts w:hint="eastAsia"/>
@@ -1847,7 +1868,7 @@
           <w:t xml:space="preserve"> 40</w:t>
         </w:r>
       </w:ins>
-      <w:del w:id="140" w:author="治輝 齋藤" w:date="2026-04-13T14:07:00Z" w16du:dateUtc="2026-04-13T05:07:00Z">
+      <w:del w:id="144" w:author="治輝 齋藤" w:date="2026-04-13T14:07:00Z" w16du:dateUtc="2026-04-13T05:07:00Z">
         <w:r>
           <w:delText>56</w:delText>
         </w:r>
@@ -1855,7 +1876,7 @@
       <w:r>
         <w:t xml:space="preserve">), </w:t>
       </w:r>
-      <w:ins w:id="141" w:author="治輝 齋藤" w:date="2026-04-13T14:07:00Z" w16du:dateUtc="2026-04-13T05:07:00Z">
+      <w:ins w:id="145" w:author="治輝 齋藤" w:date="2026-04-13T14:07:00Z" w16du:dateUtc="2026-04-13T05:07:00Z">
         <w:r>
           <w:rPr>
             <w:rFonts w:hint="eastAsia"/>
@@ -1864,7 +1885,7 @@
           <w:t>41</w:t>
         </w:r>
       </w:ins>
-      <w:del w:id="142" w:author="治輝 齋藤" w:date="2026-04-13T14:07:00Z" w16du:dateUtc="2026-04-13T05:07:00Z">
+      <w:del w:id="146" w:author="治輝 齋藤" w:date="2026-04-13T14:07:00Z" w16du:dateUtc="2026-04-13T05:07:00Z">
         <w:r>
           <w:delText>57</w:delText>
         </w:r>
@@ -1885,8 +1906,8 @@
       <w:pPr>
         <w:pStyle w:val="2"/>
       </w:pPr>
-      <w:bookmarkStart w:id="143" w:name="policy-implications"/>
-      <w:bookmarkEnd w:id="120"/>
+      <w:bookmarkStart w:id="147" w:name="policy-implications"/>
+      <w:bookmarkEnd w:id="124"/>
       <w:r>
         <w:t>6. Policy Implications</w:t>
       </w:r>
@@ -1898,7 +1919,7 @@
       <w:r>
         <w:t>Our findings have concrete policy implications in the context of Japan’s national health promotion strategies and the ongoing escalation of hip fracture healthcare costs. The NDB trends from 2012 to 2023 demonstrate that hip fracture incidence, which had plateaued temporarily, resumed an upward trajectory after 2021, likely reflecting COVID-19-related outdoor activity restrictions and accelerated frailty.</w:t>
       </w:r>
-      <w:ins w:id="144" w:author="治輝 齋藤" w:date="2026-04-13T14:07:00Z" w16du:dateUtc="2026-04-13T05:07:00Z">
+      <w:ins w:id="148" w:author="治輝 齋藤" w:date="2026-04-13T14:07:00Z" w16du:dateUtc="2026-04-13T05:07:00Z">
         <w:r>
           <w:rPr>
             <w:rFonts w:hint="eastAsia"/>
@@ -1910,7 +1931,7 @@
       <w:r>
         <w:t xml:space="preserve">4), </w:t>
       </w:r>
-      <w:ins w:id="145" w:author="治輝 齋藤" w:date="2026-04-13T14:08:00Z" w16du:dateUtc="2026-04-13T05:08:00Z">
+      <w:ins w:id="149" w:author="治輝 齋藤" w:date="2026-04-13T14:08:00Z" w16du:dateUtc="2026-04-13T05:08:00Z">
         <w:r>
           <w:rPr>
             <w:rFonts w:hint="eastAsia"/>
@@ -1920,7 +1941,7 @@
           <w:t>42</w:t>
         </w:r>
       </w:ins>
-      <w:del w:id="146" w:author="治輝 齋藤" w:date="2026-04-13T14:08:00Z" w16du:dateUtc="2026-04-13T05:08:00Z">
+      <w:del w:id="150" w:author="治輝 齋藤" w:date="2026-04-13T14:08:00Z" w16du:dateUtc="2026-04-13T05:08:00Z">
         <w:r>
           <w:delText>58</w:delText>
         </w:r>
@@ -1928,7 +1949,7 @@
       <w:r>
         <w:t xml:space="preserve">), </w:t>
       </w:r>
-      <w:ins w:id="147" w:author="治輝 齋藤" w:date="2026-04-13T14:08:00Z" w16du:dateUtc="2026-04-13T05:08:00Z">
+      <w:ins w:id="151" w:author="治輝 齋藤" w:date="2026-04-13T14:08:00Z" w16du:dateUtc="2026-04-13T05:08:00Z">
         <w:r>
           <w:rPr>
             <w:rFonts w:hint="eastAsia"/>
@@ -1937,7 +1958,7 @@
           <w:t>43</w:t>
         </w:r>
       </w:ins>
-      <w:del w:id="148" w:author="治輝 齋藤" w:date="2026-04-13T14:08:00Z" w16du:dateUtc="2026-04-13T05:08:00Z">
+      <w:del w:id="152" w:author="治輝 齋藤" w:date="2026-04-13T14:08:00Z" w16du:dateUtc="2026-04-13T05:08:00Z">
         <w:r>
           <w:delText>59</w:delText>
         </w:r>
@@ -1945,7 +1966,7 @@
       <w:r>
         <w:t>) Acute care costs for hip fracture treatment reached approximately 1,000 billion yen in 2021,</w:t>
       </w:r>
-      <w:ins w:id="149" w:author="治輝 齋藤" w:date="2026-04-13T14:08:00Z" w16du:dateUtc="2026-04-13T05:08:00Z">
+      <w:ins w:id="153" w:author="治輝 齋藤" w:date="2026-04-13T14:08:00Z" w16du:dateUtc="2026-04-13T05:08:00Z">
         <w:r>
           <w:rPr>
             <w:rFonts w:hint="eastAsia"/>
@@ -1957,7 +1978,7 @@
       <w:r>
         <w:t>5) prompting the Japanese government to introduce a new reimbursement incentive in April 2022 for early surgery within 48 hours for patients aged ≥75 years.</w:t>
       </w:r>
-      <w:ins w:id="150" w:author="治輝 齋藤" w:date="2026-04-13T14:08:00Z" w16du:dateUtc="2026-04-13T05:08:00Z">
+      <w:ins w:id="154" w:author="治輝 齋藤" w:date="2026-04-13T14:08:00Z" w16du:dateUtc="2026-04-13T05:08:00Z">
         <w:r>
           <w:rPr>
             <w:rFonts w:hint="eastAsia"/>
@@ -1966,7 +1987,7 @@
           <w:t xml:space="preserve"> 44</w:t>
         </w:r>
       </w:ins>
-      <w:del w:id="151" w:author="治輝 齋藤" w:date="2026-04-13T14:08:00Z" w16du:dateUtc="2026-04-13T05:08:00Z">
+      <w:del w:id="155" w:author="治輝 齋藤" w:date="2026-04-13T14:08:00Z" w16du:dateUtc="2026-04-13T05:08:00Z">
         <w:r>
           <w:delText>60</w:delText>
         </w:r>
@@ -1982,7 +2003,7 @@
       <w:r>
         <w:t>First, prefectures with steeper terrain should be prioritized in national fall prevention programs. Japan’s Ministry of Health, Labour and Welfare has promoted the “Active Guide” (Plus-Ten campaign: “add 10 minutes of physical activity daily”) under the Health Japan 21 (second edition) framework.</w:t>
       </w:r>
-      <w:ins w:id="152" w:author="治輝 齋藤" w:date="2026-04-13T14:09:00Z" w16du:dateUtc="2026-04-13T05:09:00Z">
+      <w:ins w:id="156" w:author="治輝 齋藤" w:date="2026-04-13T14:09:00Z" w16du:dateUtc="2026-04-13T05:09:00Z">
         <w:r>
           <w:rPr>
             <w:rFonts w:hint="eastAsia"/>
@@ -1991,7 +2012,7 @@
           <w:t xml:space="preserve"> 45</w:t>
         </w:r>
       </w:ins>
-      <w:del w:id="153" w:author="治輝 齋藤" w:date="2026-04-13T14:09:00Z" w16du:dateUtc="2026-04-13T05:09:00Z">
+      <w:del w:id="157" w:author="治輝 齋藤" w:date="2026-04-13T14:09:00Z" w16du:dateUtc="2026-04-13T05:09:00Z">
         <w:r>
           <w:delText>61</w:delText>
         </w:r>
@@ -1999,7 +2020,7 @@
       <w:r>
         <w:t xml:space="preserve">), </w:t>
       </w:r>
-      <w:ins w:id="154" w:author="治輝 齋藤" w:date="2026-04-13T14:09:00Z" w16du:dateUtc="2026-04-13T05:09:00Z">
+      <w:ins w:id="158" w:author="治輝 齋藤" w:date="2026-04-13T14:09:00Z" w16du:dateUtc="2026-04-13T05:09:00Z">
         <w:r>
           <w:rPr>
             <w:rFonts w:hint="eastAsia"/>
@@ -2008,7 +2029,7 @@
           <w:t>46</w:t>
         </w:r>
       </w:ins>
-      <w:del w:id="155" w:author="治輝 齋藤" w:date="2026-04-13T14:09:00Z" w16du:dateUtc="2026-04-13T05:09:00Z">
+      <w:del w:id="159" w:author="治輝 齋藤" w:date="2026-04-13T14:09:00Z" w16du:dateUtc="2026-04-13T05:09:00Z">
         <w:r>
           <w:delText>62</w:delText>
         </w:r>
@@ -2016,7 +2037,7 @@
       <w:r>
         <w:t>)</w:t>
       </w:r>
-      <w:del w:id="156" w:author="治輝 齋藤" w:date="2026-04-13T14:09:00Z" w16du:dateUtc="2026-04-13T05:09:00Z">
+      <w:del w:id="160" w:author="治輝 齋藤" w:date="2026-04-13T14:09:00Z" w16du:dateUtc="2026-04-13T05:09:00Z">
         <w:r>
           <w:delText>, 63)</w:delText>
         </w:r>
@@ -2024,7 +2045,7 @@
       <w:r>
         <w:t xml:space="preserve"> However, research has shown that physical activity behavior is strongly dependent on neighborhood environmental features (sidewalk availability, safety, topography), not individual motivation alone.</w:t>
       </w:r>
-      <w:ins w:id="157" w:author="治輝 齋藤" w:date="2026-04-13T14:09:00Z" w16du:dateUtc="2026-04-13T05:09:00Z">
+      <w:ins w:id="161" w:author="治輝 齋藤" w:date="2026-04-13T14:09:00Z" w16du:dateUtc="2026-04-13T05:09:00Z">
         <w:r>
           <w:rPr>
             <w:rFonts w:hint="eastAsia"/>
@@ -2033,7 +2054,7 @@
           <w:t xml:space="preserve"> 45</w:t>
         </w:r>
       </w:ins>
-      <w:del w:id="158" w:author="治輝 齋藤" w:date="2026-04-13T14:09:00Z" w16du:dateUtc="2026-04-13T05:09:00Z">
+      <w:del w:id="162" w:author="治輝 齋藤" w:date="2026-04-13T14:09:00Z" w16du:dateUtc="2026-04-13T05:09:00Z">
         <w:r>
           <w:delText>61</w:delText>
         </w:r>
@@ -2041,7 +2062,7 @@
       <w:r>
         <w:t>)</w:t>
       </w:r>
-      <w:del w:id="159" w:author="治輝 齋藤" w:date="2026-04-13T14:09:00Z" w16du:dateUtc="2026-04-13T05:09:00Z">
+      <w:del w:id="163" w:author="治輝 齋藤" w:date="2026-04-13T14:09:00Z" w16du:dateUtc="2026-04-13T05:09:00Z">
         <w:r>
           <w:delText>, 64)</w:delText>
         </w:r>
@@ -2049,7 +2070,7 @@
       <w:r>
         <w:t xml:space="preserve"> Recommending “10 additional minutes of outdoor walking” in mountainous prefectures with mean slopes exceeding 10 degrees (e.g., regions in Shikoku, Chugoku, inland Kyushu) may inadvertently increase lateral fall and hip fracture risk without concurrent environmental modifications. High-slope regions require environment-specific adaptations of the Active Guide, including balance and strength training programs, anti-slip footwear distribution, and handrail installation subsidies for outdoor pathways.</w:t>
       </w:r>
-      <w:ins w:id="160" w:author="治輝 齋藤" w:date="2026-04-13T14:09:00Z" w16du:dateUtc="2026-04-13T05:09:00Z">
+      <w:ins w:id="164" w:author="治輝 齋藤" w:date="2026-04-13T14:09:00Z" w16du:dateUtc="2026-04-13T05:09:00Z">
         <w:r>
           <w:rPr>
             <w:rFonts w:hint="eastAsia"/>
@@ -2058,7 +2079,7 @@
           <w:t xml:space="preserve"> 47</w:t>
         </w:r>
       </w:ins>
-      <w:del w:id="161" w:author="治輝 齋藤" w:date="2026-04-13T14:09:00Z" w16du:dateUtc="2026-04-13T05:09:00Z">
+      <w:del w:id="165" w:author="治輝 齋藤" w:date="2026-04-13T14:09:00Z" w16du:dateUtc="2026-04-13T05:09:00Z">
         <w:r>
           <w:delText>65</w:delText>
         </w:r>
@@ -2079,8 +2100,8 @@
       <w:pPr>
         <w:pStyle w:val="2"/>
       </w:pPr>
-      <w:bookmarkStart w:id="162" w:name="strengths"/>
-      <w:bookmarkEnd w:id="143"/>
+      <w:bookmarkStart w:id="166" w:name="strengths"/>
+      <w:bookmarkEnd w:id="147"/>
       <w:r>
         <w:t>7. Strengths</w:t>
       </w:r>
@@ -2097,8 +2118,8 @@
       <w:pPr>
         <w:pStyle w:val="2"/>
       </w:pPr>
-      <w:bookmarkStart w:id="163" w:name="limitations"/>
-      <w:bookmarkEnd w:id="162"/>
+      <w:bookmarkStart w:id="167" w:name="limitations"/>
+      <w:bookmarkEnd w:id="166"/>
       <w:r>
         <w:t>8. Limitations</w:t>
       </w:r>
@@ -2114,7 +2135,7 @@
         <w:lastRenderedPageBreak/>
         <w:t>may not reflect individual-level relationships.</w:t>
       </w:r>
-      <w:ins w:id="164" w:author="治輝 齋藤" w:date="2026-04-13T14:10:00Z" w16du:dateUtc="2026-04-13T05:10:00Z">
+      <w:ins w:id="168" w:author="治輝 齋藤" w:date="2026-04-13T14:10:00Z" w16du:dateUtc="2026-04-13T05:10:00Z">
         <w:r>
           <w:rPr>
             <w:rFonts w:hint="eastAsia"/>
@@ -2123,7 +2144,7 @@
           <w:t xml:space="preserve"> 48</w:t>
         </w:r>
       </w:ins>
-      <w:del w:id="165" w:author="治輝 齋藤" w:date="2026-04-13T14:10:00Z" w16du:dateUtc="2026-04-13T05:10:00Z">
+      <w:del w:id="169" w:author="治輝 齋藤" w:date="2026-04-13T14:10:00Z" w16du:dateUtc="2026-04-13T05:10:00Z">
         <w:r>
           <w:delText>66</w:delText>
         </w:r>
@@ -2151,7 +2172,7 @@
     <w:p>
       <w:r>
         <w:pict w14:anchorId="560E82C4">
-          <v:rect id="_x0000_i1030" style="width:0;height:1.5pt" o:hralign="center" o:hrstd="t" o:hr="t"/>
+          <v:rect id="_x0000_i1031" style="width:0;height:1.5pt" o:hralign="center" o:hrstd="t" o:hr="t"/>
         </w:pict>
       </w:r>
     </w:p>
@@ -2159,31 +2180,31 @@
       <w:pPr>
         <w:pStyle w:val="1"/>
       </w:pPr>
-      <w:bookmarkStart w:id="166" w:name="conclusions-1"/>
-      <w:bookmarkEnd w:id="41"/>
-      <w:bookmarkEnd w:id="163"/>
-      <w:commentRangeStart w:id="167"/>
-      <w:commentRangeStart w:id="168"/>
+      <w:bookmarkStart w:id="170" w:name="conclusions-1"/>
+      <w:bookmarkEnd w:id="45"/>
+      <w:bookmarkEnd w:id="167"/>
+      <w:commentRangeStart w:id="171"/>
+      <w:commentRangeStart w:id="172"/>
       <w:r>
         <w:t>Conclusions</w:t>
       </w:r>
-      <w:commentRangeEnd w:id="167"/>
+      <w:commentRangeEnd w:id="171"/>
       <w:r>
         <w:rPr>
           <w:rStyle w:val="af2"/>
           <w:rFonts w:asciiTheme="minorHAnsi" w:eastAsiaTheme="minorEastAsia" w:hAnsiTheme="minorHAnsi" w:cstheme="minorBidi"/>
           <w:color w:val="auto"/>
         </w:rPr>
-        <w:commentReference w:id="167"/>
-      </w:r>
-      <w:commentRangeEnd w:id="168"/>
+        <w:commentReference w:id="171"/>
+      </w:r>
+      <w:commentRangeEnd w:id="172"/>
       <w:r>
         <w:rPr>
           <w:rStyle w:val="af2"/>
           <w:rFonts w:asciiTheme="minorHAnsi" w:eastAsiaTheme="minorEastAsia" w:hAnsiTheme="minorHAnsi" w:cstheme="minorBidi"/>
           <w:color w:val="auto"/>
         </w:rPr>
-        <w:commentReference w:id="168"/>
+        <w:commentReference w:id="172"/>
       </w:r>
     </w:p>
     <w:p>
@@ -2198,43 +2219,43 @@
       <w:pPr>
         <w:pStyle w:val="a0"/>
         <w:rPr>
-          <w:del w:id="169" w:author="治輝 齋藤" w:date="2026-04-13T14:10:00Z" w16du:dateUtc="2026-04-13T05:10:00Z"/>
+          <w:del w:id="173" w:author="治輝 齋藤" w:date="2026-04-13T14:10:00Z" w16du:dateUtc="2026-04-13T05:10:00Z"/>
           <w:strike/>
-          <w:rPrChange w:id="170" w:author="哲也 大平" w:date="2026-04-12T22:38:00Z" w16du:dateUtc="2026-04-12T13:38:00Z">
+          <w:rPrChange w:id="174" w:author="哲也 大平" w:date="2026-04-12T22:38:00Z" w16du:dateUtc="2026-04-12T13:38:00Z">
             <w:rPr>
-              <w:del w:id="171" w:author="治輝 齋藤" w:date="2026-04-13T14:10:00Z" w16du:dateUtc="2026-04-13T05:10:00Z"/>
+              <w:del w:id="175" w:author="治輝 齋藤" w:date="2026-04-13T14:10:00Z" w16du:dateUtc="2026-04-13T05:10:00Z"/>
             </w:rPr>
           </w:rPrChange>
         </w:rPr>
       </w:pPr>
-      <w:commentRangeStart w:id="172"/>
-      <w:commentRangeStart w:id="173"/>
-      <w:del w:id="174" w:author="治輝 齋藤" w:date="2026-04-13T14:10:00Z" w16du:dateUtc="2026-04-13T05:10:00Z">
+      <w:commentRangeStart w:id="176"/>
+      <w:commentRangeStart w:id="177"/>
+      <w:del w:id="178" w:author="治輝 齋藤" w:date="2026-04-13T14:10:00Z" w16du:dateUtc="2026-04-13T05:10:00Z">
         <w:r>
           <w:rPr>
             <w:strike/>
             <w:highlight w:val="yellow"/>
-            <w:rPrChange w:id="175" w:author="哲也 大平" w:date="2026-04-12T22:38:00Z" w16du:dateUtc="2026-04-12T13:38:00Z">
+            <w:rPrChange w:id="179" w:author="哲也 大平" w:date="2026-04-12T22:38:00Z" w16du:dateUtc="2026-04-12T13:38:00Z">
               <w:rPr/>
             </w:rPrChange>
           </w:rPr>
           <w:lastRenderedPageBreak/>
           <w:delText>Our findings align with international ecological evidence from Norway (NOREPOS) and China (CHARLS), establishing terrain slope as a globally relevant environmental risk factor for hip fracture. In the context of Japan’s accelerating rural aging and depopulation of mountainous areas (Kaso, Genkai-shuraku), these results highlight the double burden faced by older adults in high-slope prefectures: chronic exposure to biomechanically challenging terrain compounded by social isolation and healthcare infrastructure decline.</w:delText>
         </w:r>
-        <w:commentRangeEnd w:id="172"/>
+        <w:commentRangeEnd w:id="176"/>
         <w:r>
           <w:rPr>
             <w:rStyle w:val="af2"/>
           </w:rPr>
-          <w:commentReference w:id="172"/>
+          <w:commentReference w:id="176"/>
         </w:r>
       </w:del>
-      <w:commentRangeEnd w:id="173"/>
+      <w:commentRangeEnd w:id="177"/>
       <w:r>
         <w:rPr>
           <w:rStyle w:val="af2"/>
         </w:rPr>
-        <w:commentReference w:id="173"/>
+        <w:commentReference w:id="177"/>
       </w:r>
     </w:p>
     <w:p>
@@ -2242,45 +2263,45 @@
         <w:pStyle w:val="a0"/>
         <w:rPr>
           <w:strike/>
-          <w:rPrChange w:id="176" w:author="哲也 大平" w:date="2026-04-12T22:39:00Z" w16du:dateUtc="2026-04-12T13:39:00Z">
+          <w:rPrChange w:id="180" w:author="哲也 大平" w:date="2026-04-12T22:39:00Z" w16du:dateUtc="2026-04-12T13:39:00Z">
             <w:rPr/>
           </w:rPrChange>
         </w:rPr>
       </w:pPr>
-      <w:commentRangeStart w:id="177"/>
-      <w:commentRangeStart w:id="178"/>
-      <w:del w:id="179" w:author="治輝 齋藤" w:date="2026-04-13T14:10:00Z" w16du:dateUtc="2026-04-13T05:10:00Z">
+      <w:commentRangeStart w:id="181"/>
+      <w:commentRangeStart w:id="182"/>
+      <w:del w:id="183" w:author="治輝 齋藤" w:date="2026-04-13T14:10:00Z" w16du:dateUtc="2026-04-13T05:10:00Z">
         <w:r>
           <w:rPr>
             <w:strike/>
             <w:highlight w:val="yellow"/>
-            <w:rPrChange w:id="180" w:author="哲也 大平" w:date="2026-04-12T22:39:00Z" w16du:dateUtc="2026-04-12T13:39:00Z">
+            <w:rPrChange w:id="184" w:author="哲也 大平" w:date="2026-04-12T22:39:00Z" w16du:dateUtc="2026-04-12T13:39:00Z">
               <w:rPr/>
             </w:rPrChange>
           </w:rPr>
           <w:delText>These</w:delText>
         </w:r>
-        <w:commentRangeEnd w:id="177"/>
+        <w:commentRangeEnd w:id="181"/>
         <w:r>
           <w:rPr>
             <w:rStyle w:val="af2"/>
           </w:rPr>
-          <w:commentReference w:id="177"/>
+          <w:commentReference w:id="181"/>
         </w:r>
       </w:del>
-      <w:commentRangeEnd w:id="178"/>
+      <w:commentRangeEnd w:id="182"/>
       <w:r>
         <w:rPr>
           <w:rStyle w:val="af2"/>
         </w:rPr>
-        <w:commentReference w:id="178"/>
-      </w:r>
-      <w:del w:id="181" w:author="治輝 齋藤" w:date="2026-04-13T14:10:00Z" w16du:dateUtc="2026-04-13T05:10:00Z">
+        <w:commentReference w:id="182"/>
+      </w:r>
+      <w:del w:id="185" w:author="治輝 齋藤" w:date="2026-04-13T14:10:00Z" w16du:dateUtc="2026-04-13T05:10:00Z">
         <w:r>
           <w:rPr>
             <w:strike/>
             <w:highlight w:val="yellow"/>
-            <w:rPrChange w:id="182" w:author="哲也 大平" w:date="2026-04-12T22:39:00Z" w16du:dateUtc="2026-04-12T13:39:00Z">
+            <w:rPrChange w:id="186" w:author="哲也 大平" w:date="2026-04-12T22:39:00Z" w16du:dateUtc="2026-04-12T13:39:00Z">
               <w:rPr/>
             </w:rPrChange>
           </w:rPr>
@@ -2299,7 +2320,7 @@
     <w:p>
       <w:r>
         <w:pict w14:anchorId="05BB88ED">
-          <v:rect id="_x0000_i1031" style="width:0;height:1.5pt" o:hralign="center" o:hrstd="t" o:hr="t"/>
+          <v:rect id="_x0000_i1032" style="width:0;height:1.5pt" o:hralign="center" o:hrstd="t" o:hr="t"/>
         </w:pict>
       </w:r>
     </w:p>
@@ -2307,30 +2328,30 @@
       <w:pPr>
         <w:pStyle w:val="1"/>
       </w:pPr>
-      <w:bookmarkStart w:id="183" w:name="references"/>
-      <w:bookmarkEnd w:id="166"/>
-      <w:commentRangeStart w:id="184"/>
-      <w:commentRangeStart w:id="185"/>
+      <w:bookmarkStart w:id="187" w:name="references"/>
+      <w:bookmarkEnd w:id="170"/>
+      <w:commentRangeStart w:id="188"/>
+      <w:commentRangeStart w:id="189"/>
       <w:r>
         <w:t>References</w:t>
       </w:r>
-      <w:commentRangeEnd w:id="184"/>
+      <w:commentRangeEnd w:id="188"/>
       <w:r>
         <w:rPr>
           <w:rStyle w:val="af2"/>
           <w:rFonts w:asciiTheme="minorHAnsi" w:eastAsiaTheme="minorEastAsia" w:hAnsiTheme="minorHAnsi" w:cstheme="minorBidi"/>
           <w:color w:val="auto"/>
         </w:rPr>
-        <w:commentReference w:id="184"/>
-      </w:r>
-      <w:commentRangeEnd w:id="185"/>
+        <w:commentReference w:id="188"/>
+      </w:r>
+      <w:commentRangeEnd w:id="189"/>
       <w:r>
         <w:rPr>
           <w:rStyle w:val="af2"/>
           <w:rFonts w:asciiTheme="minorHAnsi" w:eastAsiaTheme="minorEastAsia" w:hAnsiTheme="minorHAnsi" w:cstheme="minorBidi"/>
           <w:color w:val="auto"/>
         </w:rPr>
-        <w:commentReference w:id="185"/>
+        <w:commentReference w:id="189"/>
       </w:r>
     </w:p>
     <w:p>
@@ -2475,15 +2496,7 @@
         </w:numPr>
       </w:pPr>
       <w:r>
-        <w:t xml:space="preserve">Reimann H, Ramadan R, Fettrow T, Hafer JF, Geyer H, Jeka JJ. Interactions between different age-related factors affecting balance control in walking. Front Sports Act Living. </w:t>
-      </w:r>
-      <w:proofErr w:type="gramStart"/>
-      <w:r>
-        <w:t>2020;2:94</w:t>
-      </w:r>
-      <w:proofErr w:type="gramEnd"/>
-      <w:r>
-        <w:t>.</w:t>
+        <w:t>Reimann H, Ramadan R, Fettrow T, Hafer JF, Geyer H, Jeka JJ. Interactions between different age-related factors affecting balance control in walking. Front Sports Act Living. 2020;2:94.</w:t>
       </w:r>
     </w:p>
     <w:p>
@@ -2506,16 +2519,16 @@
           <w:numId w:val="3"/>
         </w:numPr>
         <w:rPr>
-          <w:del w:id="186" w:author="治輝 齋藤" w:date="2026-04-13T18:04:00Z" w16du:dateUtc="2026-04-13T09:04:00Z"/>
-        </w:rPr>
-      </w:pPr>
-      <w:commentRangeStart w:id="187"/>
-      <w:commentRangeStart w:id="188"/>
-      <w:del w:id="189" w:author="治輝 齋藤" w:date="2026-04-13T18:04:00Z" w16du:dateUtc="2026-04-13T09:04:00Z">
+          <w:del w:id="190" w:author="治輝 齋藤" w:date="2026-04-13T18:04:00Z" w16du:dateUtc="2026-04-13T09:04:00Z"/>
+        </w:rPr>
+      </w:pPr>
+      <w:commentRangeStart w:id="191"/>
+      <w:commentRangeStart w:id="192"/>
+      <w:del w:id="193" w:author="治輝 齋藤" w:date="2026-04-13T18:04:00Z" w16du:dateUtc="2026-04-13T09:04:00Z">
         <w:r>
           <w:rPr>
             <w:highlight w:val="yellow"/>
-            <w:rPrChange w:id="190" w:author="哲也 大平" w:date="2026-04-12T22:20:00Z" w16du:dateUtc="2026-04-12T13:20:00Z">
+            <w:rPrChange w:id="194" w:author="哲也 大平" w:date="2026-04-12T22:20:00Z" w16du:dateUtc="2026-04-12T13:20:00Z">
               <w:rPr/>
             </w:rPrChange>
           </w:rPr>
@@ -2524,22 +2537,22 @@
         <w:r>
           <w:delText xml:space="preserve"> </w:delText>
         </w:r>
-        <w:commentRangeEnd w:id="187"/>
+        <w:commentRangeEnd w:id="191"/>
         <w:r>
           <w:rPr>
             <w:rStyle w:val="af2"/>
           </w:rPr>
-          <w:commentReference w:id="187"/>
+          <w:commentReference w:id="191"/>
         </w:r>
       </w:del>
-      <w:commentRangeEnd w:id="188"/>
+      <w:commentRangeEnd w:id="192"/>
       <w:r>
         <w:rPr>
           <w:rStyle w:val="af2"/>
         </w:rPr>
-        <w:commentReference w:id="188"/>
-      </w:r>
-      <w:del w:id="191" w:author="治輝 齋藤" w:date="2026-04-13T18:04:00Z" w16du:dateUtc="2026-04-13T09:04:00Z">
+        <w:commentReference w:id="192"/>
+      </w:r>
+      <w:del w:id="195" w:author="治輝 齋藤" w:date="2026-04-13T18:04:00Z" w16du:dateUtc="2026-04-13T09:04:00Z">
         <w:r>
           <w:delText>Nakamura K, Oyama M, Saito T, Oshiki R. Characteristics of community-dwelling older people in mountainous regions: implications for fall prevention. J Epidemiol. 2010;20(4):299-306.</w:delText>
         </w:r>
@@ -2554,15 +2567,7 @@
         </w:numPr>
       </w:pPr>
       <w:r>
-        <w:t xml:space="preserve">Fujita K, Fujiwara Y, Chaves PH, Motohashi Y, Shinkai S. Frequency of going outdoors as a </w:t>
-      </w:r>
-      <w:proofErr w:type="gramStart"/>
-      <w:r>
-        <w:t>good predictors</w:t>
-      </w:r>
-      <w:proofErr w:type="gramEnd"/>
-      <w:r>
-        <w:t xml:space="preserve"> for incident disability of physical function as well as disability recovery in community-dwelling older adults in rural Japan. J Epidemiol. 2006;16(6):261-270.</w:t>
+        <w:t>Fujita K, Fujiwara Y, Chaves PH, Motohashi Y, Shinkai S. Frequency of going outdoors as a good predictors for incident disability of physical function as well as disability recovery in community-dwelling older adults in rural Japan. J Epidemiol. 2006;16(6):261-270.</w:t>
       </w:r>
     </w:p>
     <w:p>
@@ -2658,10 +2663,10 @@
           <w:numId w:val="3"/>
         </w:numPr>
         <w:rPr>
-          <w:del w:id="192" w:author="治輝 齋藤" w:date="2026-04-13T18:06:00Z" w16du:dateUtc="2026-04-13T09:06:00Z"/>
-        </w:rPr>
-      </w:pPr>
-      <w:del w:id="193" w:author="治輝 齋藤" w:date="2026-04-13T18:06:00Z" w16du:dateUtc="2026-04-13T09:06:00Z">
+          <w:del w:id="196" w:author="治輝 齋藤" w:date="2026-04-13T18:06:00Z" w16du:dateUtc="2026-04-13T09:06:00Z"/>
+        </w:rPr>
+      </w:pPr>
+      <w:del w:id="197" w:author="治輝 齋藤" w:date="2026-04-13T18:06:00Z" w16du:dateUtc="2026-04-13T09:06:00Z">
         <w:r>
           <w:delText>Guo Y, Zhang Y, Jiao TT. Application value of FRAX in high-altitude areas in China: a systematic review and meta-analysis. Front Endocrinol (Lausanne). 2026;17:1656377.</w:delText>
         </w:r>
@@ -2735,10 +2740,10 @@
           <w:numId w:val="3"/>
         </w:numPr>
         <w:rPr>
-          <w:del w:id="194" w:author="治輝 齋藤" w:date="2026-04-13T20:40:00Z" w16du:dateUtc="2026-04-13T11:40:00Z"/>
-        </w:rPr>
-      </w:pPr>
-      <w:del w:id="195" w:author="治輝 齋藤" w:date="2026-04-13T20:40:00Z" w16du:dateUtc="2026-04-13T11:40:00Z">
+          <w:del w:id="198" w:author="治輝 齋藤" w:date="2026-04-13T20:40:00Z" w16du:dateUtc="2026-04-13T11:40:00Z"/>
+        </w:rPr>
+      </w:pPr>
+      <w:del w:id="199" w:author="治輝 齋藤" w:date="2026-04-13T20:40:00Z" w16du:dateUtc="2026-04-13T11:40:00Z">
         <w:r>
           <w:delText>Galliker ES, Laing AC, Ferguson SJ, et al. The influence of fall direction and hip protector on fracture risk: FE model predictions driven by experimental data. Ann Biomed Eng. 2022;50(3):278-290.</w:delText>
         </w:r>
@@ -2765,15 +2770,7 @@
         </w:numPr>
       </w:pPr>
       <w:r>
-        <w:t xml:space="preserve">Tesio L, Rota V. The motion of body center of mass during walking: a review oriented to clinical applications. Front Neurol. </w:t>
-      </w:r>
-      <w:proofErr w:type="gramStart"/>
-      <w:r>
-        <w:t>2019;10:999</w:t>
-      </w:r>
-      <w:proofErr w:type="gramEnd"/>
-      <w:r>
-        <w:t>.</w:t>
+        <w:t>Tesio L, Rota V. The motion of body center of mass during walking: a review oriented to clinical applications. Front Neurol. 2019;10:999.</w:t>
       </w:r>
     </w:p>
     <w:p>
@@ -2809,10 +2806,10 @@
           <w:numId w:val="3"/>
         </w:numPr>
         <w:rPr>
-          <w:del w:id="196" w:author="治輝 齋藤" w:date="2026-04-13T20:41:00Z" w16du:dateUtc="2026-04-13T11:41:00Z"/>
-        </w:rPr>
-      </w:pPr>
-      <w:del w:id="197" w:author="治輝 齋藤" w:date="2026-04-13T20:41:00Z" w16du:dateUtc="2026-04-13T11:41:00Z">
+          <w:del w:id="200" w:author="治輝 齋藤" w:date="2026-04-13T20:41:00Z" w16du:dateUtc="2026-04-13T11:41:00Z"/>
+        </w:rPr>
+      </w:pPr>
+      <w:del w:id="201" w:author="治輝 齋藤" w:date="2026-04-13T20:41:00Z" w16du:dateUtc="2026-04-13T11:41:00Z">
         <w:r>
           <w:delText>Burkhart TA. Biomechanics of the upper extremity in response to dynamic impact loading indicative of a forward fall. University of Windsor (Canada) ProQuest Dissertations &amp; Theses,  2012. NR77921.</w:delText>
         </w:r>
@@ -2827,15 +2824,7 @@
         </w:numPr>
       </w:pPr>
       <w:r>
-        <w:t xml:space="preserve">O’Neill TW, </w:t>
-      </w:r>
-      <w:proofErr w:type="spellStart"/>
-      <w:r>
-        <w:t>Varlow</w:t>
-      </w:r>
-      <w:proofErr w:type="spellEnd"/>
-      <w:r>
-        <w:t xml:space="preserve"> J, Silman AJ, et al. Age and sex influences on fall characteristics. Ann Rheum Dis. 1994;53(11):773-775.</w:t>
+        <w:t>O’Neill TW, Varlow J, Silman AJ, et al. Age and sex influences on fall characteristics. Ann Rheum Dis. 1994;53(11):773-775.</w:t>
       </w:r>
     </w:p>
     <w:p>
@@ -2858,10 +2847,10 @@
           <w:numId w:val="3"/>
         </w:numPr>
         <w:rPr>
-          <w:del w:id="198" w:author="治輝 齋藤" w:date="2026-04-13T20:41:00Z" w16du:dateUtc="2026-04-13T11:41:00Z"/>
-        </w:rPr>
-      </w:pPr>
-      <w:del w:id="199" w:author="治輝 齋藤" w:date="2026-04-13T20:41:00Z" w16du:dateUtc="2026-04-13T11:41:00Z">
+          <w:del w:id="202" w:author="治輝 齋藤" w:date="2026-04-13T20:41:00Z" w16du:dateUtc="2026-04-13T11:41:00Z"/>
+        </w:rPr>
+      </w:pPr>
+      <w:del w:id="203" w:author="治輝 齋藤" w:date="2026-04-13T20:41:00Z" w16du:dateUtc="2026-04-13T11:41:00Z">
         <w:r>
           <w:delText>Østergaard HK, Budtz CR, Sumrein BO, Madsen MN, Brorson S, Launonen AP. Increased all-cause mortality following proximal humerus fractures in Danish adults: a register-based matched cohort study of 93,952 fracture cases and 469,760 controls. Osteoporos Int. 2025;36(11):2157-2165.</w:delText>
         </w:r>
@@ -2875,10 +2864,10 @@
           <w:numId w:val="3"/>
         </w:numPr>
         <w:rPr>
-          <w:del w:id="200" w:author="治輝 齋藤" w:date="2026-04-13T20:41:00Z" w16du:dateUtc="2026-04-13T11:41:00Z"/>
-        </w:rPr>
-      </w:pPr>
-      <w:del w:id="201" w:author="治輝 齋藤" w:date="2026-04-13T20:41:00Z" w16du:dateUtc="2026-04-13T11:41:00Z">
+          <w:del w:id="204" w:author="治輝 齋藤" w:date="2026-04-13T20:41:00Z" w16du:dateUtc="2026-04-13T11:41:00Z"/>
+        </w:rPr>
+      </w:pPr>
+      <w:del w:id="205" w:author="治輝 齋藤" w:date="2026-04-13T20:41:00Z" w16du:dateUtc="2026-04-13T11:41:00Z">
         <w:r>
           <w:delText>Forsén L, Søgaard AJ, Holvik K, et al. Geographic variations in hip fracture incidence in a high-risk country stretching into the Arctic: a NOREPOS study. Osteoporos Int. 2020;31(7):1323-1331.</w:delText>
         </w:r>
@@ -2892,10 +2881,10 @@
           <w:numId w:val="3"/>
         </w:numPr>
         <w:rPr>
-          <w:del w:id="202" w:author="治輝 齋藤" w:date="2026-04-13T20:41:00Z" w16du:dateUtc="2026-04-13T11:41:00Z"/>
-        </w:rPr>
-      </w:pPr>
-      <w:del w:id="203" w:author="治輝 齋藤" w:date="2026-04-13T20:41:00Z" w16du:dateUtc="2026-04-13T11:41:00Z">
+          <w:del w:id="206" w:author="治輝 齋藤" w:date="2026-04-13T20:41:00Z" w16du:dateUtc="2026-04-13T11:41:00Z"/>
+        </w:rPr>
+      </w:pPr>
+      <w:del w:id="207" w:author="治輝 齋藤" w:date="2026-04-13T20:41:00Z" w16du:dateUtc="2026-04-13T11:41:00Z">
         <w:r>
           <w:delText>Ahmed LA, Schirmer H, Bjørnerem Å, Emaus N, Jørgensen L, Størmer J, Joakimsen RM. The gender- and age-specific 10-year and lifetime absolute fracture risk in Tromsø, Norway. Eur J Epidemiol. 2009;24(8):441-448.</w:delText>
         </w:r>
@@ -2921,10 +2910,10 @@
           <w:numId w:val="3"/>
         </w:numPr>
         <w:rPr>
-          <w:del w:id="204" w:author="治輝 齋藤" w:date="2026-04-13T20:42:00Z" w16du:dateUtc="2026-04-13T11:42:00Z"/>
-        </w:rPr>
-      </w:pPr>
-      <w:del w:id="205" w:author="治輝 齋藤" w:date="2026-04-13T20:42:00Z" w16du:dateUtc="2026-04-13T11:42:00Z">
+          <w:del w:id="208" w:author="治輝 齋藤" w:date="2026-04-13T20:42:00Z" w16du:dateUtc="2026-04-13T11:42:00Z"/>
+        </w:rPr>
+      </w:pPr>
+      <w:del w:id="209" w:author="治輝 齋藤" w:date="2026-04-13T20:42:00Z" w16du:dateUtc="2026-04-13T11:42:00Z">
         <w:r>
           <w:delText>Morin SN, Lix LM, Leslie WD. The importance of previous fracture site on osteoporosis diagnosis and incident fractures in women. J Bone Miner Res. 2014;29(7):1675-1680.</w:delText>
         </w:r>
@@ -2939,15 +2928,7 @@
         </w:numPr>
       </w:pPr>
       <w:r>
-        <w:t>Blackwood J, Suzuki R, Karczewski H. Perceived neighborhood walkability is associated with recent falls in urban dwelling older adults. J Geriatr Phys Ther. 2022;45(1</w:t>
-      </w:r>
-      <w:proofErr w:type="gramStart"/>
-      <w:r>
-        <w:t>):E</w:t>
-      </w:r>
-      <w:proofErr w:type="gramEnd"/>
-      <w:r>
-        <w:t>8-E15.</w:t>
+        <w:t>Blackwood J, Suzuki R, Karczewski H. Perceived neighborhood walkability is associated with recent falls in urban dwelling older adults. J Geriatr Phys Ther. 2022;45(1):E8-E15.</w:t>
       </w:r>
     </w:p>
     <w:p>
@@ -2958,10 +2939,10 @@
           <w:numId w:val="3"/>
         </w:numPr>
         <w:rPr>
-          <w:del w:id="206" w:author="治輝 齋藤" w:date="2026-04-13T20:42:00Z" w16du:dateUtc="2026-04-13T11:42:00Z"/>
-        </w:rPr>
-      </w:pPr>
-      <w:del w:id="207" w:author="治輝 齋藤" w:date="2026-04-13T20:42:00Z" w16du:dateUtc="2026-04-13T11:42:00Z">
+          <w:del w:id="210" w:author="治輝 齋藤" w:date="2026-04-13T20:42:00Z" w16du:dateUtc="2026-04-13T11:42:00Z"/>
+        </w:rPr>
+      </w:pPr>
+      <w:del w:id="211" w:author="治輝 齋藤" w:date="2026-04-13T20:42:00Z" w16du:dateUtc="2026-04-13T11:42:00Z">
         <w:r>
           <w:delText>Lin J, Leung J, Yu B, Woo J, Kwok T, Lau KK. Association of green space with bone mineral density change and incident fracture in elderly Hong Kong Chinese. Environ Res. 2021;201:111547.</w:delText>
         </w:r>
@@ -3012,10 +2993,10 @@
           <w:numId w:val="3"/>
         </w:numPr>
         <w:rPr>
-          <w:del w:id="208" w:author="治輝 齋藤" w:date="2026-04-13T20:43:00Z" w16du:dateUtc="2026-04-13T11:43:00Z"/>
-        </w:rPr>
-      </w:pPr>
-      <w:del w:id="209" w:author="治輝 齋藤" w:date="2026-04-13T20:43:00Z" w16du:dateUtc="2026-04-13T11:43:00Z">
+          <w:del w:id="212" w:author="治輝 齋藤" w:date="2026-04-13T20:43:00Z" w16du:dateUtc="2026-04-13T11:43:00Z"/>
+        </w:rPr>
+      </w:pPr>
+      <w:del w:id="213" w:author="治輝 齋藤" w:date="2026-04-13T20:43:00Z" w16du:dateUtc="2026-04-13T11:43:00Z">
         <w:r>
           <w:delText>Kim DC. Depopulation, aging, and rural restructuring in Japan. Ager. 2021;33:107-123.</w:delText>
         </w:r>
@@ -3029,10 +3010,10 @@
           <w:numId w:val="3"/>
         </w:numPr>
         <w:rPr>
-          <w:del w:id="210" w:author="治輝 齋藤" w:date="2026-04-13T20:43:00Z" w16du:dateUtc="2026-04-13T11:43:00Z"/>
-        </w:rPr>
-      </w:pPr>
-      <w:del w:id="211" w:author="治輝 齋藤" w:date="2026-04-13T20:43:00Z" w16du:dateUtc="2026-04-13T11:43:00Z">
+          <w:del w:id="214" w:author="治輝 齋藤" w:date="2026-04-13T20:43:00Z" w16du:dateUtc="2026-04-13T11:43:00Z"/>
+        </w:rPr>
+      </w:pPr>
+      <w:del w:id="215" w:author="治輝 齋藤" w:date="2026-04-13T20:43:00Z" w16du:dateUtc="2026-04-13T11:43:00Z">
         <w:r>
           <w:delText>Okubo M, Mohammed A, Inoue M. Out-migrants and local institutions: case study of a depopulated mountain village in Japan. Asian Cult Hist. 2015;8(1):1.</w:delText>
         </w:r>
@@ -3046,10 +3027,10 @@
           <w:numId w:val="3"/>
         </w:numPr>
         <w:rPr>
-          <w:del w:id="212" w:author="治輝 齋藤" w:date="2026-04-13T20:43:00Z" w16du:dateUtc="2026-04-13T11:43:00Z"/>
-        </w:rPr>
-      </w:pPr>
-      <w:del w:id="213" w:author="治輝 齋藤" w:date="2026-04-13T20:43:00Z" w16du:dateUtc="2026-04-13T11:43:00Z">
+          <w:del w:id="216" w:author="治輝 齋藤" w:date="2026-04-13T20:43:00Z" w16du:dateUtc="2026-04-13T11:43:00Z"/>
+        </w:rPr>
+      </w:pPr>
+      <w:del w:id="217" w:author="治輝 齋藤" w:date="2026-04-13T20:43:00Z" w16du:dateUtc="2026-04-13T11:43:00Z">
         <w:r>
           <w:delText>Wang W, Saito Y. Aging in place in a depopulated, mountainous area: the role of hometown-visiting family members in Shimogo, Japan. Sustainability. 2024;16(23):10547.</w:delText>
         </w:r>
@@ -3063,10 +3044,10 @@
           <w:numId w:val="3"/>
         </w:numPr>
         <w:rPr>
-          <w:del w:id="214" w:author="治輝 齋藤" w:date="2026-04-13T20:43:00Z" w16du:dateUtc="2026-04-13T11:43:00Z"/>
-        </w:rPr>
-      </w:pPr>
-      <w:del w:id="215" w:author="治輝 齋藤" w:date="2026-04-13T20:43:00Z" w16du:dateUtc="2026-04-13T11:43:00Z">
+          <w:del w:id="218" w:author="治輝 齋藤" w:date="2026-04-13T20:43:00Z" w16du:dateUtc="2026-04-13T11:43:00Z"/>
+        </w:rPr>
+      </w:pPr>
+      <w:del w:id="219" w:author="治輝 齋藤" w:date="2026-04-13T20:43:00Z" w16du:dateUtc="2026-04-13T11:43:00Z">
         <w:r>
           <w:delText>Matous P, Todo Y. Analyzing the coevolution of interorganizational networks and organizational performance: Automakers’ production networks in Japan. Appl Netw Sci. 2017;2(1):5.</w:delText>
         </w:r>
@@ -3093,15 +3074,7 @@
         </w:numPr>
       </w:pPr>
       <w:r>
-        <w:t xml:space="preserve">Murayama H, Nishi M, Matsuo E, et al. Do bonding and bridging social capital affect self-rated health, depressive mood and cognitive decline in older Japanese? A prospective cohort study. Soc Sci Med. </w:t>
-      </w:r>
-      <w:proofErr w:type="gramStart"/>
-      <w:r>
-        <w:t>2013;98:247</w:t>
-      </w:r>
-      <w:proofErr w:type="gramEnd"/>
-      <w:r>
-        <w:t>-252.</w:t>
+        <w:t>Murayama H, Nishi M, Matsuo E, et al. Do bonding and bridging social capital affect self-rated health, depressive mood and cognitive decline in older Japanese? A prospective cohort study. Soc Sci Med. 2013;98:247-252.</w:t>
       </w:r>
     </w:p>
     <w:p>
@@ -3112,10 +3085,10 @@
           <w:numId w:val="3"/>
         </w:numPr>
         <w:rPr>
-          <w:del w:id="216" w:author="治輝 齋藤" w:date="2026-04-13T20:43:00Z" w16du:dateUtc="2026-04-13T11:43:00Z"/>
-        </w:rPr>
-      </w:pPr>
-      <w:del w:id="217" w:author="治輝 齋藤" w:date="2026-04-13T20:43:00Z" w16du:dateUtc="2026-04-13T11:43:00Z">
+          <w:del w:id="220" w:author="治輝 齋藤" w:date="2026-04-13T20:43:00Z" w16du:dateUtc="2026-04-13T11:43:00Z"/>
+        </w:rPr>
+      </w:pPr>
+      <w:del w:id="221" w:author="治輝 齋藤" w:date="2026-04-13T20:43:00Z" w16du:dateUtc="2026-04-13T11:43:00Z">
         <w:r>
           <w:delText>Abellan van Kan G, Rolland Y, Andrieu S, et al. Gait speed at usual pace as a predictor of adverse outcomes in community-dwelling older people an International Academy on Nutrition and Aging (IANA) Task Force. J Nutr Health Aging. 2009;13(10):881-889.</w:delText>
         </w:r>
@@ -3129,10 +3102,10 @@
           <w:numId w:val="3"/>
         </w:numPr>
         <w:rPr>
-          <w:del w:id="218" w:author="治輝 齋藤" w:date="2026-04-13T20:43:00Z" w16du:dateUtc="2026-04-13T11:43:00Z"/>
-        </w:rPr>
-      </w:pPr>
-      <w:del w:id="219" w:author="治輝 齋藤" w:date="2026-04-13T20:43:00Z" w16du:dateUtc="2026-04-13T11:43:00Z">
+          <w:del w:id="222" w:author="治輝 齋藤" w:date="2026-04-13T20:43:00Z" w16du:dateUtc="2026-04-13T11:43:00Z"/>
+        </w:rPr>
+      </w:pPr>
+      <w:del w:id="223" w:author="治輝 齋藤" w:date="2026-04-13T20:43:00Z" w16du:dateUtc="2026-04-13T11:43:00Z">
         <w:r>
           <w:delText>Cawthon PM, Fox KM, Gandra SR, et al. Do muscle mass, muscle density, strength, and physical function similarly influence risk of hospitalization in older adults? J Am Geriatr Soc. 2009;57(8):1411-1419.</w:delText>
         </w:r>
@@ -3146,10 +3119,10 @@
           <w:numId w:val="3"/>
         </w:numPr>
         <w:rPr>
-          <w:del w:id="220" w:author="治輝 齋藤" w:date="2026-04-13T20:43:00Z" w16du:dateUtc="2026-04-13T11:43:00Z"/>
-        </w:rPr>
-      </w:pPr>
-      <w:del w:id="221" w:author="治輝 齋藤" w:date="2026-04-13T20:43:00Z" w16du:dateUtc="2026-04-13T11:43:00Z">
+          <w:del w:id="224" w:author="治輝 齋藤" w:date="2026-04-13T20:43:00Z" w16du:dateUtc="2026-04-13T11:43:00Z"/>
+        </w:rPr>
+      </w:pPr>
+      <w:del w:id="225" w:author="治輝 齋藤" w:date="2026-04-13T20:43:00Z" w16du:dateUtc="2026-04-13T11:43:00Z">
         <w:r>
           <w:delText>Peel NM, Navanathan S, Hubbard RE. Gait speed as a predictor of outcomes in post-acute transitional care for older people. Geriatr Gerontol Int. 2014;14(4):906-910.</w:delText>
         </w:r>
@@ -3163,13 +3136,8 @@
           <w:numId w:val="3"/>
         </w:numPr>
       </w:pPr>
-      <w:proofErr w:type="spellStart"/>
-      <w:r>
-        <w:t>Delbaere</w:t>
-      </w:r>
-      <w:proofErr w:type="spellEnd"/>
-      <w:r>
-        <w:t xml:space="preserve"> K, Close JC, Brodaty H, Sachdev P, Lord SR. Determinants of disparities between perceived and physiological risk of falling among elderly people: cohort study. BMJ. 2010;341:c4165.</w:t>
+      <w:r>
+        <w:t>Delbaere K, Close JC, Brodaty H, Sachdev P, Lord SR. Determinants of disparities between perceived and physiological risk of falling among elderly people: cohort study. BMJ. 2010;341:c4165.</w:t>
       </w:r>
     </w:p>
     <w:p>
@@ -3181,15 +3149,7 @@
         </w:numPr>
       </w:pPr>
       <w:r>
-        <w:t xml:space="preserve">Kempen GI, van Haastregt JC, McKee KJ, Delbaere K, Zijlstra GA. Socio-demographic, health-related and psychosocial correlates of fear of falling and avoidance of activity in community-living older persons who avoid activity due to fear of falling. BMC Public Health. </w:t>
-      </w:r>
-      <w:proofErr w:type="gramStart"/>
-      <w:r>
-        <w:t>2009;9:170</w:t>
-      </w:r>
-      <w:proofErr w:type="gramEnd"/>
-      <w:r>
-        <w:t>.</w:t>
+        <w:t>Kempen GI, van Haastregt JC, McKee KJ, Delbaere K, Zijlstra GA. Socio-demographic, health-related and psychosocial correlates of fear of falling and avoidance of activity in community-living older persons who avoid activity due to fear of falling. BMC Public Health. 2009;9:170.</w:t>
       </w:r>
     </w:p>
     <w:p>
@@ -3202,15 +3162,7 @@
       </w:pPr>
       <w:r>
         <w:lastRenderedPageBreak/>
-        <w:t xml:space="preserve">Inage K, Kondo N, Komatsubara S, et al. Current status of patients with hip fracture in Japan: a nationwide survey. J Orthop Sci. 2025. </w:t>
-      </w:r>
-      <w:proofErr w:type="gramStart"/>
-      <w:r>
-        <w:t>doi:10.1016/j.jos</w:t>
-      </w:r>
-      <w:proofErr w:type="gramEnd"/>
-      <w:r>
-        <w:t>.2025.05.014.</w:t>
+        <w:t>Inage K, Kondo N, Komatsubara S, et al. Current status of patients with hip fracture in Japan: a nationwide survey. J Orthop Sci. 2025. doi:10.1016/j.jos.2025.05.014.</w:t>
       </w:r>
     </w:p>
     <w:p>
@@ -3246,15 +3198,7 @@
         </w:numPr>
       </w:pPr>
       <w:r>
-        <w:t xml:space="preserve">Miyachi M, Tripette J, Kawakami R, Murakami H. “+10 min of physical activity per day”: Japan is looking for efficient but feasible recommendations for its population. J Nutr Sci Vitaminol (Tokyo). 2015;61 </w:t>
-      </w:r>
-      <w:proofErr w:type="gramStart"/>
-      <w:r>
-        <w:t>Suppl:S</w:t>
-      </w:r>
-      <w:proofErr w:type="gramEnd"/>
-      <w:r>
-        <w:t>7-9.</w:t>
+        <w:t>Miyachi M, Tripette J, Kawakami R, Murakami H. “+10 min of physical activity per day”: Japan is looking for efficient but feasible recommendations for its population. J Nutr Sci Vitaminol (Tokyo). 2015;61 Suppl:S7-9.</w:t>
       </w:r>
     </w:p>
     <w:p>
@@ -3277,10 +3221,10 @@
           <w:numId w:val="3"/>
         </w:numPr>
         <w:rPr>
-          <w:del w:id="222" w:author="治輝 齋藤" w:date="2026-04-13T20:43:00Z" w16du:dateUtc="2026-04-13T11:43:00Z"/>
-        </w:rPr>
-      </w:pPr>
-      <w:del w:id="223" w:author="治輝 齋藤" w:date="2026-04-13T20:43:00Z" w16du:dateUtc="2026-04-13T11:43:00Z">
+          <w:del w:id="226" w:author="治輝 齋藤" w:date="2026-04-13T20:43:00Z" w16du:dateUtc="2026-04-13T11:43:00Z"/>
+        </w:rPr>
+      </w:pPr>
+      <w:del w:id="227" w:author="治輝 齋藤" w:date="2026-04-13T20:43:00Z" w16du:dateUtc="2026-04-13T11:43:00Z">
         <w:r>
           <w:delText>Ministry of Health, Labour and Welfare, Japan. Physical Activity Guide for Health Promotion 2023. Tokyo: MHLW; 2023.</w:delText>
         </w:r>
@@ -3294,10 +3238,10 @@
           <w:numId w:val="3"/>
         </w:numPr>
         <w:rPr>
-          <w:del w:id="224" w:author="治輝 齋藤" w:date="2026-04-13T20:43:00Z" w16du:dateUtc="2026-04-13T11:43:00Z"/>
-        </w:rPr>
-      </w:pPr>
-      <w:del w:id="225" w:author="治輝 齋藤" w:date="2026-04-13T20:43:00Z" w16du:dateUtc="2026-04-13T11:43:00Z">
+          <w:del w:id="228" w:author="治輝 齋藤" w:date="2026-04-13T20:43:00Z" w16du:dateUtc="2026-04-13T11:43:00Z"/>
+        </w:rPr>
+      </w:pPr>
+      <w:del w:id="229" w:author="治輝 齋藤" w:date="2026-04-13T20:43:00Z" w16du:dateUtc="2026-04-13T11:43:00Z">
         <w:r>
           <w:delText>Roux AV, Evenson KR, McGinn AP, et al. Availability of recreational resources and physical activity in adults. Am J Public Health. 2007;97(3):493-499.</w:delText>
         </w:r>
@@ -3312,15 +3256,7 @@
         </w:numPr>
       </w:pPr>
       <w:r>
-        <w:t xml:space="preserve">Sherrington C, </w:t>
-      </w:r>
-      <w:proofErr w:type="spellStart"/>
-      <w:r>
-        <w:t>Fairhall</w:t>
-      </w:r>
-      <w:proofErr w:type="spellEnd"/>
-      <w:r>
-        <w:t xml:space="preserve"> NJ, Wallbank GK, et al. Exercise for preventing falls in older people living in the community. Cochrane Database Syst Rev. 2019;1(1):CD012424.</w:t>
+        <w:t>Sherrington C, Fairhall NJ, Wallbank GK, et al. Exercise for preventing falls in older people living in the community. Cochrane Database Syst Rev. 2019;1(1):CD012424.</w:t>
       </w:r>
     </w:p>
     <w:p>
@@ -3338,7 +3274,7 @@
     <w:p>
       <w:r>
         <w:pict w14:anchorId="068098E9">
-          <v:rect id="_x0000_i1032" style="width:0;height:1.5pt" o:hralign="center" o:hrstd="t" o:hr="t"/>
+          <v:rect id="_x0000_i1033" style="width:0;height:1.5pt" o:hralign="center" o:hrstd="t" o:hr="t"/>
         </w:pict>
       </w:r>
     </w:p>
@@ -3346,8 +3282,8 @@
       <w:pPr>
         <w:pStyle w:val="1"/>
       </w:pPr>
-      <w:bookmarkStart w:id="226" w:name="tables-and-figures"/>
-      <w:bookmarkEnd w:id="183"/>
+      <w:bookmarkStart w:id="230" w:name="tables-and-figures"/>
+      <w:bookmarkEnd w:id="187"/>
       <w:r>
         <w:t>Tables and Figures</w:t>
       </w:r>
@@ -3356,29 +3292,29 @@
       <w:pPr>
         <w:pStyle w:val="2"/>
       </w:pPr>
-      <w:bookmarkStart w:id="227" w:name="Xd12e5d2fabb7f7da04933f49b094ec2cca003f6"/>
-      <w:commentRangeStart w:id="228"/>
-      <w:commentRangeStart w:id="229"/>
+      <w:bookmarkStart w:id="231" w:name="Xd12e5d2fabb7f7da04933f49b094ec2cca003f6"/>
+      <w:commentRangeStart w:id="232"/>
+      <w:commentRangeStart w:id="233"/>
       <w:r>
         <w:t>Table 1. Descriptive Statistics of Prefecture-Level Variables (N = 47)</w:t>
       </w:r>
-      <w:commentRangeEnd w:id="228"/>
+      <w:commentRangeEnd w:id="232"/>
       <w:r>
         <w:rPr>
           <w:rStyle w:val="af2"/>
           <w:rFonts w:asciiTheme="minorHAnsi" w:eastAsiaTheme="minorEastAsia" w:hAnsiTheme="minorHAnsi" w:cstheme="minorBidi"/>
           <w:color w:val="auto"/>
         </w:rPr>
-        <w:commentReference w:id="228"/>
-      </w:r>
-      <w:commentRangeEnd w:id="229"/>
+        <w:commentReference w:id="232"/>
+      </w:r>
+      <w:commentRangeEnd w:id="233"/>
       <w:r>
         <w:rPr>
           <w:rStyle w:val="af2"/>
           <w:rFonts w:asciiTheme="minorHAnsi" w:eastAsiaTheme="minorEastAsia" w:hAnsiTheme="minorHAnsi" w:cstheme="minorBidi"/>
           <w:color w:val="auto"/>
         </w:rPr>
-        <w:commentReference w:id="229"/>
+        <w:commentReference w:id="233"/>
       </w:r>
     </w:p>
     <w:tbl>
@@ -3523,13 +3459,12 @@
               <w:pStyle w:val="Compact"/>
               <w:jc w:val="right"/>
               <w:rPr>
-                <w:rFonts w:hint="eastAsia"/>
                 <w:sz w:val="18"/>
                 <w:szCs w:val="18"/>
                 <w:lang w:eastAsia="ja-JP"/>
               </w:rPr>
             </w:pPr>
-            <w:ins w:id="230" w:author="治輝 齋藤" w:date="2026-04-14T11:49:00Z" w16du:dateUtc="2026-04-14T02:49:00Z">
+            <w:ins w:id="234" w:author="治輝 齋藤" w:date="2026-04-14T11:49:00Z" w16du:dateUtc="2026-04-14T02:49:00Z">
               <w:r>
                 <w:rPr>
                   <w:rFonts w:hint="eastAsia"/>
@@ -3551,13 +3486,12 @@
               <w:pStyle w:val="Compact"/>
               <w:jc w:val="right"/>
               <w:rPr>
-                <w:rFonts w:hint="eastAsia"/>
                 <w:sz w:val="18"/>
                 <w:szCs w:val="18"/>
                 <w:lang w:eastAsia="ja-JP"/>
               </w:rPr>
             </w:pPr>
-            <w:ins w:id="231" w:author="治輝 齋藤" w:date="2026-04-14T11:51:00Z" w16du:dateUtc="2026-04-14T02:51:00Z">
+            <w:ins w:id="235" w:author="治輝 齋藤" w:date="2026-04-14T11:51:00Z" w16du:dateUtc="2026-04-14T02:51:00Z">
               <w:r>
                 <w:rPr>
                   <w:rFonts w:hint="eastAsia"/>
@@ -3579,13 +3513,12 @@
               <w:pStyle w:val="Compact"/>
               <w:jc w:val="right"/>
               <w:rPr>
-                <w:rFonts w:hint="eastAsia"/>
                 <w:sz w:val="18"/>
                 <w:szCs w:val="18"/>
                 <w:lang w:eastAsia="ja-JP"/>
               </w:rPr>
             </w:pPr>
-            <w:ins w:id="232" w:author="治輝 齋藤" w:date="2026-04-14T11:51:00Z" w16du:dateUtc="2026-04-14T02:51:00Z">
+            <w:ins w:id="236" w:author="治輝 齋藤" w:date="2026-04-14T11:51:00Z" w16du:dateUtc="2026-04-14T02:51:00Z">
               <w:r>
                 <w:rPr>
                   <w:rFonts w:hint="eastAsia"/>
@@ -3633,7 +3566,7 @@
                 <w:szCs w:val="18"/>
               </w:rPr>
             </w:pPr>
-            <w:del w:id="233" w:author="治輝 齋藤" w:date="2026-04-14T10:58:00Z" w16du:dateUtc="2026-04-14T01:58:00Z">
+            <w:del w:id="237" w:author="治輝 齋藤" w:date="2026-04-14T10:58:00Z" w16du:dateUtc="2026-04-14T01:58:00Z">
               <w:r>
                 <w:rPr>
                   <w:sz w:val="18"/>
@@ -3950,13 +3883,12 @@
               <w:pStyle w:val="Compact"/>
               <w:jc w:val="right"/>
               <w:rPr>
-                <w:rFonts w:hint="eastAsia"/>
                 <w:sz w:val="18"/>
                 <w:szCs w:val="18"/>
                 <w:lang w:eastAsia="ja-JP"/>
               </w:rPr>
             </w:pPr>
-            <w:ins w:id="234" w:author="治輝 齋藤" w:date="2026-04-14T11:49:00Z" w16du:dateUtc="2026-04-14T02:49:00Z">
+            <w:ins w:id="238" w:author="治輝 齋藤" w:date="2026-04-14T11:49:00Z" w16du:dateUtc="2026-04-14T02:49:00Z">
               <w:r>
                 <w:rPr>
                   <w:rFonts w:hint="eastAsia"/>
@@ -3978,13 +3910,12 @@
               <w:pStyle w:val="Compact"/>
               <w:jc w:val="right"/>
               <w:rPr>
-                <w:rFonts w:hint="eastAsia"/>
                 <w:sz w:val="18"/>
                 <w:szCs w:val="18"/>
                 <w:lang w:eastAsia="ja-JP"/>
               </w:rPr>
             </w:pPr>
-            <w:ins w:id="235" w:author="治輝 齋藤" w:date="2026-04-14T11:51:00Z" w16du:dateUtc="2026-04-14T02:51:00Z">
+            <w:ins w:id="239" w:author="治輝 齋藤" w:date="2026-04-14T11:51:00Z" w16du:dateUtc="2026-04-14T02:51:00Z">
               <w:r>
                 <w:rPr>
                   <w:rFonts w:hint="eastAsia"/>
@@ -4006,13 +3937,12 @@
               <w:pStyle w:val="Compact"/>
               <w:jc w:val="right"/>
               <w:rPr>
-                <w:rFonts w:hint="eastAsia"/>
                 <w:sz w:val="18"/>
                 <w:szCs w:val="18"/>
                 <w:lang w:eastAsia="ja-JP"/>
               </w:rPr>
             </w:pPr>
-            <w:ins w:id="236" w:author="治輝 齋藤" w:date="2026-04-14T11:51:00Z" w16du:dateUtc="2026-04-14T02:51:00Z">
+            <w:ins w:id="240" w:author="治輝 齋藤" w:date="2026-04-14T11:51:00Z" w16du:dateUtc="2026-04-14T02:51:00Z">
               <w:r>
                 <w:rPr>
                   <w:rFonts w:hint="eastAsia"/>
@@ -4060,7 +3990,7 @@
                 <w:szCs w:val="18"/>
               </w:rPr>
             </w:pPr>
-            <w:del w:id="237" w:author="治輝 齋藤" w:date="2026-04-14T10:58:00Z" w16du:dateUtc="2026-04-14T01:58:00Z">
+            <w:del w:id="241" w:author="治輝 齋藤" w:date="2026-04-14T10:58:00Z" w16du:dateUtc="2026-04-14T01:58:00Z">
               <w:r>
                 <w:rPr>
                   <w:sz w:val="18"/>
@@ -4213,13 +4143,12 @@
               <w:pStyle w:val="Compact"/>
               <w:jc w:val="right"/>
               <w:rPr>
-                <w:rFonts w:hint="eastAsia"/>
                 <w:sz w:val="18"/>
                 <w:szCs w:val="18"/>
                 <w:lang w:eastAsia="ja-JP"/>
               </w:rPr>
             </w:pPr>
-            <w:ins w:id="238" w:author="治輝 齋藤" w:date="2026-04-14T11:49:00Z" w16du:dateUtc="2026-04-14T02:49:00Z">
+            <w:ins w:id="242" w:author="治輝 齋藤" w:date="2026-04-14T11:49:00Z" w16du:dateUtc="2026-04-14T02:49:00Z">
               <w:r>
                 <w:rPr>
                   <w:rFonts w:hint="eastAsia"/>
@@ -4241,13 +4170,12 @@
               <w:pStyle w:val="Compact"/>
               <w:jc w:val="right"/>
               <w:rPr>
-                <w:rFonts w:hint="eastAsia"/>
                 <w:sz w:val="18"/>
                 <w:szCs w:val="18"/>
                 <w:lang w:eastAsia="ja-JP"/>
               </w:rPr>
             </w:pPr>
-            <w:ins w:id="239" w:author="治輝 齋藤" w:date="2026-04-14T11:51:00Z" w16du:dateUtc="2026-04-14T02:51:00Z">
+            <w:ins w:id="243" w:author="治輝 齋藤" w:date="2026-04-14T11:51:00Z" w16du:dateUtc="2026-04-14T02:51:00Z">
               <w:r>
                 <w:rPr>
                   <w:rFonts w:hint="eastAsia"/>
@@ -4269,13 +4197,12 @@
               <w:pStyle w:val="Compact"/>
               <w:jc w:val="right"/>
               <w:rPr>
-                <w:rFonts w:hint="eastAsia"/>
                 <w:sz w:val="18"/>
                 <w:szCs w:val="18"/>
                 <w:lang w:eastAsia="ja-JP"/>
               </w:rPr>
             </w:pPr>
-            <w:ins w:id="240" w:author="治輝 齋藤" w:date="2026-04-14T11:51:00Z" w16du:dateUtc="2026-04-14T02:51:00Z">
+            <w:ins w:id="244" w:author="治輝 齋藤" w:date="2026-04-14T11:51:00Z" w16du:dateUtc="2026-04-14T02:51:00Z">
               <w:r>
                 <w:rPr>
                   <w:rFonts w:hint="eastAsia"/>
@@ -4323,7 +4250,7 @@
                 <w:szCs w:val="18"/>
               </w:rPr>
             </w:pPr>
-            <w:del w:id="241" w:author="治輝 齋藤" w:date="2026-04-14T10:58:00Z" w16du:dateUtc="2026-04-14T01:58:00Z">
+            <w:del w:id="245" w:author="治輝 齋藤" w:date="2026-04-14T10:58:00Z" w16du:dateUtc="2026-04-14T01:58:00Z">
               <w:r>
                 <w:rPr>
                   <w:sz w:val="18"/>
@@ -4475,13 +4402,12 @@
               <w:pStyle w:val="Compact"/>
               <w:jc w:val="right"/>
               <w:rPr>
-                <w:rFonts w:hint="eastAsia"/>
                 <w:sz w:val="18"/>
                 <w:szCs w:val="18"/>
                 <w:lang w:eastAsia="ja-JP"/>
               </w:rPr>
             </w:pPr>
-            <w:ins w:id="242" w:author="治輝 齋藤" w:date="2026-04-14T11:49:00Z" w16du:dateUtc="2026-04-14T02:49:00Z">
+            <w:ins w:id="246" w:author="治輝 齋藤" w:date="2026-04-14T11:49:00Z" w16du:dateUtc="2026-04-14T02:49:00Z">
               <w:r>
                 <w:rPr>
                   <w:rFonts w:hint="eastAsia"/>
@@ -4503,13 +4429,12 @@
               <w:pStyle w:val="Compact"/>
               <w:jc w:val="right"/>
               <w:rPr>
-                <w:rFonts w:hint="eastAsia"/>
                 <w:sz w:val="18"/>
                 <w:szCs w:val="18"/>
                 <w:lang w:eastAsia="ja-JP"/>
               </w:rPr>
             </w:pPr>
-            <w:ins w:id="243" w:author="治輝 齋藤" w:date="2026-04-14T11:52:00Z" w16du:dateUtc="2026-04-14T02:52:00Z">
+            <w:ins w:id="247" w:author="治輝 齋藤" w:date="2026-04-14T11:52:00Z" w16du:dateUtc="2026-04-14T02:52:00Z">
               <w:r>
                 <w:rPr>
                   <w:rFonts w:hint="eastAsia"/>
@@ -4531,13 +4456,12 @@
               <w:pStyle w:val="Compact"/>
               <w:jc w:val="right"/>
               <w:rPr>
-                <w:rFonts w:hint="eastAsia"/>
                 <w:sz w:val="18"/>
                 <w:szCs w:val="18"/>
                 <w:lang w:eastAsia="ja-JP"/>
               </w:rPr>
             </w:pPr>
-            <w:ins w:id="244" w:author="治輝 齋藤" w:date="2026-04-14T11:52:00Z" w16du:dateUtc="2026-04-14T02:52:00Z">
+            <w:ins w:id="248" w:author="治輝 齋藤" w:date="2026-04-14T11:52:00Z" w16du:dateUtc="2026-04-14T02:52:00Z">
               <w:r>
                 <w:rPr>
                   <w:rFonts w:hint="eastAsia"/>
@@ -4585,7 +4509,7 @@
                 <w:szCs w:val="18"/>
               </w:rPr>
             </w:pPr>
-            <w:del w:id="245" w:author="治輝 齋藤" w:date="2026-04-14T10:58:00Z" w16du:dateUtc="2026-04-14T01:58:00Z">
+            <w:del w:id="249" w:author="治輝 齋藤" w:date="2026-04-14T10:58:00Z" w16du:dateUtc="2026-04-14T01:58:00Z">
               <w:r>
                 <w:rPr>
                   <w:sz w:val="18"/>
@@ -4737,13 +4661,12 @@
               <w:pStyle w:val="Compact"/>
               <w:jc w:val="right"/>
               <w:rPr>
-                <w:rFonts w:hint="eastAsia"/>
                 <w:sz w:val="18"/>
                 <w:szCs w:val="18"/>
                 <w:lang w:eastAsia="ja-JP"/>
               </w:rPr>
             </w:pPr>
-            <w:ins w:id="246" w:author="治輝 齋藤" w:date="2026-04-14T11:49:00Z" w16du:dateUtc="2026-04-14T02:49:00Z">
+            <w:ins w:id="250" w:author="治輝 齋藤" w:date="2026-04-14T11:49:00Z" w16du:dateUtc="2026-04-14T02:49:00Z">
               <w:r>
                 <w:rPr>
                   <w:rFonts w:hint="eastAsia"/>
@@ -4765,13 +4688,12 @@
               <w:pStyle w:val="Compact"/>
               <w:jc w:val="right"/>
               <w:rPr>
-                <w:rFonts w:hint="eastAsia"/>
                 <w:sz w:val="18"/>
                 <w:szCs w:val="18"/>
                 <w:lang w:eastAsia="ja-JP"/>
               </w:rPr>
             </w:pPr>
-            <w:ins w:id="247" w:author="治輝 齋藤" w:date="2026-04-14T11:52:00Z" w16du:dateUtc="2026-04-14T02:52:00Z">
+            <w:ins w:id="251" w:author="治輝 齋藤" w:date="2026-04-14T11:52:00Z" w16du:dateUtc="2026-04-14T02:52:00Z">
               <w:r>
                 <w:rPr>
                   <w:rFonts w:hint="eastAsia"/>
@@ -4793,13 +4715,12 @@
               <w:pStyle w:val="Compact"/>
               <w:jc w:val="right"/>
               <w:rPr>
-                <w:rFonts w:hint="eastAsia"/>
                 <w:sz w:val="18"/>
                 <w:szCs w:val="18"/>
                 <w:lang w:eastAsia="ja-JP"/>
               </w:rPr>
             </w:pPr>
-            <w:ins w:id="248" w:author="治輝 齋藤" w:date="2026-04-14T11:52:00Z" w16du:dateUtc="2026-04-14T02:52:00Z">
+            <w:ins w:id="252" w:author="治輝 齋藤" w:date="2026-04-14T11:52:00Z" w16du:dateUtc="2026-04-14T02:52:00Z">
               <w:r>
                 <w:rPr>
                   <w:rFonts w:hint="eastAsia"/>
@@ -4847,7 +4768,7 @@
                 <w:szCs w:val="18"/>
               </w:rPr>
             </w:pPr>
-            <w:del w:id="249" w:author="治輝 齋藤" w:date="2026-04-14T10:58:00Z" w16du:dateUtc="2026-04-14T01:58:00Z">
+            <w:del w:id="253" w:author="治輝 齋藤" w:date="2026-04-14T10:58:00Z" w16du:dateUtc="2026-04-14T01:58:00Z">
               <w:r>
                 <w:rPr>
                   <w:sz w:val="18"/>
@@ -5164,13 +5085,12 @@
               <w:pStyle w:val="Compact"/>
               <w:jc w:val="right"/>
               <w:rPr>
-                <w:rFonts w:hint="eastAsia"/>
                 <w:sz w:val="18"/>
                 <w:szCs w:val="18"/>
                 <w:lang w:eastAsia="ja-JP"/>
               </w:rPr>
             </w:pPr>
-            <w:ins w:id="250" w:author="治輝 齋藤" w:date="2026-04-14T11:49:00Z" w16du:dateUtc="2026-04-14T02:49:00Z">
+            <w:ins w:id="254" w:author="治輝 齋藤" w:date="2026-04-14T11:49:00Z" w16du:dateUtc="2026-04-14T02:49:00Z">
               <w:r>
                 <w:rPr>
                   <w:rFonts w:hint="eastAsia"/>
@@ -5192,13 +5112,12 @@
               <w:pStyle w:val="Compact"/>
               <w:jc w:val="right"/>
               <w:rPr>
-                <w:rFonts w:hint="eastAsia"/>
                 <w:sz w:val="18"/>
                 <w:szCs w:val="18"/>
                 <w:lang w:eastAsia="ja-JP"/>
               </w:rPr>
             </w:pPr>
-            <w:ins w:id="251" w:author="治輝 齋藤" w:date="2026-04-14T11:52:00Z" w16du:dateUtc="2026-04-14T02:52:00Z">
+            <w:ins w:id="255" w:author="治輝 齋藤" w:date="2026-04-14T11:52:00Z" w16du:dateUtc="2026-04-14T02:52:00Z">
               <w:r>
                 <w:rPr>
                   <w:rFonts w:hint="eastAsia"/>
@@ -5220,13 +5139,12 @@
               <w:pStyle w:val="Compact"/>
               <w:jc w:val="right"/>
               <w:rPr>
-                <w:rFonts w:hint="eastAsia"/>
                 <w:sz w:val="18"/>
                 <w:szCs w:val="18"/>
                 <w:lang w:eastAsia="ja-JP"/>
               </w:rPr>
             </w:pPr>
-            <w:ins w:id="252" w:author="治輝 齋藤" w:date="2026-04-14T11:52:00Z" w16du:dateUtc="2026-04-14T02:52:00Z">
+            <w:ins w:id="256" w:author="治輝 齋藤" w:date="2026-04-14T11:52:00Z" w16du:dateUtc="2026-04-14T02:52:00Z">
               <w:r>
                 <w:rPr>
                   <w:rFonts w:hint="eastAsia"/>
@@ -5274,7 +5192,7 @@
                 <w:szCs w:val="18"/>
               </w:rPr>
             </w:pPr>
-            <w:del w:id="253" w:author="治輝 齋藤" w:date="2026-04-14T10:58:00Z" w16du:dateUtc="2026-04-14T01:58:00Z">
+            <w:del w:id="257" w:author="治輝 齋藤" w:date="2026-04-14T10:58:00Z" w16du:dateUtc="2026-04-14T01:58:00Z">
               <w:r>
                 <w:rPr>
                   <w:sz w:val="18"/>
@@ -5426,13 +5344,12 @@
               <w:pStyle w:val="Compact"/>
               <w:jc w:val="right"/>
               <w:rPr>
-                <w:rFonts w:hint="eastAsia"/>
                 <w:sz w:val="18"/>
                 <w:szCs w:val="18"/>
                 <w:lang w:eastAsia="ja-JP"/>
               </w:rPr>
             </w:pPr>
-            <w:ins w:id="254" w:author="治輝 齋藤" w:date="2026-04-14T11:49:00Z" w16du:dateUtc="2026-04-14T02:49:00Z">
+            <w:ins w:id="258" w:author="治輝 齋藤" w:date="2026-04-14T11:49:00Z" w16du:dateUtc="2026-04-14T02:49:00Z">
               <w:r>
                 <w:rPr>
                   <w:rFonts w:hint="eastAsia"/>
@@ -5454,13 +5371,12 @@
               <w:pStyle w:val="Compact"/>
               <w:jc w:val="right"/>
               <w:rPr>
-                <w:rFonts w:hint="eastAsia"/>
                 <w:sz w:val="18"/>
                 <w:szCs w:val="18"/>
                 <w:lang w:eastAsia="ja-JP"/>
               </w:rPr>
             </w:pPr>
-            <w:ins w:id="255" w:author="治輝 齋藤" w:date="2026-04-14T11:52:00Z" w16du:dateUtc="2026-04-14T02:52:00Z">
+            <w:ins w:id="259" w:author="治輝 齋藤" w:date="2026-04-14T11:52:00Z" w16du:dateUtc="2026-04-14T02:52:00Z">
               <w:r>
                 <w:rPr>
                   <w:rFonts w:hint="eastAsia"/>
@@ -5482,13 +5398,12 @@
               <w:pStyle w:val="Compact"/>
               <w:jc w:val="right"/>
               <w:rPr>
-                <w:rFonts w:hint="eastAsia"/>
                 <w:sz w:val="18"/>
                 <w:szCs w:val="18"/>
                 <w:lang w:eastAsia="ja-JP"/>
               </w:rPr>
             </w:pPr>
-            <w:ins w:id="256" w:author="治輝 齋藤" w:date="2026-04-14T11:52:00Z" w16du:dateUtc="2026-04-14T02:52:00Z">
+            <w:ins w:id="260" w:author="治輝 齋藤" w:date="2026-04-14T11:52:00Z" w16du:dateUtc="2026-04-14T02:52:00Z">
               <w:r>
                 <w:rPr>
                   <w:rFonts w:hint="eastAsia"/>
@@ -5536,7 +5451,7 @@
                 <w:szCs w:val="18"/>
               </w:rPr>
             </w:pPr>
-            <w:del w:id="257" w:author="治輝 齋藤" w:date="2026-04-14T10:58:00Z" w16du:dateUtc="2026-04-14T01:58:00Z">
+            <w:del w:id="261" w:author="治輝 齋藤" w:date="2026-04-14T10:58:00Z" w16du:dateUtc="2026-04-14T01:58:00Z">
               <w:r>
                 <w:rPr>
                   <w:sz w:val="18"/>
@@ -5853,13 +5768,12 @@
               <w:pStyle w:val="Compact"/>
               <w:jc w:val="right"/>
               <w:rPr>
-                <w:rFonts w:hint="eastAsia"/>
                 <w:sz w:val="18"/>
                 <w:szCs w:val="18"/>
                 <w:lang w:eastAsia="ja-JP"/>
               </w:rPr>
             </w:pPr>
-            <w:ins w:id="258" w:author="治輝 齋藤" w:date="2026-04-14T11:49:00Z" w16du:dateUtc="2026-04-14T02:49:00Z">
+            <w:ins w:id="262" w:author="治輝 齋藤" w:date="2026-04-14T11:49:00Z" w16du:dateUtc="2026-04-14T02:49:00Z">
               <w:r>
                 <w:rPr>
                   <w:rFonts w:hint="eastAsia"/>
@@ -5881,13 +5795,12 @@
               <w:pStyle w:val="Compact"/>
               <w:jc w:val="right"/>
               <w:rPr>
-                <w:rFonts w:hint="eastAsia"/>
                 <w:sz w:val="18"/>
                 <w:szCs w:val="18"/>
                 <w:lang w:eastAsia="ja-JP"/>
               </w:rPr>
             </w:pPr>
-            <w:ins w:id="259" w:author="治輝 齋藤" w:date="2026-04-14T11:52:00Z" w16du:dateUtc="2026-04-14T02:52:00Z">
+            <w:ins w:id="263" w:author="治輝 齋藤" w:date="2026-04-14T11:52:00Z" w16du:dateUtc="2026-04-14T02:52:00Z">
               <w:r>
                 <w:rPr>
                   <w:rFonts w:hint="eastAsia"/>
@@ -5909,13 +5822,12 @@
               <w:pStyle w:val="Compact"/>
               <w:jc w:val="right"/>
               <w:rPr>
-                <w:rFonts w:hint="eastAsia"/>
                 <w:sz w:val="18"/>
                 <w:szCs w:val="18"/>
                 <w:lang w:eastAsia="ja-JP"/>
               </w:rPr>
             </w:pPr>
-            <w:ins w:id="260" w:author="治輝 齋藤" w:date="2026-04-14T11:52:00Z" w16du:dateUtc="2026-04-14T02:52:00Z">
+            <w:ins w:id="264" w:author="治輝 齋藤" w:date="2026-04-14T11:52:00Z" w16du:dateUtc="2026-04-14T02:52:00Z">
               <w:r>
                 <w:rPr>
                   <w:rFonts w:hint="eastAsia"/>
@@ -5963,7 +5875,7 @@
                 <w:szCs w:val="18"/>
               </w:rPr>
             </w:pPr>
-            <w:del w:id="261" w:author="治輝 齋藤" w:date="2026-04-14T10:58:00Z" w16du:dateUtc="2026-04-14T01:58:00Z">
+            <w:del w:id="265" w:author="治輝 齋藤" w:date="2026-04-14T10:58:00Z" w16du:dateUtc="2026-04-14T01:58:00Z">
               <w:r>
                 <w:rPr>
                   <w:sz w:val="18"/>
@@ -6115,13 +6027,12 @@
               <w:pStyle w:val="Compact"/>
               <w:jc w:val="right"/>
               <w:rPr>
-                <w:rFonts w:hint="eastAsia"/>
                 <w:sz w:val="18"/>
                 <w:szCs w:val="18"/>
                 <w:lang w:eastAsia="ja-JP"/>
               </w:rPr>
             </w:pPr>
-            <w:ins w:id="262" w:author="治輝 齋藤" w:date="2026-04-14T11:49:00Z" w16du:dateUtc="2026-04-14T02:49:00Z">
+            <w:ins w:id="266" w:author="治輝 齋藤" w:date="2026-04-14T11:49:00Z" w16du:dateUtc="2026-04-14T02:49:00Z">
               <w:r>
                 <w:rPr>
                   <w:rFonts w:hint="eastAsia"/>
@@ -6143,13 +6054,12 @@
               <w:pStyle w:val="Compact"/>
               <w:jc w:val="right"/>
               <w:rPr>
-                <w:rFonts w:hint="eastAsia"/>
                 <w:sz w:val="18"/>
                 <w:szCs w:val="18"/>
                 <w:lang w:eastAsia="ja-JP"/>
               </w:rPr>
             </w:pPr>
-            <w:ins w:id="263" w:author="治輝 齋藤" w:date="2026-04-14T11:52:00Z" w16du:dateUtc="2026-04-14T02:52:00Z">
+            <w:ins w:id="267" w:author="治輝 齋藤" w:date="2026-04-14T11:52:00Z" w16du:dateUtc="2026-04-14T02:52:00Z">
               <w:r>
                 <w:rPr>
                   <w:rFonts w:hint="eastAsia"/>
@@ -6171,13 +6081,12 @@
               <w:pStyle w:val="Compact"/>
               <w:jc w:val="right"/>
               <w:rPr>
-                <w:rFonts w:hint="eastAsia"/>
                 <w:sz w:val="18"/>
                 <w:szCs w:val="18"/>
                 <w:lang w:eastAsia="ja-JP"/>
               </w:rPr>
             </w:pPr>
-            <w:ins w:id="264" w:author="治輝 齋藤" w:date="2026-04-14T11:52:00Z" w16du:dateUtc="2026-04-14T02:52:00Z">
+            <w:ins w:id="268" w:author="治輝 齋藤" w:date="2026-04-14T11:52:00Z" w16du:dateUtc="2026-04-14T02:52:00Z">
               <w:r>
                 <w:rPr>
                   <w:rFonts w:hint="eastAsia"/>
@@ -6188,7 +6097,7 @@
                 <w:t>5</w:t>
               </w:r>
             </w:ins>
-            <w:ins w:id="265" w:author="治輝 齋藤" w:date="2026-04-14T11:53:00Z" w16du:dateUtc="2026-04-14T02:53:00Z">
+            <w:ins w:id="269" w:author="治輝 齋藤" w:date="2026-04-14T11:53:00Z" w16du:dateUtc="2026-04-14T02:53:00Z">
               <w:r>
                 <w:rPr>
                   <w:rFonts w:hint="eastAsia"/>
@@ -6236,7 +6145,7 @@
                 <w:szCs w:val="18"/>
               </w:rPr>
             </w:pPr>
-            <w:del w:id="266" w:author="治輝 齋藤" w:date="2026-04-14T10:58:00Z" w16du:dateUtc="2026-04-14T01:58:00Z">
+            <w:del w:id="270" w:author="治輝 齋藤" w:date="2026-04-14T10:58:00Z" w16du:dateUtc="2026-04-14T01:58:00Z">
               <w:r>
                 <w:rPr>
                   <w:sz w:val="18"/>
@@ -6388,13 +6297,12 @@
               <w:pStyle w:val="Compact"/>
               <w:jc w:val="right"/>
               <w:rPr>
-                <w:rFonts w:hint="eastAsia"/>
                 <w:sz w:val="18"/>
                 <w:szCs w:val="18"/>
                 <w:lang w:eastAsia="ja-JP"/>
               </w:rPr>
             </w:pPr>
-            <w:ins w:id="267" w:author="治輝 齋藤" w:date="2026-04-14T11:49:00Z" w16du:dateUtc="2026-04-14T02:49:00Z">
+            <w:ins w:id="271" w:author="治輝 齋藤" w:date="2026-04-14T11:49:00Z" w16du:dateUtc="2026-04-14T02:49:00Z">
               <w:r>
                 <w:rPr>
                   <w:rFonts w:hint="eastAsia"/>
@@ -6416,13 +6324,12 @@
               <w:pStyle w:val="Compact"/>
               <w:jc w:val="right"/>
               <w:rPr>
-                <w:rFonts w:hint="eastAsia"/>
                 <w:sz w:val="18"/>
                 <w:szCs w:val="18"/>
                 <w:lang w:eastAsia="ja-JP"/>
               </w:rPr>
             </w:pPr>
-            <w:ins w:id="268" w:author="治輝 齋藤" w:date="2026-04-14T11:53:00Z" w16du:dateUtc="2026-04-14T02:53:00Z">
+            <w:ins w:id="272" w:author="治輝 齋藤" w:date="2026-04-14T11:53:00Z" w16du:dateUtc="2026-04-14T02:53:00Z">
               <w:r>
                 <w:rPr>
                   <w:rFonts w:hint="eastAsia"/>
@@ -6444,13 +6351,12 @@
               <w:pStyle w:val="Compact"/>
               <w:jc w:val="right"/>
               <w:rPr>
-                <w:rFonts w:hint="eastAsia"/>
                 <w:sz w:val="18"/>
                 <w:szCs w:val="18"/>
                 <w:lang w:eastAsia="ja-JP"/>
               </w:rPr>
             </w:pPr>
-            <w:ins w:id="269" w:author="治輝 齋藤" w:date="2026-04-14T11:53:00Z" w16du:dateUtc="2026-04-14T02:53:00Z">
+            <w:ins w:id="273" w:author="治輝 齋藤" w:date="2026-04-14T11:53:00Z" w16du:dateUtc="2026-04-14T02:53:00Z">
               <w:r>
                 <w:rPr>
                   <w:rFonts w:hint="eastAsia"/>
@@ -6498,7 +6404,7 @@
                 <w:szCs w:val="18"/>
               </w:rPr>
             </w:pPr>
-            <w:del w:id="270" w:author="治輝 齋藤" w:date="2026-04-14T10:58:00Z" w16du:dateUtc="2026-04-14T01:58:00Z">
+            <w:del w:id="274" w:author="治輝 齋藤" w:date="2026-04-14T10:58:00Z" w16du:dateUtc="2026-04-14T01:58:00Z">
               <w:r>
                 <w:rPr>
                   <w:sz w:val="18"/>
@@ -6536,17 +6442,17 @@
     <w:p>
       <w:pPr>
         <w:rPr>
-          <w:ins w:id="271" w:author="治輝 齋藤" w:date="2026-04-14T11:53:00Z" w16du:dateUtc="2026-04-14T02:53:00Z"/>
+          <w:ins w:id="275" w:author="治輝 齋藤" w:date="2026-04-14T11:53:00Z" w16du:dateUtc="2026-04-14T02:53:00Z"/>
         </w:rPr>
       </w:pPr>
       <w:r>
         <w:pict w14:anchorId="0E76C796">
-          <v:rect id="_x0000_i1064" style="width:0;height:1.5pt" o:hralign="center" o:bullet="t" o:hrstd="t" o:hr="t"/>
+          <v:rect id="_x0000_i1034" style="width:0;height:1.5pt" o:hralign="center" o:bullet="t" o:hrstd="t" o:hr="t"/>
         </w:pict>
       </w:r>
     </w:p>
     <w:p>
-      <w:ins w:id="272" w:author="治輝 齋藤" w:date="2026-04-14T11:53:00Z" w16du:dateUtc="2026-04-14T02:53:00Z">
+      <w:ins w:id="276" w:author="治輝 齋藤" w:date="2026-04-14T11:53:00Z" w16du:dateUtc="2026-04-14T02:53:00Z">
         <w:r>
           <w:rPr>
             <w:b/>
@@ -6584,8 +6490,8 @@
       <w:pPr>
         <w:pStyle w:val="2"/>
       </w:pPr>
-      <w:bookmarkStart w:id="273" w:name="Xc4d8efe96bb5dc084b3a6055df59151a4b74ad0"/>
-      <w:bookmarkEnd w:id="227"/>
+      <w:bookmarkStart w:id="277" w:name="Xc4d8efe96bb5dc084b3a6055df59151a4b74ad0"/>
+      <w:bookmarkEnd w:id="231"/>
       <w:r>
         <w:t>Table 2. Pearson Correlation Matrix of Study Variables (N = 47)</w:t>
       </w:r>
@@ -7698,7 +7604,7 @@
     <w:p>
       <w:r>
         <w:pict w14:anchorId="7DD38E05">
-          <v:rect id="_x0000_i1061" style="width:0;height:1.5pt" o:hralign="center" o:hrstd="t" o:hr="t"/>
+          <v:rect id="_x0000_i1035" style="width:0;height:1.5pt" o:hralign="center" o:hrstd="t" o:hr="t"/>
         </w:pict>
       </w:r>
     </w:p>
@@ -7706,8 +7612,8 @@
       <w:pPr>
         <w:pStyle w:val="2"/>
       </w:pPr>
-      <w:bookmarkStart w:id="274" w:name="X6fac7f2e493ef5b618f5ac39729b4328cfa1bc7"/>
-      <w:bookmarkEnd w:id="273"/>
+      <w:bookmarkStart w:id="278" w:name="X6fac7f2e493ef5b618f5ac39729b4328cfa1bc7"/>
+      <w:bookmarkEnd w:id="277"/>
       <w:r>
         <w:lastRenderedPageBreak/>
         <w:t>Table 3. Linear Regression Analysis: Association between Terrain Slope and Hip Fracture Surgery Rate (N = 47)</w:t>
@@ -8429,6 +8335,9 @@
     <w:p>
       <w:pPr>
         <w:pStyle w:val="a0"/>
+        <w:rPr>
+          <w:ins w:id="279" w:author="治輝 齋藤" w:date="2026-04-14T11:56:00Z" w16du:dateUtc="2026-04-14T02:56:00Z"/>
+        </w:rPr>
       </w:pPr>
       <w:r>
         <w:t xml:space="preserve">Model 1: simple linear regression of hip fracture rate on terrain slope alone. Model 2: multivariable linear regression adjusting for aging rate, fast walking rate, and population density. β, unstandardized regression coefficient; CI, confidence interval. </w:t>
@@ -8451,13 +8360,68 @@
         <w:t>p</w:t>
       </w:r>
       <w:r>
-        <w:t xml:space="preserve"> &lt; 0.05.</w:t>
-      </w:r>
+        <w:t xml:space="preserve"> &lt; 0.05</w:t>
+      </w:r>
+      <w:ins w:id="280" w:author="治輝 齋藤" w:date="2026-04-14T11:56:00Z" w16du:dateUtc="2026-04-14T02:56:00Z">
+        <w:r>
+          <w:t xml:space="preserve"> (conventional model-based standard errors)</w:t>
+        </w:r>
+      </w:ins>
+      <w:r>
+        <w:t>.</w:t>
+      </w:r>
+    </w:p>
+    <w:p>
+      <w:pPr>
+        <w:pStyle w:val="a0"/>
+      </w:pPr>
+      <w:commentRangeStart w:id="281"/>
+      <w:ins w:id="282" w:author="治輝 齋藤" w:date="2026-04-14T11:57:00Z" w16du:dateUtc="2026-04-14T02:57:00Z">
+        <w:r>
+          <w:rPr>
+            <w:b/>
+            <w:bCs/>
+          </w:rPr>
+          <w:t>Sensitivity (Model 2, terrain slope coefficient):</w:t>
+        </w:r>
+        <w:r>
+          <w:t xml:space="preserve"> heteroskedasticity-robust (HC3) β = 3.49 (95% CI, −0.19–7.17; </w:t>
+        </w:r>
+        <w:r>
+          <w:rPr>
+            <w:i/>
+            <w:iCs/>
+          </w:rPr>
+          <w:t>p</w:t>
+        </w:r>
+        <w:r>
+          <w:t xml:space="preserve"> = 0.063); nonparametric bootstrap 95% CI (prefecture resampling, </w:t>
+        </w:r>
+        <w:r>
+          <w:rPr>
+            <w:i/>
+            <w:iCs/>
+          </w:rPr>
+          <w:t>B</w:t>
+        </w:r>
+        <w:r>
+          <w:t xml:space="preserve"> = 5,000) = −0.03–7.09.</w:t>
+        </w:r>
+      </w:ins>
+      <w:commentRangeEnd w:id="281"/>
+      <w:ins w:id="283" w:author="治輝 齋藤" w:date="2026-04-14T11:58:00Z" w16du:dateUtc="2026-04-14T02:58:00Z">
+        <w:r>
+          <w:rPr>
+            <w:rStyle w:val="af2"/>
+          </w:rPr>
+          <w:commentReference w:id="281"/>
+        </w:r>
+      </w:ins>
     </w:p>
     <w:p>
       <w:r>
         <w:pict w14:anchorId="37FC4F6D">
-          <v:rect id="_x0000_i1062" style="width:0;height:1.5pt" o:hralign="center" o:hrstd="t" o:hr="t"/>
+          <v:rect id="_x0000_i1036" style="width:0;height:1.5pt" o:hralign="center" o:hrstd="t" o:hr="t"/>
         </w:pict>
       </w:r>
     </w:p>
@@ -8465,8 +8429,8 @@
       <w:pPr>
         <w:pStyle w:val="2"/>
       </w:pPr>
-      <w:bookmarkStart w:id="275" w:name="Xdeb87af7aa3e82ca70e47e493f4f841d319d1c1"/>
-      <w:bookmarkEnd w:id="274"/>
+      <w:bookmarkStart w:id="284" w:name="Xdeb87af7aa3e82ca70e47e493f4f841d319d1c1"/>
+      <w:bookmarkEnd w:id="278"/>
       <w:r>
         <w:t>Table 4. Linear Regression Results for All Fracture Outcomes: Model 2 (Multivariable, N = 47)</w:t>
       </w:r>
@@ -8755,6 +8719,7 @@
               <w:pStyle w:val="Compact"/>
             </w:pPr>
             <w:r>
+              <w:lastRenderedPageBreak/>
               <w:t>Total fracture</w:t>
             </w:r>
           </w:p>
@@ -8862,7 +8827,6 @@
               <w:pStyle w:val="Compact"/>
             </w:pPr>
             <w:r>
-              <w:lastRenderedPageBreak/>
               <w:t>Humerus fracture</w:t>
             </w:r>
           </w:p>
@@ -9055,6 +9019,9 @@
     <w:p>
       <w:pPr>
         <w:pStyle w:val="a0"/>
+        <w:rPr>
+          <w:ins w:id="285" w:author="治輝 齋藤" w:date="2026-04-14T12:00:00Z" w16du:dateUtc="2026-04-14T03:00:00Z"/>
+        </w:rPr>
       </w:pPr>
       <w:r>
         <w:t xml:space="preserve">All models adjusted for aging rate, fast walking rate, and population density. β, unstandardized regression coefficient; CI, confidence interval. </w:t>
@@ -9081,9 +9048,27 @@
       </w:r>
     </w:p>
     <w:p>
+      <w:pPr>
+        <w:pStyle w:val="a0"/>
+      </w:pPr>
+      <w:commentRangeStart w:id="286"/>
+      <w:ins w:id="287" w:author="治輝 齋藤" w:date="2026-04-14T12:00:00Z" w16du:dateUtc="2026-04-14T03:00:00Z">
+        <w:r>
+          <w:t>For the hip (femur) outcome, heteroskedasticity-robust (HC3) inference and bootstrap CIs for the slope coefficient were borderline (Table 3 footnote).</w:t>
+        </w:r>
+        <w:commentRangeEnd w:id="286"/>
+        <w:r>
+          <w:rPr>
+            <w:rStyle w:val="af2"/>
+          </w:rPr>
+          <w:commentReference w:id="286"/>
+        </w:r>
+      </w:ins>
+    </w:p>
+    <w:p>
       <w:r>
         <w:pict w14:anchorId="657FDAF1">
-          <v:rect id="_x0000_i1063" style="width:0;height:1.5pt" o:hralign="center" o:hrstd="t" o:hr="t"/>
+          <v:rect id="_x0000_i1037" style="width:0;height:1.5pt" o:hralign="center" o:hrstd="t" o:hr="t"/>
         </w:pict>
       </w:r>
     </w:p>
@@ -9091,8 +9076,8 @@
       <w:pPr>
         <w:pStyle w:val="2"/>
       </w:pPr>
-      <w:bookmarkStart w:id="276" w:name="figure-legends"/>
-      <w:bookmarkEnd w:id="275"/>
+      <w:bookmarkStart w:id="288" w:name="figure-legends"/>
+      <w:bookmarkEnd w:id="284"/>
       <w:r>
         <w:t>Figure Legends</w:t>
       </w:r>
@@ -9130,39 +9115,63 @@
     <w:p>
       <w:pPr>
         <w:pStyle w:val="a0"/>
+        <w:rPr>
+          <w:del w:id="289" w:author="治輝 齋藤" w:date="2026-04-14T12:04:00Z" w16du:dateUtc="2026-04-14T03:04:00Z"/>
+        </w:rPr>
+      </w:pPr>
+      <w:del w:id="290" w:author="治輝 齋藤" w:date="2026-04-14T12:04:00Z" w16du:dateUtc="2026-04-14T03:04:00Z">
+        <w:r>
+          <w:rPr>
+            <w:b/>
+            <w:bCs/>
+          </w:rPr>
+          <w:delText>Figure 3.</w:delText>
+        </w:r>
+        <w:r>
+          <w:delText xml:space="preserve"> Scatter matrix showing pairwise relationships among terrain slope, hip fracture rate, aging rate, and fast walking rate across 47 Japanese prefectures.</w:delText>
+        </w:r>
+      </w:del>
+    </w:p>
+    <w:p>
+      <w:pPr>
+        <w:pStyle w:val="a0"/>
       </w:pPr>
       <w:r>
         <w:rPr>
           <w:b/>
           <w:bCs/>
         </w:rPr>
-        <w:t>Figure 3.</w:t>
-      </w:r>
-      <w:r>
-        <w:t xml:space="preserve"> Scatter matrix showing pairwise relationships among terrain slope, hip fracture rate, aging rate, and fast walking rate across 47 Japanese prefectures.</w:t>
-      </w:r>
-    </w:p>
-    <w:p>
-      <w:pPr>
-        <w:pStyle w:val="a0"/>
-      </w:pPr>
+        <w:t xml:space="preserve">Figure </w:t>
+      </w:r>
+      <w:ins w:id="291" w:author="治輝 齋藤" w:date="2026-04-14T12:04:00Z" w16du:dateUtc="2026-04-14T03:04:00Z">
+        <w:r>
+          <w:rPr>
+            <w:rFonts w:hint="eastAsia"/>
+            <w:b/>
+            <w:bCs/>
+            <w:lang w:eastAsia="ja-JP"/>
+          </w:rPr>
+          <w:t>3</w:t>
+        </w:r>
+      </w:ins>
+      <w:del w:id="292" w:author="治輝 齋藤" w:date="2026-04-14T12:04:00Z" w16du:dateUtc="2026-04-14T03:04:00Z">
+        <w:r>
+          <w:rPr>
+            <w:b/>
+            <w:bCs/>
+          </w:rPr>
+          <w:delText>4</w:delText>
+        </w:r>
+      </w:del>
       <w:r>
         <w:rPr>
           <w:b/>
           <w:bCs/>
         </w:rPr>
-        <w:t>Figure 4.</w:t>
-      </w:r>
-      <w:r>
-        <w:t xml:space="preserve"> Prefectural distribution of habitable-area-weighted terrain slope (degrees) across Japan. Darker shading indicates steeper terrain. Prefectures in the Chugoku, Shikoku, and </w:t>
-      </w:r>
-      <w:proofErr w:type="gramStart"/>
-      <w:r>
-        <w:t>Kyushu mountain</w:t>
-      </w:r>
-      <w:proofErr w:type="gramEnd"/>
-      <w:r>
-        <w:t xml:space="preserve"> ranges show the highest slope values.</w:t>
+        <w:t>.</w:t>
+      </w:r>
+      <w:r>
+        <w:t xml:space="preserve"> Prefectural distribution of habitable-area-weighted terrain slope (degrees) across Japan. Darker shading indicates steeper terrain. Prefectures in the Chugoku, Shikoku, and Kyushu mountain ranges show the highest slope values.</w:t>
       </w:r>
     </w:p>
     <w:p>
@@ -9174,22 +9183,77 @@
           <w:b/>
           <w:bCs/>
         </w:rPr>
-        <w:t>Figure 5.</w:t>
-      </w:r>
-      <w:r>
-        <w:t xml:space="preserve"> Prefectural distribution of hip fracture surgery rate (per 100,000 population) across Japan. Darker shading indicates higher rates. Prefectures in mountainous regions tend to show elevated rates.</w:t>
-      </w:r>
-    </w:p>
-    <w:p>
-      <w:pPr>
-        <w:pStyle w:val="a0"/>
-      </w:pPr>
+        <w:t xml:space="preserve">Figure </w:t>
+      </w:r>
+      <w:ins w:id="293" w:author="治輝 齋藤" w:date="2026-04-14T12:04:00Z" w16du:dateUtc="2026-04-14T03:04:00Z">
+        <w:r>
+          <w:rPr>
+            <w:rFonts w:hint="eastAsia"/>
+            <w:b/>
+            <w:bCs/>
+            <w:lang w:eastAsia="ja-JP"/>
+          </w:rPr>
+          <w:t>4</w:t>
+        </w:r>
+      </w:ins>
+      <w:del w:id="294" w:author="治輝 齋藤" w:date="2026-04-14T12:04:00Z" w16du:dateUtc="2026-04-14T03:04:00Z">
+        <w:r>
+          <w:rPr>
+            <w:b/>
+            <w:bCs/>
+          </w:rPr>
+          <w:delText>5</w:delText>
+        </w:r>
+      </w:del>
       <w:r>
         <w:rPr>
           <w:b/>
           <w:bCs/>
         </w:rPr>
-        <w:t>Figure 6.</w:t>
+        <w:t>.</w:t>
+      </w:r>
+      <w:r>
+        <w:t xml:space="preserve"> Prefectural distribution of hip fracture surgery rate (per 100,000 population) across Japan. Darker shading indicates higher rates. Prefectures in mountainous regions tend to show elevated rates.</w:t>
+      </w:r>
+    </w:p>
+    <w:p>
+      <w:pPr>
+        <w:pStyle w:val="a0"/>
+      </w:pPr>
+      <w:r>
+        <w:rPr>
+          <w:b/>
+          <w:bCs/>
+        </w:rPr>
+        <w:lastRenderedPageBreak/>
+        <w:t xml:space="preserve">Figure </w:t>
+      </w:r>
+      <w:ins w:id="295" w:author="治輝 齋藤" w:date="2026-04-14T12:04:00Z" w16du:dateUtc="2026-04-14T03:04:00Z">
+        <w:r>
+          <w:rPr>
+            <w:rFonts w:hint="eastAsia"/>
+            <w:b/>
+            <w:bCs/>
+            <w:lang w:eastAsia="ja-JP"/>
+          </w:rPr>
+          <w:t>5</w:t>
+        </w:r>
+      </w:ins>
+      <w:del w:id="296" w:author="治輝 齋藤" w:date="2026-04-14T12:04:00Z" w16du:dateUtc="2026-04-14T03:04:00Z">
+        <w:r>
+          <w:rPr>
+            <w:b/>
+            <w:bCs/>
+          </w:rPr>
+          <w:delText>6</w:delText>
+        </w:r>
+      </w:del>
+      <w:r>
+        <w:rPr>
+          <w:b/>
+          <w:bCs/>
+        </w:rPr>
+        <w:t>.</w:t>
       </w:r>
       <w:r>
         <w:t xml:space="preserve"> Bivariate choropleth map displaying the joint distribution of terrain slope (horizontal axis of legend) and hip fracture surgery rate (vertical axis of legend) by prefecture. The 3×3 color grid classifies each prefecture into one of nine categories based on tertile rankings of each variable. Purple-brown colors indicate high slope and high fracture rate; light grey indicates low on both dimensions.</w:t>
@@ -9199,10 +9263,9 @@
       <w:pPr>
         <w:pStyle w:val="2"/>
       </w:pPr>
-      <w:bookmarkStart w:id="277" w:name="figure-1"/>
-      <w:bookmarkEnd w:id="276"/>
-      <w:r>
-        <w:lastRenderedPageBreak/>
+      <w:bookmarkStart w:id="297" w:name="figure-1"/>
+      <w:bookmarkEnd w:id="288"/>
+      <w:r>
         <w:t>Figure 1</w:t>
       </w:r>
     </w:p>
@@ -9210,13 +9273,13 @@
       <w:pPr>
         <w:pStyle w:val="FirstParagraph"/>
         <w:rPr>
-          <w:ins w:id="278" w:author="治輝 齋藤" w:date="2026-04-14T11:20:00Z" w16du:dateUtc="2026-04-14T02:20:00Z"/>
+          <w:ins w:id="298" w:author="治輝 齋藤" w:date="2026-04-14T11:20:00Z" w16du:dateUtc="2026-04-14T02:20:00Z"/>
           <w:lang w:eastAsia="ja-JP"/>
         </w:rPr>
       </w:pPr>
-      <w:commentRangeStart w:id="279"/>
-      <w:commentRangeStart w:id="280"/>
-      <w:del w:id="281" w:author="治輝 齋藤" w:date="2026-04-14T11:20:00Z" w16du:dateUtc="2026-04-14T02:20:00Z">
+      <w:commentRangeStart w:id="299"/>
+      <w:commentRangeStart w:id="300"/>
+      <w:del w:id="301" w:author="治輝 齋藤" w:date="2026-04-14T11:20:00Z" w16du:dateUtc="2026-04-14T02:20:00Z">
         <w:r>
           <w:rPr>
             <w:noProof/>
@@ -9237,7 +9300,7 @@
                       </pic:cNvPicPr>
                     </pic:nvPicPr>
                     <pic:blipFill>
-                      <a:blip r:embed="rId9"/>
+                      <a:blip r:embed="rId11"/>
                       <a:stretch>
                         <a:fillRect/>
                       </a:stretch>
@@ -9264,19 +9327,19 @@
           </w:drawing>
         </w:r>
       </w:del>
-      <w:commentRangeEnd w:id="279"/>
+      <w:commentRangeEnd w:id="299"/>
       <w:r>
         <w:rPr>
           <w:rStyle w:val="af2"/>
         </w:rPr>
-        <w:commentReference w:id="279"/>
-      </w:r>
-      <w:commentRangeEnd w:id="280"/>
+        <w:commentReference w:id="299"/>
+      </w:r>
+      <w:commentRangeEnd w:id="300"/>
       <w:r>
         <w:rPr>
           <w:rStyle w:val="af2"/>
         </w:rPr>
-        <w:commentReference w:id="280"/>
+        <w:commentReference w:id="300"/>
       </w:r>
     </w:p>
     <w:p>
@@ -9286,7 +9349,7 @@
           <w:lang w:eastAsia="ja-JP"/>
         </w:rPr>
       </w:pPr>
-      <w:ins w:id="282" w:author="治輝 齋藤" w:date="2026-04-14T11:20:00Z" w16du:dateUtc="2026-04-14T02:20:00Z">
+      <w:ins w:id="302" w:author="治輝 齋藤" w:date="2026-04-14T11:20:00Z" w16du:dateUtc="2026-04-14T02:20:00Z">
         <w:r>
           <w:rPr>
             <w:rFonts w:hint="eastAsia"/>
@@ -9319,7 +9382,7 @@
                       </pic:cNvPicPr>
                     </pic:nvPicPr>
                     <pic:blipFill>
-                      <a:blip r:embed="rId10">
+                      <a:blip r:embed="rId12">
                         <a:extLst>
                           <a:ext uri="{28A0092B-C50C-407E-A947-70E740481C1C}">
                             <a14:useLocalDpi xmlns:a14="http://schemas.microsoft.com/office/drawing/2010/main" val="0"/>
@@ -9362,8 +9425,8 @@
       <w:pPr>
         <w:pStyle w:val="2"/>
       </w:pPr>
-      <w:bookmarkStart w:id="283" w:name="figure-2"/>
-      <w:bookmarkEnd w:id="277"/>
+      <w:bookmarkStart w:id="303" w:name="figure-2"/>
+      <w:bookmarkEnd w:id="297"/>
       <w:r>
         <w:lastRenderedPageBreak/>
         <w:t>Figure 2</w:t>
@@ -9393,7 +9456,7 @@
                     </pic:cNvPicPr>
                   </pic:nvPicPr>
                   <pic:blipFill>
-                    <a:blip r:embed="rId11"/>
+                    <a:blip r:embed="rId13"/>
                     <a:stretch>
                       <a:fillRect/>
                     </a:stretch>
@@ -9424,43 +9487,43 @@
       <w:pPr>
         <w:pStyle w:val="2"/>
         <w:rPr>
-          <w:del w:id="284" w:author="治輝 齋藤" w:date="2026-04-14T09:22:00Z" w16du:dateUtc="2026-04-14T00:22:00Z"/>
-        </w:rPr>
-      </w:pPr>
-      <w:bookmarkStart w:id="285" w:name="figure-3"/>
-      <w:bookmarkEnd w:id="283"/>
-      <w:commentRangeStart w:id="286"/>
-      <w:commentRangeStart w:id="287"/>
-      <w:del w:id="288" w:author="治輝 齋藤" w:date="2026-04-14T09:22:00Z" w16du:dateUtc="2026-04-14T00:22:00Z">
+          <w:del w:id="304" w:author="治輝 齋藤" w:date="2026-04-14T09:22:00Z" w16du:dateUtc="2026-04-14T00:22:00Z"/>
+        </w:rPr>
+      </w:pPr>
+      <w:bookmarkStart w:id="305" w:name="figure-3"/>
+      <w:bookmarkEnd w:id="303"/>
+      <w:commentRangeStart w:id="306"/>
+      <w:commentRangeStart w:id="307"/>
+      <w:del w:id="308" w:author="治輝 齋藤" w:date="2026-04-14T09:22:00Z" w16du:dateUtc="2026-04-14T00:22:00Z">
         <w:r>
           <w:lastRenderedPageBreak/>
           <w:delText>Figure 3</w:delText>
         </w:r>
-        <w:commentRangeEnd w:id="286"/>
+        <w:commentRangeEnd w:id="306"/>
         <w:r>
           <w:rPr>
             <w:rStyle w:val="af2"/>
             <w:rFonts w:asciiTheme="minorHAnsi" w:eastAsiaTheme="minorEastAsia" w:hAnsiTheme="minorHAnsi" w:cstheme="minorBidi"/>
             <w:color w:val="auto"/>
           </w:rPr>
-          <w:commentReference w:id="286"/>
+          <w:commentReference w:id="306"/>
         </w:r>
       </w:del>
-      <w:commentRangeEnd w:id="287"/>
+      <w:commentRangeEnd w:id="307"/>
       <w:r>
         <w:rPr>
           <w:rStyle w:val="af2"/>
           <w:rFonts w:asciiTheme="minorHAnsi" w:eastAsiaTheme="minorEastAsia" w:hAnsiTheme="minorHAnsi" w:cstheme="minorBidi"/>
           <w:color w:val="auto"/>
         </w:rPr>
-        <w:commentReference w:id="287"/>
+        <w:commentReference w:id="307"/>
       </w:r>
     </w:p>
     <w:p>
       <w:pPr>
         <w:pStyle w:val="FirstParagraph"/>
       </w:pPr>
-      <w:del w:id="289" w:author="治輝 齋藤" w:date="2026-04-14T10:58:00Z" w16du:dateUtc="2026-04-14T01:58:00Z">
+      <w:del w:id="309" w:author="治輝 齋藤" w:date="2026-04-14T10:58:00Z" w16du:dateUtc="2026-04-14T01:58:00Z">
         <w:r>
           <w:rPr>
             <w:noProof/>
@@ -9481,7 +9544,7 @@
                       </pic:cNvPicPr>
                     </pic:nvPicPr>
                     <pic:blipFill>
-                      <a:blip r:embed="rId12"/>
+                      <a:blip r:embed="rId14"/>
                       <a:stretch>
                         <a:fillRect/>
                       </a:stretch>
@@ -9513,13 +9576,13 @@
       <w:pPr>
         <w:pStyle w:val="2"/>
       </w:pPr>
-      <w:bookmarkStart w:id="290" w:name="figure-4"/>
-      <w:bookmarkEnd w:id="285"/>
+      <w:bookmarkStart w:id="310" w:name="figure-4"/>
+      <w:bookmarkEnd w:id="305"/>
       <w:r>
         <w:lastRenderedPageBreak/>
         <w:t xml:space="preserve">Figure </w:t>
       </w:r>
-      <w:ins w:id="291" w:author="治輝 齋藤" w:date="2026-04-14T09:23:00Z" w16du:dateUtc="2026-04-14T00:23:00Z">
+      <w:ins w:id="311" w:author="治輝 齋藤" w:date="2026-04-14T09:23:00Z" w16du:dateUtc="2026-04-14T00:23:00Z">
         <w:r>
           <w:rPr>
             <w:rFonts w:hint="eastAsia"/>
@@ -9528,7 +9591,7 @@
           <w:t>3</w:t>
         </w:r>
       </w:ins>
-      <w:del w:id="292" w:author="治輝 齋藤" w:date="2026-04-14T09:23:00Z" w16du:dateUtc="2026-04-14T00:23:00Z">
+      <w:del w:id="312" w:author="治輝 齋藤" w:date="2026-04-14T09:23:00Z" w16du:dateUtc="2026-04-14T00:23:00Z">
         <w:r>
           <w:delText>4</w:delText>
         </w:r>
@@ -9538,11 +9601,11 @@
       <w:pPr>
         <w:pStyle w:val="FirstParagraph"/>
         <w:rPr>
-          <w:ins w:id="293" w:author="治輝 齋藤" w:date="2026-04-14T11:21:00Z" w16du:dateUtc="2026-04-14T02:21:00Z"/>
+          <w:ins w:id="313" w:author="治輝 齋藤" w:date="2026-04-14T11:21:00Z" w16du:dateUtc="2026-04-14T02:21:00Z"/>
           <w:lang w:eastAsia="ja-JP"/>
         </w:rPr>
       </w:pPr>
-      <w:del w:id="294" w:author="治輝 齋藤" w:date="2026-04-14T11:21:00Z" w16du:dateUtc="2026-04-14T02:21:00Z">
+      <w:del w:id="314" w:author="治輝 齋藤" w:date="2026-04-14T11:21:00Z" w16du:dateUtc="2026-04-14T02:21:00Z">
         <w:r>
           <w:rPr>
             <w:noProof/>
@@ -9563,7 +9626,7 @@
                       </pic:cNvPicPr>
                     </pic:nvPicPr>
                     <pic:blipFill>
-                      <a:blip r:embed="rId13"/>
+                      <a:blip r:embed="rId15"/>
                       <a:stretch>
                         <a:fillRect/>
                       </a:stretch>
@@ -9598,7 +9661,7 @@
           <w:lang w:eastAsia="ja-JP"/>
         </w:rPr>
       </w:pPr>
-      <w:ins w:id="295" w:author="治輝 齋藤" w:date="2026-04-14T11:21:00Z" w16du:dateUtc="2026-04-14T02:21:00Z">
+      <w:ins w:id="315" w:author="治輝 齋藤" w:date="2026-04-14T11:21:00Z" w16du:dateUtc="2026-04-14T02:21:00Z">
         <w:r>
           <w:rPr>
             <w:rFonts w:hint="eastAsia"/>
@@ -9631,7 +9694,7 @@
                       </pic:cNvPicPr>
                     </pic:nvPicPr>
                     <pic:blipFill>
-                      <a:blip r:embed="rId14">
+                      <a:blip r:embed="rId16">
                         <a:extLst>
                           <a:ext uri="{28A0092B-C50C-407E-A947-70E740481C1C}">
                             <a14:useLocalDpi xmlns:a14="http://schemas.microsoft.com/office/drawing/2010/main" val="0"/>
@@ -9674,13 +9737,13 @@
       <w:pPr>
         <w:pStyle w:val="2"/>
       </w:pPr>
-      <w:bookmarkStart w:id="296" w:name="figure-5"/>
-      <w:bookmarkEnd w:id="290"/>
+      <w:bookmarkStart w:id="316" w:name="figure-5"/>
+      <w:bookmarkEnd w:id="310"/>
       <w:r>
         <w:lastRenderedPageBreak/>
         <w:t xml:space="preserve">Figure </w:t>
       </w:r>
-      <w:ins w:id="297" w:author="治輝 齋藤" w:date="2026-04-14T09:23:00Z" w16du:dateUtc="2026-04-14T00:23:00Z">
+      <w:ins w:id="317" w:author="治輝 齋藤" w:date="2026-04-14T09:23:00Z" w16du:dateUtc="2026-04-14T00:23:00Z">
         <w:r>
           <w:rPr>
             <w:rFonts w:hint="eastAsia"/>
@@ -9689,7 +9752,7 @@
           <w:t>4</w:t>
         </w:r>
       </w:ins>
-      <w:del w:id="298" w:author="治輝 齋藤" w:date="2026-04-14T09:23:00Z" w16du:dateUtc="2026-04-14T00:23:00Z">
+      <w:del w:id="318" w:author="治輝 齋藤" w:date="2026-04-14T09:23:00Z" w16du:dateUtc="2026-04-14T00:23:00Z">
         <w:r>
           <w:delText>5</w:delText>
         </w:r>
@@ -9699,11 +9762,11 @@
       <w:pPr>
         <w:pStyle w:val="FirstParagraph"/>
         <w:rPr>
-          <w:ins w:id="299" w:author="治輝 齋藤" w:date="2026-04-14T11:22:00Z" w16du:dateUtc="2026-04-14T02:22:00Z"/>
+          <w:ins w:id="319" w:author="治輝 齋藤" w:date="2026-04-14T11:22:00Z" w16du:dateUtc="2026-04-14T02:22:00Z"/>
           <w:lang w:eastAsia="ja-JP"/>
         </w:rPr>
       </w:pPr>
-      <w:del w:id="300" w:author="治輝 齋藤" w:date="2026-04-14T11:23:00Z" w16du:dateUtc="2026-04-14T02:23:00Z">
+      <w:del w:id="320" w:author="治輝 齋藤" w:date="2026-04-14T11:23:00Z" w16du:dateUtc="2026-04-14T02:23:00Z">
         <w:r>
           <w:rPr>
             <w:noProof/>
@@ -9724,7 +9787,7 @@
                       </pic:cNvPicPr>
                     </pic:nvPicPr>
                     <pic:blipFill>
-                      <a:blip r:embed="rId15"/>
+                      <a:blip r:embed="rId17"/>
                       <a:stretch>
                         <a:fillRect/>
                       </a:stretch>
@@ -9759,7 +9822,7 @@
           <w:lang w:eastAsia="ja-JP"/>
         </w:rPr>
       </w:pPr>
-      <w:ins w:id="301" w:author="治輝 齋藤" w:date="2026-04-14T11:22:00Z" w16du:dateUtc="2026-04-14T02:22:00Z">
+      <w:ins w:id="321" w:author="治輝 齋藤" w:date="2026-04-14T11:22:00Z" w16du:dateUtc="2026-04-14T02:22:00Z">
         <w:r>
           <w:rPr>
             <w:rFonts w:hint="eastAsia"/>
@@ -9792,7 +9855,7 @@
                       </pic:cNvPicPr>
                     </pic:nvPicPr>
                     <pic:blipFill>
-                      <a:blip r:embed="rId16">
+                      <a:blip r:embed="rId18">
                         <a:extLst>
                           <a:ext uri="{28A0092B-C50C-407E-A947-70E740481C1C}">
                             <a14:useLocalDpi xmlns:a14="http://schemas.microsoft.com/office/drawing/2010/main" val="0"/>
@@ -9835,13 +9898,13 @@
       <w:pPr>
         <w:pStyle w:val="2"/>
       </w:pPr>
-      <w:bookmarkStart w:id="302" w:name="figure-6"/>
-      <w:bookmarkEnd w:id="296"/>
+      <w:bookmarkStart w:id="322" w:name="figure-6"/>
+      <w:bookmarkEnd w:id="316"/>
       <w:r>
         <w:lastRenderedPageBreak/>
         <w:t xml:space="preserve">Figure </w:t>
       </w:r>
-      <w:ins w:id="303" w:author="治輝 齋藤" w:date="2026-04-14T09:23:00Z" w16du:dateUtc="2026-04-14T00:23:00Z">
+      <w:ins w:id="323" w:author="治輝 齋藤" w:date="2026-04-14T09:23:00Z" w16du:dateUtc="2026-04-14T00:23:00Z">
         <w:r>
           <w:rPr>
             <w:rFonts w:hint="eastAsia"/>
@@ -9850,7 +9913,7 @@
           <w:t>5</w:t>
         </w:r>
       </w:ins>
-      <w:del w:id="304" w:author="治輝 齋藤" w:date="2026-04-14T09:23:00Z" w16du:dateUtc="2026-04-14T00:23:00Z">
+      <w:del w:id="324" w:author="治輝 齋藤" w:date="2026-04-14T09:23:00Z" w16du:dateUtc="2026-04-14T00:23:00Z">
         <w:r>
           <w:delText>6</w:delText>
         </w:r>
@@ -9860,11 +9923,11 @@
       <w:pPr>
         <w:pStyle w:val="FirstParagraph"/>
         <w:rPr>
-          <w:ins w:id="305" w:author="治輝 齋藤" w:date="2026-04-14T11:23:00Z" w16du:dateUtc="2026-04-14T02:23:00Z"/>
+          <w:ins w:id="325" w:author="治輝 齋藤" w:date="2026-04-14T11:23:00Z" w16du:dateUtc="2026-04-14T02:23:00Z"/>
           <w:lang w:eastAsia="ja-JP"/>
         </w:rPr>
       </w:pPr>
-      <w:del w:id="306" w:author="治輝 齋藤" w:date="2026-04-14T11:24:00Z" w16du:dateUtc="2026-04-14T02:24:00Z">
+      <w:del w:id="326" w:author="治輝 齋藤" w:date="2026-04-14T11:24:00Z" w16du:dateUtc="2026-04-14T02:24:00Z">
         <w:r>
           <w:rPr>
             <w:noProof/>
@@ -9885,7 +9948,7 @@
                       </pic:cNvPicPr>
                     </pic:nvPicPr>
                     <pic:blipFill>
-                      <a:blip r:embed="rId17"/>
+                      <a:blip r:embed="rId19"/>
                       <a:stretch>
                         <a:fillRect/>
                       </a:stretch>
@@ -9912,8 +9975,8 @@
           </w:drawing>
         </w:r>
       </w:del>
-      <w:bookmarkEnd w:id="226"/>
-      <w:bookmarkEnd w:id="302"/>
+      <w:bookmarkEnd w:id="230"/>
+      <w:bookmarkEnd w:id="322"/>
     </w:p>
     <w:p>
       <w:pPr>
@@ -9922,7 +9985,7 @@
           <w:lang w:eastAsia="ja-JP"/>
         </w:rPr>
       </w:pPr>
-      <w:ins w:id="307" w:author="治輝 齋藤" w:date="2026-04-14T11:24:00Z" w16du:dateUtc="2026-04-14T02:24:00Z">
+      <w:ins w:id="327" w:author="治輝 齋藤" w:date="2026-04-14T11:24:00Z" w16du:dateUtc="2026-04-14T02:24:00Z">
         <w:r>
           <w:rPr>
             <w:rFonts w:hint="eastAsia"/>
@@ -9955,7 +10018,7 @@
                       </pic:cNvPicPr>
                     </pic:nvPicPr>
                     <pic:blipFill>
-                      <a:blip r:embed="rId18">
+                      <a:blip r:embed="rId20">
                         <a:extLst>
                           <a:ext uri="{28A0092B-C50C-407E-A947-70E740481C1C}">
                             <a14:useLocalDpi xmlns:a14="http://schemas.microsoft.com/office/drawing/2010/main" val="0"/>
@@ -10008,7 +10071,7 @@
 
 <file path=word/comments.xml><?xml version="1.0" encoding="utf-8"?>
 <w:comments xmlns:wpc="http://schemas.microsoft.com/office/word/2010/wordprocessingCanvas" xmlns:cx="http://schemas.microsoft.com/office/drawing/2014/chartex" xmlns:cx1="http://schemas.microsoft.com/office/drawing/2015/9/8/chartex" xmlns:cx2="http://schemas.microsoft.com/office/drawing/2015/10/21/chartex" xmlns:cx3="http://schemas.microsoft.com/office/drawing/2016/5/9/chartex" xmlns:cx4="http://schemas.microsoft.com/office/drawing/2016/5/10/chartex" xmlns:cx5="http://schemas.microsoft.com/office/drawing/2016/5/11/chartex" xmlns:cx6="http://schemas.microsoft.com/office/drawing/2016/5/12/chartex" xmlns:cx7="http://schemas.microsoft.com/office/drawing/2016/5/13/chartex" xmlns:cx8="http://schemas.microsoft.com/office/drawing/2016/5/14/chartex" xmlns:mc="http://schemas.openxmlformats.org/markup-compatibility/2006" xmlns:aink="http://schemas.microsoft.com/office/drawing/2016/ink" xmlns:am3d="http://schemas.microsoft.com/office/drawing/2017/model3d" xmlns:o="urn:schemas-microsoft-com:office:office" xmlns:oel="http://schemas.microsoft.com/office/2019/extlst" xmlns:r="http://schemas.openxmlformats.org/officeDocument/2006/relationships" xmlns:m="http://schemas.openxmlformats.org/officeDocument/2006/math" xmlns:v="urn:schemas-microsoft-com:vml" xmlns:wp14="http://schemas.microsoft.com/office/word/2010/wordprocessingDrawing" xmlns:wp="http://schemas.openxmlformats.org/drawingml/2006/wordprocessingDrawing" xmlns:w10="urn:schemas-microsoft-com:office:word" xmlns:w="http://schemas.openxmlformats.org/wordprocessingml/2006/main" xmlns:w14="http://schemas.microsoft.com/office/word/2010/wordml" xmlns:w15="http://schemas.microsoft.com/office/word/2012/wordml" xmlns:w16cex="http://schemas.microsoft.com/office/word/2018/wordml/cex" xmlns:w16cid="http://schemas.microsoft.com/office/word/2016/wordml/cid" xmlns:w16="http://schemas.microsoft.com/office/word/2018/wordml" xmlns:w16du="http://schemas.microsoft.com/office/word/2023/wordml/word16du" xmlns:w16sdtdh="http://schemas.microsoft.com/office/word/2020/wordml/sdtdatahash" xmlns:w16sdtfl="http://schemas.microsoft.com/office/word/2024/wordml/sdtformatlock" xmlns:w16se="http://schemas.microsoft.com/office/word/2015/wordml/symex" xmlns:wpg="http://schemas.microsoft.com/office/word/2010/wordprocessingGroup" xmlns:wpi="http://schemas.microsoft.com/office/word/2010/wordprocessingInk" xmlns:wne="http://schemas.microsoft.com/office/word/2006/wordml" xmlns:wps="http://schemas.microsoft.com/office/word/2010/wordprocessingShape" mc:Ignorable="w14 w15 w16se w16cid w16 w16cex w16sdtdh w16sdtfl w16du wp14">
-  <w:comment w:id="43" w:author="哲也 大平" w:date="2026-04-12T21:50:00Z" w:initials="哲大">
+  <w:comment w:id="47" w:author="哲也 大平" w:date="2026-04-12T21:50:00Z" w:initials="哲大">
     <w:p>
       <w:pPr>
         <w:pStyle w:val="af3"/>
@@ -10038,7 +10101,7 @@
       </w:r>
     </w:p>
   </w:comment>
-  <w:comment w:id="44" w:author="治輝 齋藤" w:date="2026-04-13T13:46:00Z" w:initials="治齋">
+  <w:comment w:id="48" w:author="治輝 齋藤" w:date="2026-04-13T13:46:00Z" w:initials="治齋">
     <w:p>
       <w:pPr>
         <w:pStyle w:val="af3"/>
@@ -10061,7 +10124,7 @@
       </w:r>
     </w:p>
   </w:comment>
-  <w:comment w:id="109" w:author="哲也 大平" w:date="2026-04-12T22:05:00Z" w:initials="哲大">
+  <w:comment w:id="113" w:author="哲也 大平" w:date="2026-04-12T22:05:00Z" w:initials="哲大">
     <w:p>
       <w:pPr>
         <w:pStyle w:val="af3"/>
@@ -10084,7 +10147,7 @@
       </w:r>
     </w:p>
   </w:comment>
-  <w:comment w:id="110" w:author="治輝 齋藤" w:date="2026-04-13T14:04:00Z" w:initials="治齋">
+  <w:comment w:id="114" w:author="治輝 齋藤" w:date="2026-04-13T14:04:00Z" w:initials="治齋">
     <w:p>
       <w:pPr>
         <w:pStyle w:val="af3"/>
@@ -10107,7 +10170,7 @@
       </w:r>
     </w:p>
   </w:comment>
-  <w:comment w:id="167" w:author="哲也 大平" w:date="2026-04-12T22:38:00Z" w:initials="哲大">
+  <w:comment w:id="171" w:author="哲也 大平" w:date="2026-04-12T22:38:00Z" w:initials="哲大">
     <w:p>
       <w:pPr>
         <w:pStyle w:val="af3"/>
@@ -10137,7 +10200,7 @@
       </w:r>
     </w:p>
   </w:comment>
-  <w:comment w:id="168" w:author="治輝 齋藤" w:date="2026-04-13T14:12:00Z" w:initials="治齋">
+  <w:comment w:id="172" w:author="治輝 齋藤" w:date="2026-04-13T14:12:00Z" w:initials="治齋">
     <w:p>
       <w:pPr>
         <w:pStyle w:val="af3"/>
@@ -10167,7 +10230,7 @@
       </w:r>
     </w:p>
   </w:comment>
-  <w:comment w:id="172" w:author="哲也 大平" w:date="2026-04-12T22:38:00Z" w:initials="哲大">
+  <w:comment w:id="176" w:author="哲也 大平" w:date="2026-04-12T22:38:00Z" w:initials="哲大">
     <w:p>
       <w:pPr>
         <w:pStyle w:val="af3"/>
@@ -10190,7 +10253,7 @@
       </w:r>
     </w:p>
   </w:comment>
-  <w:comment w:id="173" w:author="治輝 齋藤" w:date="2026-04-13T14:10:00Z" w:initials="治齋">
+  <w:comment w:id="177" w:author="治輝 齋藤" w:date="2026-04-13T14:10:00Z" w:initials="治齋">
     <w:p>
       <w:pPr>
         <w:pStyle w:val="af3"/>
@@ -10213,7 +10276,7 @@
       </w:r>
     </w:p>
   </w:comment>
-  <w:comment w:id="177" w:author="哲也 大平" w:date="2026-04-12T22:39:00Z" w:initials="哲大">
+  <w:comment w:id="181" w:author="哲也 大平" w:date="2026-04-12T22:39:00Z" w:initials="哲大">
     <w:p>
       <w:pPr>
         <w:pStyle w:val="af3"/>
@@ -10236,7 +10299,7 @@
       </w:r>
     </w:p>
   </w:comment>
-  <w:comment w:id="178" w:author="治輝 齋藤" w:date="2026-04-13T14:11:00Z" w:initials="治齋">
+  <w:comment w:id="182" w:author="治輝 齋藤" w:date="2026-04-13T14:11:00Z" w:initials="治齋">
     <w:p>
       <w:pPr>
         <w:pStyle w:val="af3"/>
@@ -10259,7 +10322,7 @@
       </w:r>
     </w:p>
   </w:comment>
-  <w:comment w:id="184" w:author="哲也 大平" w:date="2026-04-12T22:18:00Z" w:initials="哲大">
+  <w:comment w:id="188" w:author="哲也 大平" w:date="2026-04-12T22:18:00Z" w:initials="哲大">
     <w:p>
       <w:pPr>
         <w:pStyle w:val="af3"/>
@@ -10324,7 +10387,7 @@
       </w:r>
     </w:p>
   </w:comment>
-  <w:comment w:id="185" w:author="治輝 齋藤" w:date="2026-04-13T20:44:00Z" w:initials="治齋">
+  <w:comment w:id="189" w:author="治輝 齋藤" w:date="2026-04-13T20:44:00Z" w:initials="治齋">
     <w:p>
       <w:pPr>
         <w:pStyle w:val="af3"/>
@@ -10361,7 +10424,7 @@
       </w:r>
     </w:p>
   </w:comment>
-  <w:comment w:id="187" w:author="哲也 大平" w:date="2026-04-12T22:20:00Z" w:initials="哲大">
+  <w:comment w:id="191" w:author="哲也 大平" w:date="2026-04-12T22:20:00Z" w:initials="哲大">
     <w:p>
       <w:pPr>
         <w:pStyle w:val="af3"/>
@@ -10384,7 +10447,7 @@
       </w:r>
     </w:p>
   </w:comment>
-  <w:comment w:id="188" w:author="治輝 齋藤" w:date="2026-04-13T20:44:00Z" w:initials="治齋">
+  <w:comment w:id="192" w:author="治輝 齋藤" w:date="2026-04-13T20:44:00Z" w:initials="治齋">
     <w:p>
       <w:pPr>
         <w:pStyle w:val="af3"/>
@@ -10407,7 +10470,7 @@
       </w:r>
     </w:p>
   </w:comment>
-  <w:comment w:id="228" w:author="哲也 大平" w:date="2026-04-12T21:39:00Z" w:initials="哲大">
+  <w:comment w:id="232" w:author="哲也 大平" w:date="2026-04-12T21:39:00Z" w:initials="哲大">
     <w:p>
       <w:pPr>
         <w:pStyle w:val="af3"/>
@@ -10507,7 +10570,7 @@
       </w:r>
     </w:p>
   </w:comment>
-  <w:comment w:id="229" w:author="治輝 齋藤" w:date="2026-04-14T10:58:00Z" w:initials="治齋">
+  <w:comment w:id="233" w:author="治輝 齋藤" w:date="2026-04-14T10:58:00Z" w:initials="治齋">
     <w:p>
       <w:pPr>
         <w:pStyle w:val="af3"/>
@@ -10526,87 +10589,272 @@
           <w:rFonts w:hint="eastAsia"/>
           <w:lang w:eastAsia="ja-JP"/>
         </w:rPr>
-        <w:t>Median</w:t>
+        <w:t>表について、</w:t>
       </w:r>
       <w:r>
         <w:rPr>
           <w:rFonts w:hint="eastAsia"/>
           <w:lang w:eastAsia="ja-JP"/>
         </w:rPr>
-        <w:t>の記載を削除しました。</w:t>
-      </w:r>
-    </w:p>
-  </w:comment>
-  <w:comment w:id="279" w:author="哲也 大平" w:date="2026-04-12T21:46:00Z" w:initials="哲大">
-    <w:p>
-      <w:pPr>
-        <w:pStyle w:val="af3"/>
-        <w:rPr>
-          <w:lang w:eastAsia="ja-JP"/>
-        </w:rPr>
-      </w:pPr>
-      <w:r>
-        <w:rPr>
-          <w:rStyle w:val="af2"/>
-        </w:rPr>
-        <w:annotationRef/>
+        <w:t>25%</w:t>
       </w:r>
       <w:r>
         <w:rPr>
           <w:rFonts w:hint="eastAsia"/>
           <w:lang w:eastAsia="ja-JP"/>
         </w:rPr>
-        <w:t>この都道府県名は英文にすること可能でしょうか。</w:t>
-      </w:r>
-    </w:p>
-  </w:comment>
-  <w:comment w:id="280" w:author="治輝 齋藤" w:date="2026-04-14T11:20:00Z" w:initials="治齋">
-    <w:p>
-      <w:pPr>
-        <w:pStyle w:val="af3"/>
-        <w:rPr>
-          <w:lang w:eastAsia="ja-JP"/>
-        </w:rPr>
-      </w:pPr>
-      <w:r>
-        <w:rPr>
-          <w:rStyle w:val="af2"/>
-        </w:rPr>
-        <w:annotationRef/>
+        <w:t>タイルと</w:t>
       </w:r>
       <w:r>
         <w:rPr>
           <w:rFonts w:hint="eastAsia"/>
           <w:lang w:eastAsia="ja-JP"/>
         </w:rPr>
-        <w:t>英文の状態にした図に差し替えました。</w:t>
-      </w:r>
-    </w:p>
-  </w:comment>
-  <w:comment w:id="286" w:author="哲也 大平" w:date="2026-04-12T22:31:00Z" w:initials="哲大">
-    <w:p>
-      <w:pPr>
-        <w:pStyle w:val="af3"/>
-        <w:rPr>
-          <w:lang w:eastAsia="ja-JP"/>
-        </w:rPr>
-      </w:pPr>
-      <w:r>
-        <w:rPr>
-          <w:rStyle w:val="af2"/>
-        </w:rPr>
-        <w:annotationRef/>
+        <w:t>75%</w:t>
       </w:r>
       <w:r>
         <w:rPr>
           <w:rFonts w:hint="eastAsia"/>
           <w:lang w:eastAsia="ja-JP"/>
         </w:rPr>
+        <w:t>タイルの記載を追加しました。</w:t>
+      </w:r>
+      <w:r>
+        <w:rPr>
+          <w:lang w:eastAsia="ja-JP"/>
+        </w:rPr>
+        <w:t xml:space="preserve"> </w:t>
+      </w:r>
+      <w:r>
+        <w:rPr>
+          <w:rFonts w:hint="eastAsia"/>
+          <w:lang w:eastAsia="ja-JP"/>
+        </w:rPr>
+        <w:t>Mean</w:t>
+      </w:r>
+      <w:r>
+        <w:rPr>
+          <w:rFonts w:hint="eastAsia"/>
+          <w:lang w:eastAsia="ja-JP"/>
+        </w:rPr>
+        <w:t>・</w:t>
+      </w:r>
+      <w:r>
+        <w:rPr>
+          <w:rFonts w:hint="eastAsia"/>
+          <w:lang w:eastAsia="ja-JP"/>
+        </w:rPr>
+        <w:t>SD</w:t>
+      </w:r>
+      <w:r>
+        <w:rPr>
+          <w:rFonts w:hint="eastAsia"/>
+          <w:lang w:eastAsia="ja-JP"/>
+        </w:rPr>
+        <w:t>・</w:t>
+      </w:r>
+      <w:r>
+        <w:rPr>
+          <w:rFonts w:hint="eastAsia"/>
+          <w:lang w:eastAsia="ja-JP"/>
+        </w:rPr>
+        <w:t>Median</w:t>
+      </w:r>
+      <w:r>
+        <w:rPr>
+          <w:rFonts w:hint="eastAsia"/>
+          <w:lang w:eastAsia="ja-JP"/>
+        </w:rPr>
+        <w:t>についての記載は、比較も兼ねて残しております。</w:t>
+      </w:r>
+    </w:p>
+  </w:comment>
+  <w:comment w:id="281" w:author="治輝 齋藤" w:date="2026-04-14T11:58:00Z" w:initials="治齋">
+    <w:p>
+      <w:pPr>
+        <w:pStyle w:val="af3"/>
+        <w:rPr>
+          <w:lang w:eastAsia="ja-JP"/>
+        </w:rPr>
+      </w:pPr>
+      <w:r>
+        <w:rPr>
+          <w:rStyle w:val="af2"/>
+        </w:rPr>
+        <w:annotationRef/>
+      </w:r>
+      <w:r>
+        <w:rPr>
+          <w:rFonts w:hint="eastAsia"/>
+          <w:lang w:eastAsia="ja-JP"/>
+        </w:rPr>
+        <w:t>ロバスト標準誤差</w:t>
+      </w:r>
+      <w:r>
+        <w:rPr>
+          <w:rFonts w:hint="eastAsia"/>
+          <w:lang w:eastAsia="ja-JP"/>
+        </w:rPr>
+        <w:t>・</w:t>
+      </w:r>
+      <w:r>
+        <w:rPr>
+          <w:rFonts w:hint="eastAsia"/>
+          <w:lang w:eastAsia="ja-JP"/>
+        </w:rPr>
+        <w:t>ブートストラップ</w:t>
+      </w:r>
+      <w:r>
+        <w:rPr>
+          <w:rFonts w:hint="eastAsia"/>
+          <w:lang w:eastAsia="ja-JP"/>
+        </w:rPr>
+        <w:t>法で</w:t>
+      </w:r>
+      <w:r>
+        <w:rPr>
+          <w:rFonts w:hint="eastAsia"/>
+          <w:lang w:eastAsia="ja-JP"/>
+        </w:rPr>
+        <w:t>の</w:t>
+      </w:r>
+      <w:r>
+        <w:rPr>
+          <w:rFonts w:hint="eastAsia"/>
+          <w:lang w:eastAsia="ja-JP"/>
+        </w:rPr>
+        <w:t>結果の</w:t>
+      </w:r>
+      <w:r>
+        <w:rPr>
+          <w:rFonts w:hint="eastAsia"/>
+          <w:lang w:eastAsia="ja-JP"/>
+        </w:rPr>
+        <w:t>数値を記載</w:t>
+      </w:r>
+      <w:r>
+        <w:rPr>
+          <w:rFonts w:hint="eastAsia"/>
+          <w:lang w:eastAsia="ja-JP"/>
+        </w:rPr>
+        <w:t>しました。</w:t>
+      </w:r>
+    </w:p>
+  </w:comment>
+  <w:comment w:id="286" w:author="治輝 齋藤" w:date="2026-04-14T12:00:00Z" w:initials="治齋">
+    <w:p>
+      <w:pPr>
+        <w:pStyle w:val="af3"/>
+        <w:rPr>
+          <w:lang w:eastAsia="ja-JP"/>
+        </w:rPr>
+      </w:pPr>
+      <w:r>
+        <w:rPr>
+          <w:rStyle w:val="af2"/>
+        </w:rPr>
+        <w:annotationRef/>
+      </w:r>
+      <w:r>
+        <w:rPr>
+          <w:rFonts w:hint="eastAsia"/>
+          <w:lang w:eastAsia="ja-JP"/>
+        </w:rPr>
+        <w:t>股関節について</w:t>
+      </w:r>
+      <w:r>
+        <w:rPr>
+          <w:rFonts w:hint="eastAsia"/>
+          <w:lang w:eastAsia="ja-JP"/>
+        </w:rPr>
+        <w:t xml:space="preserve"> Table 3 </w:t>
+      </w:r>
+      <w:r>
+        <w:rPr>
+          <w:rFonts w:hint="eastAsia"/>
+          <w:lang w:eastAsia="ja-JP"/>
+        </w:rPr>
+        <w:t>脚注を参照する一文を追加</w:t>
+      </w:r>
+      <w:r>
+        <w:rPr>
+          <w:rFonts w:hint="eastAsia"/>
+          <w:lang w:eastAsia="ja-JP"/>
+        </w:rPr>
+        <w:t>しました。</w:t>
+      </w:r>
+    </w:p>
+  </w:comment>
+  <w:comment w:id="299" w:author="哲也 大平" w:date="2026-04-12T21:46:00Z" w:initials="哲大">
+    <w:p>
+      <w:pPr>
+        <w:pStyle w:val="af3"/>
+        <w:rPr>
+          <w:lang w:eastAsia="ja-JP"/>
+        </w:rPr>
+      </w:pPr>
+      <w:r>
+        <w:rPr>
+          <w:rStyle w:val="af2"/>
+        </w:rPr>
+        <w:annotationRef/>
+      </w:r>
+      <w:r>
+        <w:rPr>
+          <w:rFonts w:hint="eastAsia"/>
+          <w:lang w:eastAsia="ja-JP"/>
+        </w:rPr>
+        <w:t>この都道府県名は英文にすること可能でしょうか。</w:t>
+      </w:r>
+    </w:p>
+  </w:comment>
+  <w:comment w:id="300" w:author="治輝 齋藤" w:date="2026-04-14T11:20:00Z" w:initials="治齋">
+    <w:p>
+      <w:pPr>
+        <w:pStyle w:val="af3"/>
+        <w:rPr>
+          <w:lang w:eastAsia="ja-JP"/>
+        </w:rPr>
+      </w:pPr>
+      <w:r>
+        <w:rPr>
+          <w:rStyle w:val="af2"/>
+        </w:rPr>
+        <w:annotationRef/>
+      </w:r>
+      <w:r>
+        <w:rPr>
+          <w:rFonts w:hint="eastAsia"/>
+          <w:lang w:eastAsia="ja-JP"/>
+        </w:rPr>
+        <w:t>英文の状態にした図に差し替えました。</w:t>
+      </w:r>
+    </w:p>
+  </w:comment>
+  <w:comment w:id="306" w:author="哲也 大平" w:date="2026-04-12T22:31:00Z" w:initials="哲大">
+    <w:p>
+      <w:pPr>
+        <w:pStyle w:val="af3"/>
+        <w:rPr>
+          <w:lang w:eastAsia="ja-JP"/>
+        </w:rPr>
+      </w:pPr>
+      <w:r>
+        <w:rPr>
+          <w:rStyle w:val="af2"/>
+        </w:rPr>
+        <w:annotationRef/>
+      </w:r>
+      <w:r>
+        <w:rPr>
+          <w:rFonts w:hint="eastAsia"/>
+          <w:lang w:eastAsia="ja-JP"/>
+        </w:rPr>
         <w:t>全体的に図表が多いので、このグラフは削除してもよいかと思います。</w:t>
       </w:r>
     </w:p>
   </w:comment>
-  <w:comment w:id="287" w:author="治輝 齋藤" w:date="2026-04-14T10:59:00Z" w:initials="治齋">
+  <w:comment w:id="307" w:author="治輝 齋藤" w:date="2026-04-14T10:59:00Z" w:initials="治齋">
     <w:p>
       <w:pPr>
         <w:pStyle w:val="af3"/>
@@ -10657,6 +10905,8 @@
   <w15:commentEx w15:paraId="323F5A5C" w15:paraIdParent="7FFECA5F" w15:done="0"/>
   <w15:commentEx w15:paraId="4EED56F8" w15:done="0"/>
   <w15:commentEx w15:paraId="4F3792C6" w15:paraIdParent="4EED56F8" w15:done="0"/>
+  <w15:commentEx w15:paraId="6640BC3D" w15:done="0"/>
+  <w15:commentEx w15:paraId="4B24FB0A" w15:done="0"/>
   <w15:commentEx w15:paraId="65CAE695" w15:done="0"/>
   <w15:commentEx w15:paraId="657A620A" w15:paraIdParent="65CAE695" w15:done="0"/>
   <w15:commentEx w15:paraId="692F0F08" w15:done="0"/>
@@ -10682,6 +10932,8 @@
   <w16cex:commentExtensible w16cex:durableId="434B1CF2" w16cex:dateUtc="2026-04-13T11:44:00Z"/>
   <w16cex:commentExtensible w16cex:durableId="536BDA16" w16cex:dateUtc="2026-04-12T12:39:00Z"/>
   <w16cex:commentExtensible w16cex:durableId="2B00AA5F" w16cex:dateUtc="2026-04-14T01:58:00Z"/>
+  <w16cex:commentExtensible w16cex:durableId="06F303FC" w16cex:dateUtc="2026-04-14T02:58:00Z"/>
+  <w16cex:commentExtensible w16cex:durableId="34192BED" w16cex:dateUtc="2026-04-14T03:00:00Z"/>
   <w16cex:commentExtensible w16cex:durableId="3057C124" w16cex:dateUtc="2026-04-12T12:46:00Z"/>
   <w16cex:commentExtensible w16cex:durableId="48E2F06A" w16cex:dateUtc="2026-04-14T02:20:00Z"/>
   <w16cex:commentExtensible w16cex:durableId="71CC89EF" w16cex:dateUtc="2026-04-12T13:31:00Z"/>
@@ -10707,6 +10959,8 @@
   <w16cid:commentId w16cid:paraId="323F5A5C" w16cid:durableId="434B1CF2"/>
   <w16cid:commentId w16cid:paraId="4EED56F8" w16cid:durableId="536BDA16"/>
   <w16cid:commentId w16cid:paraId="4F3792C6" w16cid:durableId="2B00AA5F"/>
+  <w16cid:commentId w16cid:paraId="6640BC3D" w16cid:durableId="06F303FC"/>
+  <w16cid:commentId w16cid:paraId="4B24FB0A" w16cid:durableId="34192BED"/>
   <w16cid:commentId w16cid:paraId="65CAE695" w16cid:durableId="3057C124"/>
   <w16cid:commentId w16cid:paraId="657A620A" w16cid:durableId="48E2F06A"/>
   <w16cid:commentId w16cid:paraId="692F0F08" w16cid:durableId="71CC89EF"/>
@@ -10714,11 +10968,61 @@
 </w16cid:commentsIds>
 </file>
 
+<file path=word/endnotes.xml><?xml version="1.0" encoding="utf-8"?>
+<w:endnotes xmlns:wpc="http://schemas.microsoft.com/office/word/2010/wordprocessingCanvas" xmlns:cx="http://schemas.microsoft.com/office/drawing/2014/chartex" xmlns:cx1="http://schemas.microsoft.com/office/drawing/2015/9/8/chartex" xmlns:cx2="http://schemas.microsoft.com/office/drawing/2015/10/21/chartex" xmlns:cx3="http://schemas.microsoft.com/office/drawing/2016/5/9/chartex" xmlns:cx4="http://schemas.microsoft.com/office/drawing/2016/5/10/chartex" xmlns:cx5="http://schemas.microsoft.com/office/drawing/2016/5/11/chartex" xmlns:cx6="http://schemas.microsoft.com/office/drawing/2016/5/12/chartex" xmlns:cx7="http://schemas.microsoft.com/office/drawing/2016/5/13/chartex" xmlns:cx8="http://schemas.microsoft.com/office/drawing/2016/5/14/chartex" xmlns:mc="http://schemas.openxmlformats.org/markup-compatibility/2006" xmlns:aink="http://schemas.microsoft.com/office/drawing/2016/ink" xmlns:am3d="http://schemas.microsoft.com/office/drawing/2017/model3d" xmlns:o="urn:schemas-microsoft-com:office:office" xmlns:oel="http://schemas.microsoft.com/office/2019/extlst" xmlns:r="http://schemas.openxmlformats.org/officeDocument/2006/relationships" xmlns:m="http://schemas.openxmlformats.org/officeDocument/2006/math" xmlns:v="urn:schemas-microsoft-com:vml" xmlns:wp14="http://schemas.microsoft.com/office/word/2010/wordprocessingDrawing" xmlns:wp="http://schemas.openxmlformats.org/drawingml/2006/wordprocessingDrawing" xmlns:w10="urn:schemas-microsoft-com:office:word" xmlns:w="http://schemas.openxmlformats.org/wordprocessingml/2006/main" xmlns:w14="http://schemas.microsoft.com/office/word/2010/wordml" xmlns:w15="http://schemas.microsoft.com/office/word/2012/wordml" xmlns:w16cex="http://schemas.microsoft.com/office/word/2018/wordml/cex" xmlns:w16cid="http://schemas.microsoft.com/office/word/2016/wordml/cid" xmlns:w16="http://schemas.microsoft.com/office/word/2018/wordml" xmlns:w16du="http://schemas.microsoft.com/office/word/2023/wordml/word16du" xmlns:w16sdtdh="http://schemas.microsoft.com/office/word/2020/wordml/sdtdatahash" xmlns:w16sdtfl="http://schemas.microsoft.com/office/word/2024/wordml/sdtformatlock" xmlns:w16se="http://schemas.microsoft.com/office/word/2015/wordml/symex" xmlns:wpg="http://schemas.microsoft.com/office/word/2010/wordprocessingGroup" xmlns:wpi="http://schemas.microsoft.com/office/word/2010/wordprocessingInk" xmlns:wne="http://schemas.microsoft.com/office/word/2006/wordml" xmlns:wps="http://schemas.microsoft.com/office/word/2010/wordprocessingShape" mc:Ignorable="w14 w15 w16se w16cid w16 w16cex w16sdtdh w16sdtfl w16du wp14">
+  <w:endnote w:type="separator" w:id="-1">
+    <w:p>
+      <w:pPr>
+        <w:spacing w:after="0"/>
+      </w:pPr>
+      <w:r>
+        <w:separator/>
+      </w:r>
+    </w:p>
+  </w:endnote>
+  <w:endnote w:type="continuationSeparator" w:id="0">
+    <w:p>
+      <w:pPr>
+        <w:spacing w:after="0"/>
+      </w:pPr>
+      <w:r>
+        <w:continuationSeparator/>
+      </w:r>
+    </w:p>
+  </w:endnote>
+</w:endnotes>
+</file>
+
+<file path=word/footnotes.xml><?xml version="1.0" encoding="utf-8"?>
+<w:footnotes xmlns:wpc="http://schemas.microsoft.com/office/word/2010/wordprocessingCanvas" xmlns:cx="http://schemas.microsoft.com/office/drawing/2014/chartex" xmlns:cx1="http://schemas.microsoft.com/office/drawing/2015/9/8/chartex" xmlns:cx2="http://schemas.microsoft.com/office/drawing/2015/10/21/chartex" xmlns:cx3="http://schemas.microsoft.com/office/drawing/2016/5/9/chartex" xmlns:cx4="http://schemas.microsoft.com/office/drawing/2016/5/10/chartex" xmlns:cx5="http://schemas.microsoft.com/office/drawing/2016/5/11/chartex" xmlns:cx6="http://schemas.microsoft.com/office/drawing/2016/5/12/chartex" xmlns:cx7="http://schemas.microsoft.com/office/drawing/2016/5/13/chartex" xmlns:cx8="http://schemas.microsoft.com/office/drawing/2016/5/14/chartex" xmlns:mc="http://schemas.openxmlformats.org/markup-compatibility/2006" xmlns:aink="http://schemas.microsoft.com/office/drawing/2016/ink" xmlns:am3d="http://schemas.microsoft.com/office/drawing/2017/model3d" xmlns:o="urn:schemas-microsoft-com:office:office" xmlns:oel="http://schemas.microsoft.com/office/2019/extlst" xmlns:r="http://schemas.openxmlformats.org/officeDocument/2006/relationships" xmlns:m="http://schemas.openxmlformats.org/officeDocument/2006/math" xmlns:v="urn:schemas-microsoft-com:vml" xmlns:wp14="http://schemas.microsoft.com/office/word/2010/wordprocessingDrawing" xmlns:wp="http://schemas.openxmlformats.org/drawingml/2006/wordprocessingDrawing" xmlns:w10="urn:schemas-microsoft-com:office:word" xmlns:w="http://schemas.openxmlformats.org/wordprocessingml/2006/main" xmlns:w14="http://schemas.microsoft.com/office/word/2010/wordml" xmlns:w15="http://schemas.microsoft.com/office/word/2012/wordml" xmlns:w16cex="http://schemas.microsoft.com/office/word/2018/wordml/cex" xmlns:w16cid="http://schemas.microsoft.com/office/word/2016/wordml/cid" xmlns:w16="http://schemas.microsoft.com/office/word/2018/wordml" xmlns:w16du="http://schemas.microsoft.com/office/word/2023/wordml/word16du" xmlns:w16sdtdh="http://schemas.microsoft.com/office/word/2020/wordml/sdtdatahash" xmlns:w16sdtfl="http://schemas.microsoft.com/office/word/2024/wordml/sdtformatlock" xmlns:w16se="http://schemas.microsoft.com/office/word/2015/wordml/symex" xmlns:wpg="http://schemas.microsoft.com/office/word/2010/wordprocessingGroup" xmlns:wpi="http://schemas.microsoft.com/office/word/2010/wordprocessingInk" xmlns:wne="http://schemas.microsoft.com/office/word/2006/wordml" xmlns:wps="http://schemas.microsoft.com/office/word/2010/wordprocessingShape" mc:Ignorable="w14 w15 w16se w16cid w16 w16cex w16sdtdh w16sdtfl w16du wp14">
+  <w:footnote w:type="separator" w:id="-1">
+    <w:p>
+      <w:pPr>
+        <w:spacing w:after="0"/>
+      </w:pPr>
+      <w:r>
+        <w:separator/>
+      </w:r>
+    </w:p>
+  </w:footnote>
+  <w:footnote w:type="continuationSeparator" w:id="0">
+    <w:p>
+      <w:pPr>
+        <w:spacing w:after="0"/>
+      </w:pPr>
+      <w:r>
+        <w:continuationSeparator/>
+      </w:r>
+    </w:p>
+  </w:footnote>
+</w:footnotes>
+</file>
+
 <file path=word/numbering.xml><?xml version="1.0" encoding="utf-8"?>
 <w:numbering xmlns:wpc="http://schemas.microsoft.com/office/word/2010/wordprocessingCanvas" xmlns:cx="http://schemas.microsoft.com/office/drawing/2014/chartex" xmlns:cx1="http://schemas.microsoft.com/office/drawing/2015/9/8/chartex" xmlns:cx2="http://schemas.microsoft.com/office/drawing/2015/10/21/chartex" xmlns:cx3="http://schemas.microsoft.com/office/drawing/2016/5/9/chartex" xmlns:cx4="http://schemas.microsoft.com/office/drawing/2016/5/10/chartex" xmlns:cx5="http://schemas.microsoft.com/office/drawing/2016/5/11/chartex" xmlns:cx6="http://schemas.microsoft.com/office/drawing/2016/5/12/chartex" xmlns:cx7="http://schemas.microsoft.com/office/drawing/2016/5/13/chartex" xmlns:cx8="http://schemas.microsoft.com/office/drawing/2016/5/14/chartex" xmlns:mc="http://schemas.openxmlformats.org/markup-compatibility/2006" xmlns:aink="http://schemas.microsoft.com/office/drawing/2016/ink" xmlns:am3d="http://schemas.microsoft.com/office/drawing/2017/model3d" xmlns:o="urn:schemas-microsoft-com:office:office" xmlns:oel="http://schemas.microsoft.com/office/2019/extlst" xmlns:r="http://schemas.openxmlformats.org/officeDocument/2006/relationships" xmlns:m="http://schemas.openxmlformats.org/officeDocument/2006/math" xmlns:v="urn:schemas-microsoft-com:vml" xmlns:wp14="http://schemas.microsoft.com/office/word/2010/wordprocessingDrawing" xmlns:wp="http://schemas.openxmlformats.org/drawingml/2006/wordprocessingDrawing" xmlns:w10="urn:schemas-microsoft-com:office:word" xmlns:w="http://schemas.openxmlformats.org/wordprocessingml/2006/main" xmlns:w14="http://schemas.microsoft.com/office/word/2010/wordml" xmlns:w15="http://schemas.microsoft.com/office/word/2012/wordml" xmlns:w16cex="http://schemas.microsoft.com/office/word/2018/wordml/cex" xmlns:w16cid="http://schemas.microsoft.com/office/word/2016/wordml/cid" xmlns:w16="http://schemas.microsoft.com/office/word/2018/wordml" xmlns:w16du="http://schemas.microsoft.com/office/word/2023/wordml/word16du" xmlns:w16sdtdh="http://schemas.microsoft.com/office/word/2020/wordml/sdtdatahash" xmlns:w16sdtfl="http://schemas.microsoft.com/office/word/2024/wordml/sdtformatlock" xmlns:w16se="http://schemas.microsoft.com/office/word/2015/wordml/symex" xmlns:wpg="http://schemas.microsoft.com/office/word/2010/wordprocessingGroup" xmlns:wpi="http://schemas.microsoft.com/office/word/2010/wordprocessingInk" xmlns:wne="http://schemas.microsoft.com/office/word/2006/wordml" xmlns:wps="http://schemas.microsoft.com/office/word/2010/wordprocessingShape" mc:Ignorable="w14 w15 w16se w16cid w16 w16cex w16sdtdh w16sdtfl w16du wp14">
   <w:numPicBullet w:numPicBulletId="0">
     <w:pict>
-      <v:rect id="_x0000_i1031" style="width:0;height:1.5pt" o:hralign="center" o:bullet="t" o:hrstd="t" o:hr="t"/>
+      <v:rect id="_x0000_i1048" style="width:0;height:1.5pt" o:hralign="center" o:bullet="t" o:hrstd="t" o:hr="t"/>
     </w:pict>
   </w:numPicBullet>
   <w:abstractNum w:abstractNumId="0" w15:restartNumberingAfterBreak="0">
@@ -12327,6 +12631,56 @@
       <w:bCs/>
     </w:rPr>
   </w:style>
+  <w:style w:type="character" w:styleId="af7">
+    <w:name w:val="Unresolved Mention"/>
+    <w:basedOn w:val="a1"/>
+    <w:uiPriority w:val="99"/>
+    <w:semiHidden/>
+    <w:unhideWhenUsed/>
+    <w:rsid w:val="004213BC"/>
+    <w:rPr>
+      <w:color w:val="605E5C"/>
+      <w:shd w:val="clear" w:color="auto" w:fill="E1DFDD"/>
+    </w:rPr>
+  </w:style>
+  <w:style w:type="paragraph" w:styleId="af8">
+    <w:name w:val="header"/>
+    <w:basedOn w:val="a"/>
+    <w:link w:val="af9"/>
+    <w:rsid w:val="00F225AA"/>
+    <w:pPr>
+      <w:tabs>
+        <w:tab w:val="center" w:pos="4252"/>
+        <w:tab w:val="right" w:pos="8504"/>
+      </w:tabs>
+      <w:snapToGrid w:val="0"/>
+    </w:pPr>
+  </w:style>
+  <w:style w:type="character" w:customStyle="1" w:styleId="af9">
+    <w:name w:val="ヘッダー (文字)"/>
+    <w:basedOn w:val="a1"/>
+    <w:link w:val="af8"/>
+    <w:rsid w:val="00F225AA"/>
+  </w:style>
+  <w:style w:type="paragraph" w:styleId="afa">
+    <w:name w:val="footer"/>
+    <w:basedOn w:val="a"/>
+    <w:link w:val="afb"/>
+    <w:rsid w:val="00F225AA"/>
+    <w:pPr>
+      <w:tabs>
+        <w:tab w:val="center" w:pos="4252"/>
+        <w:tab w:val="right" w:pos="8504"/>
+      </w:tabs>
+      <w:snapToGrid w:val="0"/>
+    </w:pPr>
+  </w:style>
+  <w:style w:type="character" w:customStyle="1" w:styleId="afb">
+    <w:name w:val="フッター (文字)"/>
+    <w:basedOn w:val="a1"/>
+    <w:link w:val="afa"/>
+    <w:rsid w:val="00F225AA"/>
+  </w:style>
 </w:styles>
 </file>
 
